--- a/2° Semestre/Desenvolvimento Front-End para Web/7°Aula_22.09/Exercício 7.2/exercicio-7-2-documento.docx
+++ b/2° Semestre/Desenvolvimento Front-End para Web/7°Aula_22.09/Exercício 7.2/exercicio-7-2-documento.docx
@@ -24,10 +24,7 @@
     </w:p>
     <w:p>
       <w:r>
-        <w:t xml:space="preserve">Preencham este documento durante toda a atividade. Ele é a evidência das decisões da dupla — código sem registro não fecha a </w:t>
-      </w:r>
-      <w:r>
-        <w:t>atividade.</w:t>
+        <w:t>Preencham este documento durante toda a atividade. Ele é a evidência das decisões da dupla — código sem registro não fecha a atividade.</w:t>
       </w:r>
     </w:p>
     <w:p/>
@@ -79,10 +76,7 @@
     </w:p>
     <w:p>
       <w:r>
-        <w:t>• Ond</w:t>
-      </w:r>
-      <w:r>
-        <w:t>e pretendemos usar Grid e onde Flex, e por quê:</w:t>
+        <w:t>• Onde pretendemos usar Grid e onde Flex, e por quê:</w:t>
       </w:r>
     </w:p>
     <w:p>
@@ -91,15 +85,7 @@
         <w:t xml:space="preserve">R: </w:t>
       </w:r>
       <w:r>
-        <w:t xml:space="preserve">Grid no .cards. Se </w:t>
-      </w:r>
-      <w:proofErr w:type="spellStart"/>
-      <w:r>
-        <w:t>flex</w:t>
-      </w:r>
-      <w:proofErr w:type="spellEnd"/>
-      <w:r>
-        <w:t xml:space="preserve"> fosse escolhido, quando adicionar mais cards, esse card ocuparia 100% da tela esticando o layout e atrapalhando a “harmonia” da interface. Grid permite mais controle sobre isso. </w:t>
+        <w:t xml:space="preserve">Grid no .cards. Se flex fosse escolhido, quando adicionar mais cards, esse card ocuparia 100% da tela esticando o layout e atrapalhando a “harmonia” da interface. Grid permite mais controle sobre isso. </w:t>
       </w:r>
     </w:p>
     <w:p>
@@ -160,10 +146,7 @@
     </w:p>
     <w:p>
       <w:r>
-        <w:t xml:space="preserve">A cada evento liberado: decidam → implementem → </w:t>
-      </w:r>
-      <w:r>
-        <w:t>observem → registrem.</w:t>
+        <w:t>A cada evento liberado: decidam → implementem → observem → registrem.</w:t>
       </w:r>
     </w:p>
     <w:tbl>
@@ -181,10 +164,10 @@
         <w:tblLook w:val="04A0" w:firstRow="1" w:lastRow="0" w:firstColumn="1" w:lastColumn="0" w:noHBand="0" w:noVBand="1"/>
       </w:tblPr>
       <w:tblGrid>
-        <w:gridCol w:w="2124"/>
-        <w:gridCol w:w="2126"/>
-        <w:gridCol w:w="2102"/>
-        <w:gridCol w:w="2142"/>
+        <w:gridCol w:w="2054"/>
+        <w:gridCol w:w="2178"/>
+        <w:gridCol w:w="2173"/>
+        <w:gridCol w:w="2089"/>
       </w:tblGrid>
       <w:tr>
         <w:tc>
@@ -301,10 +284,7 @@
               <w:t>overflow-wrap</w:t>
             </w:r>
             <w:r>
-              <w:t>: break-word;</w:t>
-            </w:r>
-            <w:r>
-              <w:t xml:space="preserve"> para resolver os textos longos</w:t>
+              <w:t>: break-word; para resolver os textos longos</w:t>
             </w:r>
           </w:p>
         </w:tc>
@@ -325,15 +305,7 @@
               </w:rPr>
             </w:pPr>
             <w:r>
-              <w:t xml:space="preserve">Os cards se comportam bem devido da escolha </w:t>
-            </w:r>
-            <w:proofErr w:type="spellStart"/>
-            <w:r>
-              <w:t>gird</w:t>
-            </w:r>
-            <w:proofErr w:type="spellEnd"/>
-            <w:r>
-              <w:t xml:space="preserve">. Devido ao break-word, o card não quebra as colunas vizinhas e todas elas acompanham a altura do card com maior título </w:t>
+              <w:t xml:space="preserve">Os cards se comportam bem devido da escolha gird. Devido ao break-word, o card não quebra as colunas vizinhas e todas elas acompanham a altura do card com maior título </w:t>
             </w:r>
           </w:p>
         </w:tc>
@@ -383,13 +355,24 @@
           <w:tcPr>
             <w:tcW w:w="2200" w:type="dxa"/>
           </w:tcPr>
-          <w:p/>
-        </w:tc>
-        <w:tc>
-          <w:tcPr>
-            <w:tcW w:w="2200" w:type="dxa"/>
-          </w:tcPr>
-          <w:p/>
+          <w:p>
+            <w:r>
+              <w:t xml:space="preserve">Adicionado um sessão @media ao código CSS, definindo como o site dever comportar em </w:t>
+            </w:r>
+            <w:r>
+              <w:t xml:space="preserve">escala Mobile.O Sidebar foi alocado para o fundo do layout momentaneamente, estando entre o main e o footer. </w:t>
+            </w:r>
+          </w:p>
+        </w:tc>
+        <w:tc>
+          <w:tcPr>
+            <w:tcW w:w="2200" w:type="dxa"/>
+          </w:tcPr>
+          <w:p>
+            <w:r>
+              <w:t>Foi decido o que o main é sim o conteúdo principal da pagina, e o header e sidebar não deveriam interferir na visualização e se possível escondidas(toggled) via “três barras”</w:t>
+            </w:r>
+          </w:p>
         </w:tc>
         <w:tc>
           <w:tcPr>
@@ -413,7 +396,22 @@
           <w:tcPr>
             <w:tcW w:w="2200" w:type="dxa"/>
           </w:tcPr>
-          <w:p/>
+          <w:p>
+            <w:r>
+              <w:t>- Modificado overflow</w:t>
+            </w:r>
+            <w:r>
+              <w:t>:</w:t>
+            </w:r>
+            <w:r>
+              <w:t xml:space="preserve"> hidden.</w:t>
+            </w:r>
+          </w:p>
+          <w:p>
+            <w:r>
+              <w:t xml:space="preserve">- </w:t>
+            </w:r>
+          </w:p>
         </w:tc>
         <w:tc>
           <w:tcPr>
@@ -440,10 +438,7 @@
     </w:p>
     <w:p>
       <w:r>
-        <w:t xml:space="preserve">Usem o prompt da página da atividade numa IA de sua escolha. Registrem o que ela </w:t>
-      </w:r>
-      <w:r>
-        <w:t>disse — não o que vocês queriam ouvir.</w:t>
+        <w:t>Usem o prompt da página da atividade numa IA de sua escolha. Registrem o que ela disse — não o que vocês queriam ouvir.</w:t>
       </w:r>
     </w:p>
     <w:tbl>
@@ -608,75 +603,43 @@
     </w:p>
     <w:p>
       <w:r>
-        <w:t>☐</w:t>
-      </w:r>
-      <w:r>
-        <w:t xml:space="preserve"> Cards e agenda organizados </w:t>
-      </w:r>
-      <w:r>
-        <w:t>dentro da grade da página</w:t>
-      </w:r>
-    </w:p>
-    <w:p>
-      <w:r>
-        <w:t>☐</w:t>
-      </w:r>
-      <w:r>
-        <w:t xml:space="preserve"> Com os 8 cards, nenhum ficou estreito demais (~200px) nem com texto transbordando</w:t>
-      </w:r>
-    </w:p>
-    <w:p>
-      <w:r>
-        <w:t>☐</w:t>
-      </w:r>
-      <w:r>
-        <w:t xml:space="preserve"> Em ~640px a página funciona sem rolagem horizontal e a lateral continua legível</w:t>
-      </w:r>
-    </w:p>
-    <w:p>
-      <w:r>
-        <w:t>☐</w:t>
-      </w:r>
-      <w:r>
-        <w:t xml:space="preserve"> No mobile o conteúdo principal aparece antes da navegação por </w:t>
-      </w:r>
-      <w:r>
-        <w:t>categoria — e a ordem dos blocos no HTML não mudou (a reorganização é só visual)</w:t>
-      </w:r>
-    </w:p>
-    <w:p>
-      <w:r>
-        <w:t>☐</w:t>
-      </w:r>
-      <w:r>
-        <w:t xml:space="preserve"> Título do destaque com tamanho fluido e limitado nos dois extremos</w:t>
-      </w:r>
-    </w:p>
-    <w:p>
-      <w:r>
-        <w:t>☐</w:t>
-      </w:r>
-      <w:r>
-        <w:t xml:space="preserve"> Todas as decisões registradas neste documento</w:t>
-      </w:r>
-    </w:p>
-    <w:p>
-      <w:r>
-        <w:t>☐</w:t>
-      </w:r>
-      <w:r>
-        <w:t xml:space="preserve"> Adaptações justificadas pelo que foi observado</w:t>
-      </w:r>
-    </w:p>
-    <w:p>
-      <w:r>
-        <w:t>☐</w:t>
-      </w:r>
-      <w:r>
-        <w:t xml:space="preserve"> Recomen</w:t>
-      </w:r>
-      <w:r>
-        <w:t>dações da IA avaliadas com argumento próprio</w:t>
+        <w:t>☐ Cards e agenda organizados dentro da grade da página</w:t>
+      </w:r>
+    </w:p>
+    <w:p>
+      <w:r>
+        <w:lastRenderedPageBreak/>
+        <w:t>☐ Com os 8 cards, nenhum ficou estreito demais (~200px) nem com texto transbordando</w:t>
+      </w:r>
+    </w:p>
+    <w:p>
+      <w:r>
+        <w:t>☐ Em ~640px a página funciona sem rolagem horizontal e a lateral continua legível</w:t>
+      </w:r>
+    </w:p>
+    <w:p>
+      <w:r>
+        <w:t>☐ No mobile o conteúdo principal aparece antes da navegação por categoria — e a ordem dos blocos no HTML não mudou (a reorganização é só visual)</w:t>
+      </w:r>
+    </w:p>
+    <w:p>
+      <w:r>
+        <w:t>☐ Título do destaque com tamanho fluido e limitado nos dois extremos</w:t>
+      </w:r>
+    </w:p>
+    <w:p>
+      <w:r>
+        <w:t>☐ Todas as decisões registradas neste documento</w:t>
+      </w:r>
+    </w:p>
+    <w:p>
+      <w:r>
+        <w:t>☐ Adaptações justificadas pelo que foi observado</w:t>
+      </w:r>
+    </w:p>
+    <w:p>
+      <w:r>
+        <w:t>☐ Recomendações da IA avaliadas com argumento próprio</w:t>
       </w:r>
     </w:p>
     <w:p/>
@@ -700,10 +663,7 @@
     </w:p>
     <w:p>
       <w:r>
-        <w:t>2. Qual evento causou mais dificuldade — e por quê</w:t>
-      </w:r>
-      <w:r>
-        <w:t>?</w:t>
+        <w:t>2. Qual evento causou mais dificuldade — e por quê?</w:t>
       </w:r>
     </w:p>
     <w:p>
@@ -732,10 +692,7 @@
     </w:p>
     <w:p>
       <w:r>
-        <w:t xml:space="preserve">Zip da pasta final (index.html + style.css) + este documento </w:t>
-      </w:r>
-      <w:r>
-        <w:t>preenchido, no Blackboard.</w:t>
+        <w:t>Zip da pasta final (index.html + style.css) + este documento preenchido, no Blackboard.</w:t>
       </w:r>
     </w:p>
     <w:sectPr>
@@ -926,19 +883,9 @@
             <w:spacing w:before="120"/>
             <w:jc w:val="right"/>
           </w:pPr>
-          <w:proofErr w:type="spellStart"/>
           <w:r>
-            <w:t>Frontend</w:t>
+            <w:t>Frontend Challenge</w:t>
           </w:r>
-          <w:proofErr w:type="spellEnd"/>
-          <w:r>
-            <w:t xml:space="preserve"> </w:t>
-          </w:r>
-          <w:proofErr w:type="spellStart"/>
-          <w:r>
-            <w:t>Challenge</w:t>
-          </w:r>
-          <w:proofErr w:type="spellEnd"/>
           <w:r>
             <w:t xml:space="preserve"> </w:t>
           </w:r>

--- a/2° Semestre/Desenvolvimento Front-End para Web/7°Aula_22.09/Exercício 7.2/exercicio-7-2-documento.docx
+++ b/2° Semestre/Desenvolvimento Front-End para Web/7°Aula_22.09/Exercício 7.2/exercicio-7-2-documento.docx
@@ -1,6 +1,6 @@
 
 <file path=word/document.xml><?xml version="1.0" encoding="utf-8"?>
-<w:document xmlns:wpc="http://schemas.microsoft.com/office/word/2010/wordprocessingCanvas" xmlns:cx="http://schemas.microsoft.com/office/drawing/2014/chartex" xmlns:cx1="http://schemas.microsoft.com/office/drawing/2015/9/8/chartex" xmlns:cx2="http://schemas.microsoft.com/office/drawing/2015/10/21/chartex" xmlns:cx3="http://schemas.microsoft.com/office/drawing/2016/5/9/chartex" xmlns:cx4="http://schemas.microsoft.com/office/drawing/2016/5/10/chartex" xmlns:cx5="http://schemas.microsoft.com/office/drawing/2016/5/11/chartex" xmlns:cx6="http://schemas.microsoft.com/office/drawing/2016/5/12/chartex" xmlns:cx7="http://schemas.microsoft.com/office/drawing/2016/5/13/chartex" xmlns:cx8="http://schemas.microsoft.com/office/drawing/2016/5/14/chartex" xmlns:mc="http://schemas.openxmlformats.org/markup-compatibility/2006" xmlns:aink="http://schemas.microsoft.com/office/drawing/2016/ink" xmlns:am3d="http://schemas.microsoft.com/office/drawing/2017/model3d" xmlns:o="urn:schemas-microsoft-com:office:office" xmlns:r="http://schemas.openxmlformats.org/officeDocument/2006/relationships" xmlns:m="http://schemas.openxmlformats.org/officeDocument/2006/math" xmlns:v="urn:schemas-microsoft-com:vml" xmlns:wp14="http://schemas.microsoft.com/office/word/2010/wordprocessingDrawing" xmlns:wp="http://schemas.openxmlformats.org/drawingml/2006/wordprocessingDrawing" xmlns:w10="urn:schemas-microsoft-com:office:word" xmlns:w="http://schemas.openxmlformats.org/wordprocessingml/2006/main" xmlns:w14="http://schemas.microsoft.com/office/word/2010/wordml" xmlns:w15="http://schemas.microsoft.com/office/word/2012/wordml" xmlns:w16cex="http://schemas.microsoft.com/office/word/2018/wordml/cex" xmlns:w16cid="http://schemas.microsoft.com/office/word/2016/wordml/cid" xmlns:w16="http://schemas.microsoft.com/office/word/2018/wordml" xmlns:w16sdtdh="http://schemas.microsoft.com/office/word/2020/wordml/sdtdatahash" xmlns:w16se="http://schemas.microsoft.com/office/word/2015/wordml/symex" xmlns:wpg="http://schemas.microsoft.com/office/word/2010/wordprocessingGroup" xmlns:wpi="http://schemas.microsoft.com/office/word/2010/wordprocessingInk" xmlns:wne="http://schemas.microsoft.com/office/word/2006/wordml" xmlns:wps="http://schemas.microsoft.com/office/word/2010/wordprocessingShape" mc:Ignorable="w14 w15 w16se w16cid w16 w16cex w16sdtdh wp14">
+<w:document xmlns:ve="http://schemas.openxmlformats.org/markup-compatibility/2006" xmlns:o="urn:schemas-microsoft-com:office:office" xmlns:r="http://schemas.openxmlformats.org/officeDocument/2006/relationships" xmlns:m="http://schemas.openxmlformats.org/officeDocument/2006/math" xmlns:v="urn:schemas-microsoft-com:vml" xmlns:wp="http://schemas.openxmlformats.org/drawingml/2006/wordprocessingDrawing" xmlns:w10="urn:schemas-microsoft-com:office:word" xmlns:w="http://schemas.openxmlformats.org/wordprocessingml/2006/main" xmlns:wne="http://schemas.microsoft.com/office/word/2006/wordml">
   <w:body>
     <w:p>
       <w:pPr>
@@ -11,7 +11,21 @@
         <w:rPr>
           <w:b/>
         </w:rPr>
-        <w:t>Desenvolvimento Front-end para Web — Exercício 7.2</w:t>
+        <w:t xml:space="preserve">Desenvolvimento </w:t>
+      </w:r>
+      <w:proofErr w:type="spellStart"/>
+      <w:r>
+        <w:rPr>
+          <w:b/>
+        </w:rPr>
+        <w:t>Front-end</w:t>
+      </w:r>
+      <w:proofErr w:type="spellEnd"/>
+      <w:r>
+        <w:rPr>
+          <w:b/>
+        </w:rPr>
+        <w:t xml:space="preserve"> para Web — Exercício 7.2</w:t>
       </w:r>
     </w:p>
     <w:p>
@@ -19,7 +33,15 @@
         <w:pStyle w:val="Ttulo1"/>
       </w:pPr>
       <w:r>
-        <w:t>O guia sob pressão — registro e relatório da atividade</w:t>
+        <w:t xml:space="preserve">O guia </w:t>
+      </w:r>
+      <w:proofErr w:type="gramStart"/>
+      <w:r>
+        <w:t>sob pressão</w:t>
+      </w:r>
+      <w:proofErr w:type="gramEnd"/>
+      <w:r>
+        <w:t xml:space="preserve"> — registro e relatório da atividade</w:t>
       </w:r>
     </w:p>
     <w:p>
@@ -43,10 +65,15 @@
         </w:rPr>
       </w:pPr>
       <w:r>
-        <w:t xml:space="preserve">Dupla: </w:t>
-      </w:r>
-      <w:r>
-        <w:t>Nathan Gabriel Nunes dos Santos</w:t>
+        <w:t xml:space="preserve"> </w:t>
+      </w:r>
+      <w:proofErr w:type="spellStart"/>
+      <w:r>
+        <w:t>Nathan</w:t>
+      </w:r>
+      <w:proofErr w:type="spellEnd"/>
+      <w:r>
+        <w:t xml:space="preserve"> Gabriel Nunes dos Santos</w:t>
       </w:r>
       <w:r>
         <w:t xml:space="preserve"> </w:t>
@@ -56,8 +83,159 @@
       </w:r>
     </w:p>
     <w:p>
-      <w:r>
-        <w:t>Os papéis alternam a cada evento: quem implementa (driver) e quem registra e questiona (analista).</w:t>
+      <w:pPr>
+        <w:pStyle w:val="Ttulo2"/>
+      </w:pPr>
+      <w:r>
+        <w:t>2. Estratégia inicial</w:t>
+      </w:r>
+    </w:p>
+    <w:p>
+      <w:r>
+        <w:t>Antes de codar, respondam:</w:t>
+      </w:r>
+    </w:p>
+    <w:p>
+      <w:r>
+        <w:t xml:space="preserve">• Onde pretendemos usar </w:t>
+      </w:r>
+      <w:proofErr w:type="spellStart"/>
+      <w:r>
+        <w:t>Grid</w:t>
+      </w:r>
+      <w:proofErr w:type="spellEnd"/>
+      <w:r>
+        <w:t xml:space="preserve"> e onde </w:t>
+      </w:r>
+      <w:proofErr w:type="spellStart"/>
+      <w:r>
+        <w:t>Flex</w:t>
+      </w:r>
+      <w:proofErr w:type="spellEnd"/>
+      <w:r>
+        <w:t>, e por quê:</w:t>
+      </w:r>
+    </w:p>
+    <w:p>
+      <w:r>
+        <w:tab/>
+        <w:t xml:space="preserve">R: </w:t>
+      </w:r>
+      <w:proofErr w:type="spellStart"/>
+      <w:r>
+        <w:t>Grid</w:t>
+      </w:r>
+      <w:proofErr w:type="spellEnd"/>
+      <w:r>
+        <w:t xml:space="preserve"> </w:t>
+      </w:r>
+      <w:proofErr w:type="gramStart"/>
+      <w:r>
+        <w:t>no .</w:t>
+      </w:r>
+      <w:proofErr w:type="spellStart"/>
+      <w:proofErr w:type="gramEnd"/>
+      <w:r>
+        <w:t>cards</w:t>
+      </w:r>
+      <w:proofErr w:type="spellEnd"/>
+      <w:r>
+        <w:t xml:space="preserve">. Se </w:t>
+      </w:r>
+      <w:proofErr w:type="spellStart"/>
+      <w:r>
+        <w:t>flex</w:t>
+      </w:r>
+      <w:proofErr w:type="spellEnd"/>
+      <w:r>
+        <w:t xml:space="preserve"> fosse escolhido, quando adicionar mais </w:t>
+      </w:r>
+      <w:proofErr w:type="spellStart"/>
+      <w:r>
+        <w:t>cards</w:t>
+      </w:r>
+      <w:proofErr w:type="spellEnd"/>
+      <w:r>
+        <w:t xml:space="preserve">, esse </w:t>
+      </w:r>
+      <w:proofErr w:type="spellStart"/>
+      <w:r>
+        <w:t>card</w:t>
+      </w:r>
+      <w:proofErr w:type="spellEnd"/>
+      <w:r>
+        <w:t xml:space="preserve"> ocuparia 100% da tela esticando o layout e atrapalhando a “harmonia” da interface. </w:t>
+      </w:r>
+      <w:proofErr w:type="spellStart"/>
+      <w:r>
+        <w:t>Grid</w:t>
+      </w:r>
+      <w:proofErr w:type="spellEnd"/>
+      <w:r>
+        <w:t xml:space="preserve"> permite mais controle sobre isso. </w:t>
+      </w:r>
+    </w:p>
+    <w:p>
+      <w:r>
+        <w:tab/>
+        <w:t xml:space="preserve">    Agenda é flex. Pois não há necessidade</w:t>
+      </w:r>
+      <w:r>
+        <w:t xml:space="preserve"> de controlar duas direções. Como a lista vai só pra baixo, esse serve.</w:t>
+      </w:r>
+      <w:r>
+        <w:t xml:space="preserve"> </w:t>
+      </w:r>
+    </w:p>
+    <w:p>
+      <w:r>
+        <w:t xml:space="preserve">• Como esperamos que os </w:t>
+      </w:r>
+      <w:proofErr w:type="spellStart"/>
+      <w:r>
+        <w:t>cards</w:t>
+      </w:r>
+      <w:proofErr w:type="spellEnd"/>
+      <w:r>
+        <w:t xml:space="preserve"> se comportem quando o conteúdo crescer:</w:t>
+      </w:r>
+    </w:p>
+    <w:p>
+      <w:pPr>
+        <w:rPr>
+          <w:u w:val="single"/>
+        </w:rPr>
+      </w:pPr>
+      <w:r>
+        <w:tab/>
+        <w:t>R: Que acompanhem de forma flexível e estável, permanecendo sempre legível.</w:t>
+      </w:r>
+    </w:p>
+    <w:p>
+      <w:r>
+        <w:t xml:space="preserve">• </w:t>
+      </w:r>
+      <w:proofErr w:type="gramStart"/>
+      <w:r>
+        <w:t>Qual problema achamos</w:t>
+      </w:r>
+      <w:proofErr w:type="gramEnd"/>
+      <w:r>
+        <w:t xml:space="preserve"> que vai aparecer primeiro:</w:t>
+      </w:r>
+    </w:p>
+    <w:p>
+      <w:pPr>
+        <w:rPr>
+          <w:u w:val="single"/>
+        </w:rPr>
+      </w:pPr>
+      <w:r>
+        <w:tab/>
+        <w:t>R: A estilização e interação da página</w:t>
+      </w:r>
+      <w:r>
+        <w:t xml:space="preserve"> e a compreensão do exercício. </w:t>
       </w:r>
     </w:p>
     <w:p/>
@@ -66,87 +244,20 @@
         <w:pStyle w:val="Ttulo2"/>
       </w:pPr>
       <w:r>
-        <w:t>2. Estratégia inicial</w:t>
+        <w:t>3. Registro por momento</w:t>
       </w:r>
     </w:p>
     <w:p>
       <w:r>
-        <w:t>Antes de codar, respondam:</w:t>
-      </w:r>
-    </w:p>
-    <w:p>
-      <w:r>
-        <w:t>• Onde pretendemos usar Grid e onde Flex, e por quê:</w:t>
-      </w:r>
-    </w:p>
-    <w:p>
-      <w:r>
-        <w:tab/>
-        <w:t xml:space="preserve">R: </w:t>
-      </w:r>
-      <w:r>
-        <w:t xml:space="preserve">Grid no .cards. Se flex fosse escolhido, quando adicionar mais cards, esse card ocuparia 100% da tela esticando o layout e atrapalhando a “harmonia” da interface. Grid permite mais controle sobre isso. </w:t>
-      </w:r>
-    </w:p>
-    <w:p>
-      <w:r>
-        <w:tab/>
-        <w:t xml:space="preserve">    Agenda é flex. Pois não há necessidade</w:t>
-      </w:r>
-      <w:r>
-        <w:t xml:space="preserve"> de controlar duas direções. Como a lista vai só pra baixo, esse serve.</w:t>
-      </w:r>
-      <w:r>
-        <w:t xml:space="preserve"> </w:t>
-      </w:r>
-    </w:p>
-    <w:p>
-      <w:r>
-        <w:t>• Como esperamos que os cards se comportem quando o conteúdo crescer:</w:t>
-      </w:r>
-    </w:p>
-    <w:p>
-      <w:pPr>
-        <w:rPr>
-          <w:u w:val="single"/>
-        </w:rPr>
-      </w:pPr>
-      <w:r>
-        <w:tab/>
-        <w:t>R: Que acompanhem de forma flexível e estável, permanecendo sempre legível.</w:t>
-      </w:r>
-    </w:p>
-    <w:p>
-      <w:r>
-        <w:t>• Qual problema achamos que vai aparecer primeiro:</w:t>
-      </w:r>
-    </w:p>
-    <w:p>
-      <w:pPr>
-        <w:rPr>
-          <w:u w:val="single"/>
-        </w:rPr>
-      </w:pPr>
-      <w:r>
-        <w:tab/>
-        <w:t>R: A estilização e interação da página</w:t>
-      </w:r>
-      <w:r>
-        <w:t xml:space="preserve"> e a compreensão do exercício. </w:t>
-      </w:r>
-    </w:p>
-    <w:p/>
-    <w:p>
-      <w:pPr>
-        <w:pStyle w:val="Ttulo2"/>
-      </w:pPr>
-      <w:r>
-        <w:t>3. Registro por momento</w:t>
-      </w:r>
-    </w:p>
-    <w:p>
-      <w:r>
-        <w:t>A cada evento liberado: decidam → implementem → observem → registrem.</w:t>
+        <w:t xml:space="preserve">A cada evento liberado: decidam → </w:t>
+      </w:r>
+      <w:proofErr w:type="gramStart"/>
+      <w:r>
+        <w:t>implementem</w:t>
+      </w:r>
+      <w:proofErr w:type="gramEnd"/>
+      <w:r>
+        <w:t xml:space="preserve"> → observem → registrem.</w:t>
       </w:r>
     </w:p>
     <w:tbl>
@@ -161,18 +272,18 @@
           <w:insideH w:val="single" w:sz="4" w:space="0" w:color="999999"/>
           <w:insideV w:val="single" w:sz="4" w:space="0" w:color="999999"/>
         </w:tblBorders>
-        <w:tblLook w:val="04A0" w:firstRow="1" w:lastRow="0" w:firstColumn="1" w:lastColumn="0" w:noHBand="0" w:noVBand="1"/>
+        <w:tblLook w:val="04A0"/>
       </w:tblPr>
       <w:tblGrid>
-        <w:gridCol w:w="2054"/>
-        <w:gridCol w:w="2178"/>
-        <w:gridCol w:w="2173"/>
-        <w:gridCol w:w="2089"/>
+        <w:gridCol w:w="2160"/>
+        <w:gridCol w:w="2194"/>
+        <w:gridCol w:w="2192"/>
+        <w:gridCol w:w="2174"/>
       </w:tblGrid>
       <w:tr>
         <w:tc>
           <w:tcPr>
-            <w:tcW w:w="2200" w:type="dxa"/>
+            <w:tcW w:w="2160" w:type="dxa"/>
           </w:tcPr>
           <w:p>
             <w:r>
@@ -185,7 +296,7 @@
         </w:tc>
         <w:tc>
           <w:tcPr>
-            <w:tcW w:w="2200" w:type="dxa"/>
+            <w:tcW w:w="2194" w:type="dxa"/>
           </w:tcPr>
           <w:p>
             <w:r>
@@ -198,7 +309,7 @@
         </w:tc>
         <w:tc>
           <w:tcPr>
-            <w:tcW w:w="2200" w:type="dxa"/>
+            <w:tcW w:w="2192" w:type="dxa"/>
           </w:tcPr>
           <w:p>
             <w:r>
@@ -211,7 +322,7 @@
         </w:tc>
         <w:tc>
           <w:tcPr>
-            <w:tcW w:w="2200" w:type="dxa"/>
+            <w:tcW w:w="2174" w:type="dxa"/>
           </w:tcPr>
           <w:p>
             <w:r>
@@ -226,30 +337,293 @@
       <w:tr>
         <w:tc>
           <w:tcPr>
-            <w:tcW w:w="2200" w:type="dxa"/>
+            <w:tcW w:w="2160" w:type="dxa"/>
           </w:tcPr>
           <w:p>
             <w:r>
-              <w:lastRenderedPageBreak/>
-              <w:t>Rodada 1 — construção</w:t>
+              <w:t>Evento 1</w:t>
             </w:r>
           </w:p>
         </w:tc>
         <w:tc>
           <w:tcPr>
-            <w:tcW w:w="2200" w:type="dxa"/>
+            <w:tcW w:w="2194" w:type="dxa"/>
+          </w:tcPr>
+          <w:p>
+            <w:pPr>
+              <w:shd w:val="clear" w:color="auto" w:fill="121314"/>
+              <w:spacing w:line="285" w:lineRule="atLeast"/>
+            </w:pPr>
+            <w:r>
+              <w:t xml:space="preserve">Adicionado os novos </w:t>
+            </w:r>
+            <w:proofErr w:type="spellStart"/>
+            <w:r>
+              <w:t>cards</w:t>
+            </w:r>
+            <w:proofErr w:type="spellEnd"/>
+            <w:r>
+              <w:t xml:space="preserve"> ao código, adicionado </w:t>
+            </w:r>
+            <w:proofErr w:type="spellStart"/>
+            <w:r>
+              <w:rPr>
+                <w:rStyle w:val="hljs-attribute"/>
+              </w:rPr>
+              <w:t>overflow-wrap</w:t>
+            </w:r>
+            <w:proofErr w:type="spellEnd"/>
+            <w:r>
+              <w:t xml:space="preserve">: </w:t>
+            </w:r>
+            <w:proofErr w:type="spellStart"/>
+            <w:r>
+              <w:t>break-word</w:t>
+            </w:r>
+            <w:proofErr w:type="spellEnd"/>
+            <w:r>
+              <w:t xml:space="preserve">; para resolver os textos </w:t>
+            </w:r>
+            <w:proofErr w:type="gramStart"/>
+            <w:r>
+              <w:t>longos</w:t>
+            </w:r>
+            <w:proofErr w:type="gramEnd"/>
+          </w:p>
+        </w:tc>
+        <w:tc>
+          <w:tcPr>
+            <w:tcW w:w="2192" w:type="dxa"/>
           </w:tcPr>
           <w:p/>
         </w:tc>
         <w:tc>
           <w:tcPr>
-            <w:tcW w:w="2200" w:type="dxa"/>
+            <w:tcW w:w="2174" w:type="dxa"/>
           </w:tcPr>
-          <w:p/>
+          <w:p>
+            <w:pPr>
+              <w:rPr>
+                <w:u w:val="single"/>
+              </w:rPr>
+            </w:pPr>
+            <w:r>
+              <w:t xml:space="preserve">Os </w:t>
+            </w:r>
+            <w:proofErr w:type="spellStart"/>
+            <w:r>
+              <w:t>cards</w:t>
+            </w:r>
+            <w:proofErr w:type="spellEnd"/>
+            <w:r>
+              <w:t xml:space="preserve"> se comportam bem devido da escolha </w:t>
+            </w:r>
+            <w:proofErr w:type="spellStart"/>
+            <w:r>
+              <w:t>gird</w:t>
+            </w:r>
+            <w:proofErr w:type="spellEnd"/>
+            <w:r>
+              <w:t xml:space="preserve">. Devido ao </w:t>
+            </w:r>
+            <w:proofErr w:type="spellStart"/>
+            <w:r>
+              <w:t>break-word</w:t>
+            </w:r>
+            <w:proofErr w:type="spellEnd"/>
+            <w:r>
+              <w:t xml:space="preserve">, o </w:t>
+            </w:r>
+            <w:proofErr w:type="spellStart"/>
+            <w:r>
+              <w:t>card</w:t>
+            </w:r>
+            <w:proofErr w:type="spellEnd"/>
+            <w:r>
+              <w:t xml:space="preserve"> não quebra as colunas vizinhas e todas elas acompanham a altura </w:t>
+            </w:r>
+            <w:r>
+              <w:lastRenderedPageBreak/>
+              <w:t xml:space="preserve">do </w:t>
+            </w:r>
+            <w:proofErr w:type="spellStart"/>
+            <w:r>
+              <w:t>card</w:t>
+            </w:r>
+            <w:proofErr w:type="spellEnd"/>
+            <w:r>
+              <w:t xml:space="preserve"> com maior </w:t>
+            </w:r>
+            <w:proofErr w:type="gramStart"/>
+            <w:r>
+              <w:t>título</w:t>
+            </w:r>
+            <w:proofErr w:type="gramEnd"/>
+            <w:r>
+              <w:t xml:space="preserve"> </w:t>
+            </w:r>
+          </w:p>
+        </w:tc>
+      </w:tr>
+      <w:tr>
+        <w:tc>
+          <w:tcPr>
+            <w:tcW w:w="2160" w:type="dxa"/>
+          </w:tcPr>
+          <w:p>
+            <w:r>
+              <w:lastRenderedPageBreak/>
+              <w:t xml:space="preserve">Evento </w:t>
+            </w:r>
+            <w:proofErr w:type="gramStart"/>
+            <w:r>
+              <w:t>2</w:t>
+            </w:r>
+            <w:proofErr w:type="gramEnd"/>
+          </w:p>
         </w:tc>
         <w:tc>
           <w:tcPr>
-            <w:tcW w:w="2200" w:type="dxa"/>
+            <w:tcW w:w="2194" w:type="dxa"/>
+          </w:tcPr>
+          <w:p>
+            <w:r>
+              <w:t>Simulei os 640px.</w:t>
+            </w:r>
+          </w:p>
+        </w:tc>
+        <w:tc>
+          <w:tcPr>
+            <w:tcW w:w="2192" w:type="dxa"/>
+          </w:tcPr>
+          <w:p>
+            <w:r>
+              <w:t xml:space="preserve">Só observei o layout. </w:t>
+            </w:r>
+          </w:p>
+        </w:tc>
+        <w:tc>
+          <w:tcPr>
+            <w:tcW w:w="2174" w:type="dxa"/>
+          </w:tcPr>
+          <w:p>
+            <w:r>
+              <w:t>O layout ficou quebrado e desorganizado.</w:t>
+            </w:r>
+          </w:p>
+        </w:tc>
+      </w:tr>
+      <w:tr>
+        <w:tc>
+          <w:tcPr>
+            <w:tcW w:w="2160" w:type="dxa"/>
+          </w:tcPr>
+          <w:p>
+            <w:r>
+              <w:t xml:space="preserve">Evento </w:t>
+            </w:r>
+            <w:proofErr w:type="gramStart"/>
+            <w:r>
+              <w:t>3</w:t>
+            </w:r>
+            <w:proofErr w:type="gramEnd"/>
+          </w:p>
+        </w:tc>
+        <w:tc>
+          <w:tcPr>
+            <w:tcW w:w="2194" w:type="dxa"/>
+          </w:tcPr>
+          <w:p>
+            <w:r>
+              <w:t xml:space="preserve">Adicionado </w:t>
+            </w:r>
+            <w:proofErr w:type="gramStart"/>
+            <w:r>
+              <w:t>um sessão</w:t>
+            </w:r>
+            <w:proofErr w:type="gramEnd"/>
+            <w:r>
+              <w:t xml:space="preserve"> @media ao código CSS, definindo como o site dever comportar em </w:t>
+            </w:r>
+            <w:r>
+              <w:t xml:space="preserve">escala </w:t>
+            </w:r>
+            <w:proofErr w:type="spellStart"/>
+            <w:r>
+              <w:t>Mobile</w:t>
+            </w:r>
+            <w:proofErr w:type="spellEnd"/>
+            <w:r>
+              <w:t xml:space="preserve">.O </w:t>
+            </w:r>
+            <w:proofErr w:type="spellStart"/>
+            <w:r>
+              <w:t>Sidebar</w:t>
+            </w:r>
+            <w:proofErr w:type="spellEnd"/>
+            <w:r>
+              <w:t xml:space="preserve"> foi alocado para o fundo do layout momentaneamente, estando entre o </w:t>
+            </w:r>
+            <w:proofErr w:type="spellStart"/>
+            <w:r>
+              <w:t>main</w:t>
+            </w:r>
+            <w:proofErr w:type="spellEnd"/>
+            <w:r>
+              <w:t xml:space="preserve"> e o </w:t>
+            </w:r>
+            <w:proofErr w:type="spellStart"/>
+            <w:r>
+              <w:t>footer</w:t>
+            </w:r>
+            <w:proofErr w:type="spellEnd"/>
+            <w:r>
+              <w:t xml:space="preserve">. </w:t>
+            </w:r>
+          </w:p>
+        </w:tc>
+        <w:tc>
+          <w:tcPr>
+            <w:tcW w:w="2192" w:type="dxa"/>
+          </w:tcPr>
+          <w:p>
+            <w:r>
+              <w:t xml:space="preserve">Foi decido o que o </w:t>
+            </w:r>
+            <w:proofErr w:type="spellStart"/>
+            <w:r>
+              <w:t>main</w:t>
+            </w:r>
+            <w:proofErr w:type="spellEnd"/>
+            <w:r>
+              <w:t xml:space="preserve"> é sim o conteúdo principal da pagina, e o header e </w:t>
+            </w:r>
+            <w:proofErr w:type="spellStart"/>
+            <w:r>
+              <w:t>sidebar</w:t>
+            </w:r>
+            <w:proofErr w:type="spellEnd"/>
+            <w:r>
+              <w:t xml:space="preserve"> não deveriam interferir na visualização e se possível </w:t>
+            </w:r>
+            <w:proofErr w:type="gramStart"/>
+            <w:r>
+              <w:t>escondidas(</w:t>
+            </w:r>
+            <w:proofErr w:type="spellStart"/>
+            <w:proofErr w:type="gramEnd"/>
+            <w:r>
+              <w:t>toggled</w:t>
+            </w:r>
+            <w:proofErr w:type="spellEnd"/>
+            <w:r>
+              <w:t>) via “três barras”</w:t>
+            </w:r>
+          </w:p>
+        </w:tc>
+        <w:tc>
+          <w:tcPr>
+            <w:tcW w:w="2174" w:type="dxa"/>
           </w:tcPr>
           <w:p/>
         </w:tc>
@@ -257,171 +631,45 @@
       <w:tr>
         <w:tc>
           <w:tcPr>
-            <w:tcW w:w="2200" w:type="dxa"/>
+            <w:tcW w:w="2160" w:type="dxa"/>
           </w:tcPr>
           <w:p>
             <w:r>
-              <w:t>Evento 1</w:t>
-            </w:r>
+              <w:t xml:space="preserve">Evento </w:t>
+            </w:r>
+            <w:proofErr w:type="gramStart"/>
+            <w:r>
+              <w:t>4</w:t>
+            </w:r>
+            <w:proofErr w:type="gramEnd"/>
           </w:p>
         </w:tc>
         <w:tc>
           <w:tcPr>
-            <w:tcW w:w="2200" w:type="dxa"/>
+            <w:tcW w:w="2194" w:type="dxa"/>
           </w:tcPr>
           <w:p>
-            <w:pPr>
-              <w:shd w:val="clear" w:color="auto" w:fill="121314"/>
-              <w:spacing w:line="285" w:lineRule="atLeast"/>
-            </w:pPr>
-            <w:r>
-              <w:t xml:space="preserve">Adicionado os novos cards ao código, adicionado </w:t>
-            </w:r>
-            <w:r>
-              <w:rPr>
-                <w:rStyle w:val="hljs-attribute"/>
-              </w:rPr>
-              <w:t>overflow-wrap</w:t>
-            </w:r>
-            <w:r>
-              <w:t>: break-word; para resolver os textos longos</w:t>
+            <w:r>
+              <w:t xml:space="preserve"> </w:t>
+            </w:r>
+            <w:r>
+              <w:t xml:space="preserve">Inseri o título para ver como fica. </w:t>
             </w:r>
           </w:p>
         </w:tc>
         <w:tc>
           <w:tcPr>
-            <w:tcW w:w="2200" w:type="dxa"/>
-          </w:tcPr>
-          <w:p/>
-        </w:tc>
-        <w:tc>
-          <w:tcPr>
-            <w:tcW w:w="2200" w:type="dxa"/>
+            <w:tcW w:w="2192" w:type="dxa"/>
           </w:tcPr>
           <w:p>
-            <w:pPr>
-              <w:rPr>
-                <w:u w:val="single"/>
-              </w:rPr>
-            </w:pPr>
-            <w:r>
-              <w:t xml:space="preserve">Os cards se comportam bem devido da escolha gird. Devido ao break-word, o card não quebra as colunas vizinhas e todas elas acompanham a altura do card com maior título </w:t>
-            </w:r>
-          </w:p>
-        </w:tc>
-      </w:tr>
-      <w:tr>
-        <w:tc>
-          <w:tcPr>
-            <w:tcW w:w="2200" w:type="dxa"/>
-          </w:tcPr>
-          <w:p>
-            <w:r>
-              <w:t>Evento 2</w:t>
+            <w:r>
+              <w:t>Não percebi muita diferença, honestamente.</w:t>
             </w:r>
           </w:p>
         </w:tc>
         <w:tc>
           <w:tcPr>
-            <w:tcW w:w="2200" w:type="dxa"/>
-          </w:tcPr>
-          <w:p/>
-        </w:tc>
-        <w:tc>
-          <w:tcPr>
-            <w:tcW w:w="2200" w:type="dxa"/>
-          </w:tcPr>
-          <w:p/>
-        </w:tc>
-        <w:tc>
-          <w:tcPr>
-            <w:tcW w:w="2200" w:type="dxa"/>
-          </w:tcPr>
-          <w:p/>
-        </w:tc>
-      </w:tr>
-      <w:tr>
-        <w:tc>
-          <w:tcPr>
-            <w:tcW w:w="2200" w:type="dxa"/>
-          </w:tcPr>
-          <w:p>
-            <w:r>
-              <w:t>Evento 3</w:t>
-            </w:r>
-          </w:p>
-        </w:tc>
-        <w:tc>
-          <w:tcPr>
-            <w:tcW w:w="2200" w:type="dxa"/>
-          </w:tcPr>
-          <w:p>
-            <w:r>
-              <w:t xml:space="preserve">Adicionado um sessão @media ao código CSS, definindo como o site dever comportar em </w:t>
-            </w:r>
-            <w:r>
-              <w:t xml:space="preserve">escala Mobile.O Sidebar foi alocado para o fundo do layout momentaneamente, estando entre o main e o footer. </w:t>
-            </w:r>
-          </w:p>
-        </w:tc>
-        <w:tc>
-          <w:tcPr>
-            <w:tcW w:w="2200" w:type="dxa"/>
-          </w:tcPr>
-          <w:p>
-            <w:r>
-              <w:t>Foi decido o que o main é sim o conteúdo principal da pagina, e o header e sidebar não deveriam interferir na visualização e se possível escondidas(toggled) via “três barras”</w:t>
-            </w:r>
-          </w:p>
-        </w:tc>
-        <w:tc>
-          <w:tcPr>
-            <w:tcW w:w="2200" w:type="dxa"/>
-          </w:tcPr>
-          <w:p/>
-        </w:tc>
-      </w:tr>
-      <w:tr>
-        <w:tc>
-          <w:tcPr>
-            <w:tcW w:w="2200" w:type="dxa"/>
-          </w:tcPr>
-          <w:p>
-            <w:r>
-              <w:t>Evento 4</w:t>
-            </w:r>
-          </w:p>
-        </w:tc>
-        <w:tc>
-          <w:tcPr>
-            <w:tcW w:w="2200" w:type="dxa"/>
-          </w:tcPr>
-          <w:p>
-            <w:r>
-              <w:t>- Modificado overflow</w:t>
-            </w:r>
-            <w:r>
-              <w:t>:</w:t>
-            </w:r>
-            <w:r>
-              <w:t xml:space="preserve"> hidden.</w:t>
-            </w:r>
-          </w:p>
-          <w:p>
-            <w:r>
-              <w:t xml:space="preserve">- </w:t>
-            </w:r>
-          </w:p>
-        </w:tc>
-        <w:tc>
-          <w:tcPr>
-            <w:tcW w:w="2200" w:type="dxa"/>
-          </w:tcPr>
-          <w:p/>
-        </w:tc>
-        <w:tc>
-          <w:tcPr>
-            <w:tcW w:w="2200" w:type="dxa"/>
+            <w:tcW w:w="2174" w:type="dxa"/>
           </w:tcPr>
           <w:p/>
         </w:tc>
@@ -438,13 +686,21 @@
     </w:p>
     <w:p>
       <w:r>
-        <w:t>Usem o prompt da página da atividade numa IA de sua escolha. Registrem o que ela disse — não o que vocês queriam ouvir.</w:t>
+        <w:t xml:space="preserve">Usem o </w:t>
+      </w:r>
+      <w:proofErr w:type="spellStart"/>
+      <w:r>
+        <w:t>prompt</w:t>
+      </w:r>
+      <w:proofErr w:type="spellEnd"/>
+      <w:r>
+        <w:t xml:space="preserve"> da página da atividade numa IA de sua escolha. Registrem o que ela disse — não o que vocês queriam ouvir.</w:t>
       </w:r>
     </w:p>
     <w:tbl>
       <w:tblPr>
         <w:tblStyle w:val="Tabelacomgrade"/>
-        <w:tblW w:w="0" w:type="auto"/>
+        <w:tblW w:w="8755" w:type="dxa"/>
         <w:tblBorders>
           <w:top w:val="single" w:sz="4" w:space="0" w:color="999999"/>
           <w:left w:val="single" w:sz="4" w:space="0" w:color="999999"/>
@@ -453,17 +709,16 @@
           <w:insideH w:val="single" w:sz="4" w:space="0" w:color="999999"/>
           <w:insideV w:val="single" w:sz="4" w:space="0" w:color="999999"/>
         </w:tblBorders>
-        <w:tblLook w:val="04A0" w:firstRow="1" w:lastRow="0" w:firstColumn="1" w:lastColumn="0" w:noHBand="0" w:noVBand="1"/>
+        <w:tblLook w:val="04A0"/>
       </w:tblPr>
       <w:tblGrid>
-        <w:gridCol w:w="2200"/>
-        <w:gridCol w:w="2200"/>
-        <w:gridCol w:w="2200"/>
+        <w:gridCol w:w="4503"/>
+        <w:gridCol w:w="4252"/>
       </w:tblGrid>
       <w:tr>
         <w:tc>
           <w:tcPr>
-            <w:tcW w:w="2200" w:type="dxa"/>
+            <w:tcW w:w="4503" w:type="dxa"/>
           </w:tcPr>
           <w:p>
             <w:r>
@@ -476,22 +731,15 @@
         </w:tc>
         <w:tc>
           <w:tcPr>
-            <w:tcW w:w="2200" w:type="dxa"/>
+            <w:tcW w:w="4252" w:type="dxa"/>
           </w:tcPr>
           <w:p>
             <w:r>
               <w:rPr>
                 <w:b/>
               </w:rPr>
-              <w:t>Aceitamos?</w:t>
-            </w:r>
-          </w:p>
-        </w:tc>
-        <w:tc>
-          <w:tcPr>
-            <w:tcW w:w="2200" w:type="dxa"/>
-          </w:tcPr>
-          <w:p>
+              <w:t xml:space="preserve">Aceitamos? </w:t>
+            </w:r>
             <w:r>
               <w:rPr>
                 <w:b/>
@@ -504,87 +752,2645 @@
       <w:tr>
         <w:tc>
           <w:tcPr>
-            <w:tcW w:w="2200" w:type="dxa"/>
+            <w:tcW w:w="4503" w:type="dxa"/>
           </w:tcPr>
+          <w:p>
+            <w:pPr>
+              <w:pStyle w:val="Ttulo3"/>
+            </w:pPr>
+            <w:r>
+              <w:lastRenderedPageBreak/>
+              <w:t>1. Organização Estrutural e Semântica do HTML</w:t>
+            </w:r>
+          </w:p>
+          <w:p>
+            <w:pPr>
+              <w:pStyle w:val="NormalWeb"/>
+              <w:numPr>
+                <w:ilvl w:val="0"/>
+                <w:numId w:val="7"/>
+              </w:numPr>
+              <w:rPr>
+                <w:sz w:val="20"/>
+              </w:rPr>
+            </w:pPr>
+            <w:r>
+              <w:rPr>
+                <w:b/>
+                <w:bCs/>
+                <w:sz w:val="20"/>
+              </w:rPr>
+              <w:t xml:space="preserve">Estrutura de Títulos Inválida no </w:t>
+            </w:r>
+            <w:proofErr w:type="spellStart"/>
+            <w:r>
+              <w:rPr>
+                <w:b/>
+                <w:bCs/>
+                <w:sz w:val="20"/>
+              </w:rPr>
+              <w:t>Hero</w:t>
+            </w:r>
+            <w:proofErr w:type="spellEnd"/>
+            <w:r>
+              <w:rPr>
+                <w:b/>
+                <w:bCs/>
+                <w:sz w:val="20"/>
+              </w:rPr>
+              <w:t>:</w:t>
+            </w:r>
+            <w:r>
+              <w:rPr>
+                <w:sz w:val="20"/>
+              </w:rPr>
+              <w:t xml:space="preserve"> Existe uma </w:t>
+            </w:r>
+            <w:proofErr w:type="spellStart"/>
+            <w:r>
+              <w:rPr>
+                <w:sz w:val="20"/>
+              </w:rPr>
+              <w:t>tag</w:t>
+            </w:r>
+            <w:proofErr w:type="spellEnd"/>
+            <w:r>
+              <w:rPr>
+                <w:sz w:val="20"/>
+              </w:rPr>
+              <w:t xml:space="preserve"> </w:t>
+            </w:r>
+            <w:r>
+              <w:rPr>
+                <w:rStyle w:val="CdigoHTML"/>
+                <w:rFonts w:eastAsiaTheme="majorEastAsia"/>
+                <w:sz w:val="16"/>
+              </w:rPr>
+              <w:t>&lt;h2&gt;</w:t>
+            </w:r>
+            <w:r>
+              <w:rPr>
+                <w:sz w:val="20"/>
+              </w:rPr>
+              <w:t xml:space="preserve"> aninhada dentro de outra </w:t>
+            </w:r>
+            <w:r>
+              <w:rPr>
+                <w:rStyle w:val="CdigoHTML"/>
+                <w:rFonts w:eastAsiaTheme="majorEastAsia"/>
+                <w:sz w:val="16"/>
+              </w:rPr>
+              <w:t>&lt;h2&gt;</w:t>
+            </w:r>
+            <w:r>
+              <w:rPr>
+                <w:sz w:val="20"/>
+              </w:rPr>
+              <w:t xml:space="preserve"> na seção principal </w:t>
+            </w:r>
+            <w:proofErr w:type="gramStart"/>
+            <w:r>
+              <w:rPr>
+                <w:sz w:val="20"/>
+              </w:rPr>
+              <w:t>(</w:t>
+            </w:r>
+            <w:r>
+              <w:rPr>
+                <w:rStyle w:val="CdigoHTML"/>
+                <w:rFonts w:eastAsiaTheme="majorEastAsia"/>
+                <w:sz w:val="16"/>
+              </w:rPr>
+              <w:t>.</w:t>
+            </w:r>
+            <w:proofErr w:type="spellStart"/>
+            <w:proofErr w:type="gramEnd"/>
+            <w:r>
+              <w:rPr>
+                <w:rStyle w:val="CdigoHTML"/>
+                <w:rFonts w:eastAsiaTheme="majorEastAsia"/>
+                <w:sz w:val="16"/>
+              </w:rPr>
+              <w:t>hero</w:t>
+            </w:r>
+            <w:proofErr w:type="spellEnd"/>
+            <w:r>
+              <w:rPr>
+                <w:sz w:val="20"/>
+              </w:rPr>
+              <w:t>).</w:t>
+            </w:r>
+          </w:p>
+          <w:p>
+            <w:pPr>
+              <w:pStyle w:val="NormalWeb"/>
+              <w:numPr>
+                <w:ilvl w:val="1"/>
+                <w:numId w:val="7"/>
+              </w:numPr>
+              <w:rPr>
+                <w:sz w:val="20"/>
+              </w:rPr>
+            </w:pPr>
+            <w:r>
+              <w:rPr>
+                <w:i/>
+                <w:iCs/>
+                <w:sz w:val="20"/>
+              </w:rPr>
+              <w:t>Decisão na origem:</w:t>
+            </w:r>
+            <w:r>
+              <w:rPr>
+                <w:sz w:val="20"/>
+              </w:rPr>
+              <w:t xml:space="preserve"> Erro de </w:t>
+            </w:r>
+            <w:proofErr w:type="spellStart"/>
+            <w:r>
+              <w:rPr>
+                <w:sz w:val="20"/>
+              </w:rPr>
+              <w:t>aninhamento</w:t>
+            </w:r>
+            <w:proofErr w:type="spellEnd"/>
+            <w:r>
+              <w:rPr>
+                <w:sz w:val="20"/>
+              </w:rPr>
+              <w:t xml:space="preserve"> de </w:t>
+            </w:r>
+            <w:proofErr w:type="spellStart"/>
+            <w:r>
+              <w:rPr>
+                <w:sz w:val="20"/>
+              </w:rPr>
+              <w:t>tags</w:t>
+            </w:r>
+            <w:proofErr w:type="spellEnd"/>
+            <w:r>
+              <w:rPr>
+                <w:sz w:val="20"/>
+              </w:rPr>
+              <w:t xml:space="preserve"> na marcação do arquivo HTML.</w:t>
+            </w:r>
+          </w:p>
+          <w:p>
+            <w:pPr>
+              <w:pStyle w:val="NormalWeb"/>
+              <w:numPr>
+                <w:ilvl w:val="0"/>
+                <w:numId w:val="7"/>
+              </w:numPr>
+              <w:rPr>
+                <w:sz w:val="20"/>
+              </w:rPr>
+            </w:pPr>
+            <w:r>
+              <w:rPr>
+                <w:b/>
+                <w:bCs/>
+                <w:sz w:val="20"/>
+              </w:rPr>
+              <w:t>Erro de Atributo de Acessibilidade/</w:t>
+            </w:r>
+            <w:proofErr w:type="spellStart"/>
+            <w:r>
+              <w:rPr>
+                <w:b/>
+                <w:bCs/>
+                <w:sz w:val="20"/>
+              </w:rPr>
+              <w:t>Tooltip</w:t>
+            </w:r>
+            <w:proofErr w:type="spellEnd"/>
+            <w:r>
+              <w:rPr>
+                <w:b/>
+                <w:bCs/>
+                <w:sz w:val="20"/>
+              </w:rPr>
+              <w:t>:</w:t>
+            </w:r>
+            <w:r>
+              <w:rPr>
+                <w:sz w:val="20"/>
+              </w:rPr>
+              <w:t xml:space="preserve"> Em um dos </w:t>
+            </w:r>
+            <w:proofErr w:type="spellStart"/>
+            <w:r>
+              <w:rPr>
+                <w:sz w:val="20"/>
+              </w:rPr>
+              <w:t>cards</w:t>
+            </w:r>
+            <w:proofErr w:type="spellEnd"/>
+            <w:r>
+              <w:rPr>
+                <w:sz w:val="20"/>
+              </w:rPr>
+              <w:t xml:space="preserve"> do "Museu de Arte Contemporânea", o atributo foi escrito como </w:t>
+            </w:r>
+            <w:proofErr w:type="spellStart"/>
+            <w:r>
+              <w:rPr>
+                <w:rStyle w:val="CdigoHTML"/>
+                <w:rFonts w:eastAsiaTheme="majorEastAsia"/>
+                <w:sz w:val="16"/>
+              </w:rPr>
+              <w:t>tilte</w:t>
+            </w:r>
+            <w:proofErr w:type="spellEnd"/>
+            <w:r>
+              <w:rPr>
+                <w:sz w:val="20"/>
+              </w:rPr>
+              <w:t xml:space="preserve"> em vez de </w:t>
+            </w:r>
+            <w:proofErr w:type="spellStart"/>
+            <w:r>
+              <w:rPr>
+                <w:rStyle w:val="CdigoHTML"/>
+                <w:rFonts w:eastAsiaTheme="majorEastAsia"/>
+                <w:sz w:val="16"/>
+              </w:rPr>
+              <w:t>title</w:t>
+            </w:r>
+            <w:proofErr w:type="spellEnd"/>
+            <w:r>
+              <w:rPr>
+                <w:sz w:val="20"/>
+              </w:rPr>
+              <w:t>.</w:t>
+            </w:r>
+          </w:p>
+          <w:p>
+            <w:pPr>
+              <w:pStyle w:val="NormalWeb"/>
+              <w:numPr>
+                <w:ilvl w:val="1"/>
+                <w:numId w:val="7"/>
+              </w:numPr>
+              <w:rPr>
+                <w:sz w:val="20"/>
+              </w:rPr>
+            </w:pPr>
+            <w:r>
+              <w:rPr>
+                <w:i/>
+                <w:iCs/>
+                <w:sz w:val="20"/>
+              </w:rPr>
+              <w:t>Decisão na origem:</w:t>
+            </w:r>
+            <w:r>
+              <w:rPr>
+                <w:sz w:val="20"/>
+              </w:rPr>
+              <w:t xml:space="preserve"> Erro de digitação (</w:t>
+            </w:r>
+            <w:proofErr w:type="spellStart"/>
+            <w:r>
+              <w:rPr>
+                <w:i/>
+                <w:iCs/>
+                <w:sz w:val="20"/>
+              </w:rPr>
+              <w:t>typo</w:t>
+            </w:r>
+            <w:proofErr w:type="spellEnd"/>
+            <w:r>
+              <w:rPr>
+                <w:sz w:val="20"/>
+              </w:rPr>
+              <w:t xml:space="preserve">) no atributo do elemento </w:t>
+            </w:r>
+            <w:r>
+              <w:rPr>
+                <w:rStyle w:val="CdigoHTML"/>
+                <w:rFonts w:eastAsiaTheme="majorEastAsia"/>
+                <w:sz w:val="16"/>
+              </w:rPr>
+              <w:t>&lt;h3&gt;</w:t>
+            </w:r>
+            <w:r>
+              <w:rPr>
+                <w:sz w:val="20"/>
+              </w:rPr>
+              <w:t>.</w:t>
+            </w:r>
+          </w:p>
           <w:p/>
         </w:tc>
         <w:tc>
           <w:tcPr>
-            <w:tcW w:w="2200" w:type="dxa"/>
+            <w:tcW w:w="4252" w:type="dxa"/>
           </w:tcPr>
-          <w:p/>
-        </w:tc>
-        <w:tc>
-          <w:tcPr>
-            <w:tcW w:w="2200" w:type="dxa"/>
-          </w:tcPr>
-          <w:p/>
+          <w:p>
+            <w:r>
+              <w:t xml:space="preserve">Aceitei. Não tinha percebido. </w:t>
+            </w:r>
+          </w:p>
         </w:tc>
       </w:tr>
       <w:tr>
         <w:tc>
           <w:tcPr>
-            <w:tcW w:w="2200" w:type="dxa"/>
+            <w:tcW w:w="4503" w:type="dxa"/>
           </w:tcPr>
+          <w:p>
+            <w:pPr>
+              <w:pStyle w:val="Ttulo3"/>
+            </w:pPr>
+            <w:r>
+              <w:t xml:space="preserve">2. Escolha entre </w:t>
+            </w:r>
+            <w:proofErr w:type="spellStart"/>
+            <w:r>
+              <w:t>Grid</w:t>
+            </w:r>
+            <w:proofErr w:type="spellEnd"/>
+            <w:r>
+              <w:t xml:space="preserve"> e </w:t>
+            </w:r>
+            <w:proofErr w:type="spellStart"/>
+            <w:r>
+              <w:t>Flexbox</w:t>
+            </w:r>
+            <w:proofErr w:type="spellEnd"/>
+            <w:r>
+              <w:t xml:space="preserve"> em cada Região</w:t>
+            </w:r>
+          </w:p>
+          <w:p>
+            <w:pPr>
+              <w:pStyle w:val="NormalWeb"/>
+              <w:numPr>
+                <w:ilvl w:val="0"/>
+                <w:numId w:val="8"/>
+              </w:numPr>
+              <w:rPr>
+                <w:sz w:val="20"/>
+              </w:rPr>
+            </w:pPr>
+            <w:r>
+              <w:rPr>
+                <w:b/>
+                <w:bCs/>
+                <w:sz w:val="20"/>
+              </w:rPr>
+              <w:t xml:space="preserve">Desalinhamento na Lista da Agenda </w:t>
+            </w:r>
+            <w:proofErr w:type="gramStart"/>
+            <w:r>
+              <w:rPr>
+                <w:b/>
+                <w:bCs/>
+                <w:sz w:val="20"/>
+              </w:rPr>
+              <w:t>(</w:t>
+            </w:r>
+            <w:r>
+              <w:rPr>
+                <w:rStyle w:val="CdigoHTML"/>
+                <w:rFonts w:eastAsiaTheme="majorEastAsia"/>
+                <w:b/>
+                <w:bCs/>
+                <w:sz w:val="16"/>
+              </w:rPr>
+              <w:t>.</w:t>
+            </w:r>
+            <w:proofErr w:type="gramEnd"/>
+            <w:r>
+              <w:rPr>
+                <w:rStyle w:val="CdigoHTML"/>
+                <w:rFonts w:eastAsiaTheme="majorEastAsia"/>
+                <w:b/>
+                <w:bCs/>
+                <w:sz w:val="16"/>
+              </w:rPr>
+              <w:t>agenda-item</w:t>
+            </w:r>
+            <w:r>
+              <w:rPr>
+                <w:b/>
+                <w:bCs/>
+                <w:sz w:val="20"/>
+              </w:rPr>
+              <w:t>):</w:t>
+            </w:r>
+            <w:r>
+              <w:rPr>
+                <w:sz w:val="20"/>
+              </w:rPr>
+              <w:t xml:space="preserve"> A lista de eventos utiliza </w:t>
+            </w:r>
+            <w:proofErr w:type="spellStart"/>
+            <w:r>
+              <w:rPr>
+                <w:sz w:val="20"/>
+              </w:rPr>
+              <w:t>Flexbox</w:t>
+            </w:r>
+            <w:proofErr w:type="spellEnd"/>
+            <w:r>
+              <w:rPr>
+                <w:sz w:val="20"/>
+              </w:rPr>
+              <w:t xml:space="preserve"> (</w:t>
+            </w:r>
+            <w:r>
+              <w:rPr>
+                <w:rStyle w:val="CdigoHTML"/>
+                <w:rFonts w:eastAsiaTheme="majorEastAsia"/>
+                <w:sz w:val="16"/>
+              </w:rPr>
+              <w:t xml:space="preserve">display: </w:t>
+            </w:r>
+            <w:proofErr w:type="spellStart"/>
+            <w:r>
+              <w:rPr>
+                <w:rStyle w:val="CdigoHTML"/>
+                <w:rFonts w:eastAsiaTheme="majorEastAsia"/>
+                <w:sz w:val="16"/>
+              </w:rPr>
+              <w:t>flex</w:t>
+            </w:r>
+            <w:proofErr w:type="spellEnd"/>
+            <w:r>
+              <w:rPr>
+                <w:rStyle w:val="CdigoHTML"/>
+                <w:rFonts w:eastAsiaTheme="majorEastAsia"/>
+                <w:sz w:val="16"/>
+              </w:rPr>
+              <w:t xml:space="preserve">; </w:t>
+            </w:r>
+            <w:proofErr w:type="spellStart"/>
+            <w:r>
+              <w:rPr>
+                <w:rStyle w:val="CdigoHTML"/>
+                <w:rFonts w:eastAsiaTheme="majorEastAsia"/>
+                <w:sz w:val="16"/>
+              </w:rPr>
+              <w:t>flex-wrap</w:t>
+            </w:r>
+            <w:proofErr w:type="spellEnd"/>
+            <w:r>
+              <w:rPr>
+                <w:rStyle w:val="CdigoHTML"/>
+                <w:rFonts w:eastAsiaTheme="majorEastAsia"/>
+                <w:sz w:val="16"/>
+              </w:rPr>
+              <w:t xml:space="preserve">: </w:t>
+            </w:r>
+            <w:proofErr w:type="spellStart"/>
+            <w:r>
+              <w:rPr>
+                <w:rStyle w:val="CdigoHTML"/>
+                <w:rFonts w:eastAsiaTheme="majorEastAsia"/>
+                <w:sz w:val="16"/>
+              </w:rPr>
+              <w:t>wrap</w:t>
+            </w:r>
+            <w:proofErr w:type="spellEnd"/>
+            <w:r>
+              <w:rPr>
+                <w:rStyle w:val="CdigoHTML"/>
+                <w:rFonts w:eastAsiaTheme="majorEastAsia"/>
+                <w:sz w:val="16"/>
+              </w:rPr>
+              <w:t>;</w:t>
+            </w:r>
+            <w:r>
+              <w:rPr>
+                <w:sz w:val="20"/>
+              </w:rPr>
+              <w:t>).</w:t>
+            </w:r>
+          </w:p>
+          <w:p>
+            <w:pPr>
+              <w:pStyle w:val="NormalWeb"/>
+              <w:numPr>
+                <w:ilvl w:val="1"/>
+                <w:numId w:val="8"/>
+              </w:numPr>
+              <w:rPr>
+                <w:sz w:val="20"/>
+              </w:rPr>
+            </w:pPr>
+            <w:r>
+              <w:rPr>
+                <w:i/>
+                <w:iCs/>
+                <w:sz w:val="20"/>
+              </w:rPr>
+              <w:t>Problema:</w:t>
+            </w:r>
+            <w:r>
+              <w:rPr>
+                <w:sz w:val="20"/>
+              </w:rPr>
+              <w:t xml:space="preserve"> Como cada item da agenda gerencia suas próprias colunas de forma isolada, se um evento tiver um título (</w:t>
+            </w:r>
+            <w:r>
+              <w:rPr>
+                <w:rStyle w:val="CdigoHTML"/>
+                <w:rFonts w:eastAsiaTheme="majorEastAsia"/>
+                <w:sz w:val="16"/>
+              </w:rPr>
+              <w:t>&lt;</w:t>
+            </w:r>
+            <w:proofErr w:type="spellStart"/>
+            <w:r>
+              <w:rPr>
+                <w:rStyle w:val="CdigoHTML"/>
+                <w:rFonts w:eastAsiaTheme="majorEastAsia"/>
+                <w:sz w:val="16"/>
+              </w:rPr>
+              <w:t>strong</w:t>
+            </w:r>
+            <w:proofErr w:type="spellEnd"/>
+            <w:r>
+              <w:rPr>
+                <w:rStyle w:val="CdigoHTML"/>
+                <w:rFonts w:eastAsiaTheme="majorEastAsia"/>
+                <w:sz w:val="16"/>
+              </w:rPr>
+              <w:t>&gt;</w:t>
+            </w:r>
+            <w:r>
+              <w:rPr>
+                <w:sz w:val="20"/>
+              </w:rPr>
+              <w:t>) muito longo, a coluna de local (</w:t>
+            </w:r>
+            <w:r>
+              <w:rPr>
+                <w:rStyle w:val="CdigoHTML"/>
+                <w:rFonts w:eastAsiaTheme="majorEastAsia"/>
+                <w:sz w:val="16"/>
+              </w:rPr>
+              <w:t>&lt;</w:t>
+            </w:r>
+            <w:proofErr w:type="spellStart"/>
+            <w:r>
+              <w:rPr>
+                <w:rStyle w:val="CdigoHTML"/>
+                <w:rFonts w:eastAsiaTheme="majorEastAsia"/>
+                <w:sz w:val="16"/>
+              </w:rPr>
+              <w:t>span</w:t>
+            </w:r>
+            <w:proofErr w:type="spellEnd"/>
+            <w:r>
+              <w:rPr>
+                <w:rStyle w:val="CdigoHTML"/>
+                <w:rFonts w:eastAsiaTheme="majorEastAsia"/>
+                <w:sz w:val="16"/>
+              </w:rPr>
+              <w:t>&gt;</w:t>
+            </w:r>
+            <w:r>
+              <w:rPr>
+                <w:sz w:val="20"/>
+              </w:rPr>
+              <w:t>) será empurrada para a linha de baixo ou para a direita de forma desproporcional. A informação não se alinha verticalmente entre os diferentes itens da lista.</w:t>
+            </w:r>
+          </w:p>
+          <w:p>
+            <w:pPr>
+              <w:pStyle w:val="NormalWeb"/>
+              <w:numPr>
+                <w:ilvl w:val="1"/>
+                <w:numId w:val="8"/>
+              </w:numPr>
+              <w:rPr>
+                <w:sz w:val="20"/>
+              </w:rPr>
+            </w:pPr>
+            <w:r>
+              <w:rPr>
+                <w:i/>
+                <w:iCs/>
+                <w:sz w:val="20"/>
+              </w:rPr>
+              <w:t>Decisão na origem:</w:t>
+            </w:r>
+            <w:r>
+              <w:rPr>
+                <w:sz w:val="20"/>
+              </w:rPr>
+              <w:t xml:space="preserve"> Escolha do </w:t>
+            </w:r>
+            <w:proofErr w:type="spellStart"/>
+            <w:r>
+              <w:rPr>
+                <w:sz w:val="20"/>
+              </w:rPr>
+              <w:t>Flexbox</w:t>
+            </w:r>
+            <w:proofErr w:type="spellEnd"/>
+            <w:r>
+              <w:rPr>
+                <w:sz w:val="20"/>
+              </w:rPr>
+              <w:t xml:space="preserve"> para alinhar dados tabulares/colunares em vez do CSS </w:t>
+            </w:r>
+            <w:proofErr w:type="spellStart"/>
+            <w:r>
+              <w:rPr>
+                <w:sz w:val="20"/>
+              </w:rPr>
+              <w:t>Grid</w:t>
+            </w:r>
+            <w:proofErr w:type="spellEnd"/>
+            <w:r>
+              <w:rPr>
+                <w:sz w:val="20"/>
+              </w:rPr>
+              <w:t xml:space="preserve"> no container da lista </w:t>
+            </w:r>
+            <w:proofErr w:type="gramStart"/>
+            <w:r>
+              <w:rPr>
+                <w:sz w:val="20"/>
+              </w:rPr>
+              <w:t>(</w:t>
+            </w:r>
+            <w:r>
+              <w:rPr>
+                <w:rStyle w:val="CdigoHTML"/>
+                <w:rFonts w:eastAsiaTheme="majorEastAsia"/>
+                <w:sz w:val="16"/>
+              </w:rPr>
+              <w:t>.</w:t>
+            </w:r>
+            <w:proofErr w:type="gramEnd"/>
+            <w:r>
+              <w:rPr>
+                <w:rStyle w:val="CdigoHTML"/>
+                <w:rFonts w:eastAsiaTheme="majorEastAsia"/>
+                <w:sz w:val="16"/>
+              </w:rPr>
+              <w:t>agenda-lista</w:t>
+            </w:r>
+            <w:r>
+              <w:rPr>
+                <w:sz w:val="20"/>
+              </w:rPr>
+              <w:t>).</w:t>
+            </w:r>
+          </w:p>
           <w:p/>
         </w:tc>
         <w:tc>
           <w:tcPr>
-            <w:tcW w:w="2200" w:type="dxa"/>
+            <w:tcW w:w="4252" w:type="dxa"/>
           </w:tcPr>
-          <w:p/>
-        </w:tc>
-        <w:tc>
-          <w:tcPr>
-            <w:tcW w:w="2200" w:type="dxa"/>
-          </w:tcPr>
-          <w:p/>
+          <w:p>
+            <w:r>
+              <w:t xml:space="preserve">Rejeitei. O </w:t>
+            </w:r>
+            <w:proofErr w:type="spellStart"/>
+            <w:r>
+              <w:t>flex-box</w:t>
+            </w:r>
+            <w:proofErr w:type="spellEnd"/>
+            <w:r>
+              <w:t xml:space="preserve"> atende bem a necessidade por enquanto. </w:t>
+            </w:r>
+          </w:p>
         </w:tc>
       </w:tr>
       <w:tr>
         <w:tc>
           <w:tcPr>
-            <w:tcW w:w="2200" w:type="dxa"/>
+            <w:tcW w:w="4503" w:type="dxa"/>
           </w:tcPr>
+          <w:p>
+            <w:pPr>
+              <w:pStyle w:val="Ttulo3"/>
+              <w:rPr>
+                <w:sz w:val="24"/>
+              </w:rPr>
+            </w:pPr>
+            <w:r>
+              <w:rPr>
+                <w:sz w:val="24"/>
+              </w:rPr>
+              <w:t>3. Comportamento em Diferentes Larguras de Tela</w:t>
+            </w:r>
+          </w:p>
+          <w:p>
+            <w:pPr>
+              <w:pStyle w:val="NormalWeb"/>
+              <w:numPr>
+                <w:ilvl w:val="0"/>
+                <w:numId w:val="10"/>
+              </w:numPr>
+              <w:rPr>
+                <w:sz w:val="20"/>
+              </w:rPr>
+            </w:pPr>
+            <w:proofErr w:type="spellStart"/>
+            <w:r>
+              <w:rPr>
+                <w:b/>
+                <w:bCs/>
+                <w:sz w:val="20"/>
+              </w:rPr>
+              <w:t>Espremimento</w:t>
+            </w:r>
+            <w:proofErr w:type="spellEnd"/>
+            <w:r>
+              <w:rPr>
+                <w:b/>
+                <w:bCs/>
+                <w:sz w:val="20"/>
+              </w:rPr>
+              <w:t xml:space="preserve"> na Faixa Intermediária (</w:t>
+            </w:r>
+            <w:proofErr w:type="spellStart"/>
+            <w:r>
+              <w:rPr>
+                <w:b/>
+                <w:bCs/>
+                <w:sz w:val="20"/>
+              </w:rPr>
+              <w:t>Tablet</w:t>
+            </w:r>
+            <w:proofErr w:type="spellEnd"/>
+            <w:r>
+              <w:rPr>
+                <w:b/>
+                <w:bCs/>
+                <w:sz w:val="20"/>
+              </w:rPr>
+              <w:t xml:space="preserve"> / Telas Médias):</w:t>
+            </w:r>
+            <w:r>
+              <w:rPr>
+                <w:sz w:val="20"/>
+              </w:rPr>
+              <w:t xml:space="preserve"> </w:t>
+            </w:r>
+            <w:proofErr w:type="gramStart"/>
+            <w:r>
+              <w:rPr>
+                <w:sz w:val="20"/>
+              </w:rPr>
+              <w:t>Entre ~</w:t>
+            </w:r>
+            <w:proofErr w:type="gramEnd"/>
+            <w:r>
+              <w:rPr>
+                <w:sz w:val="20"/>
+              </w:rPr>
+              <w:t xml:space="preserve">769px e ~1000px, a barra lateral consome </w:t>
+            </w:r>
+            <w:r>
+              <w:rPr>
+                <w:rStyle w:val="CdigoHTML"/>
+                <w:rFonts w:eastAsiaTheme="majorEastAsia"/>
+                <w:sz w:val="16"/>
+              </w:rPr>
+              <w:t>200px</w:t>
+            </w:r>
+            <w:r>
+              <w:rPr>
+                <w:sz w:val="20"/>
+              </w:rPr>
+              <w:t xml:space="preserve"> fixos da tela, enquanto a área de conteúdo fica com o espaço restante (</w:t>
+            </w:r>
+            <w:r>
+              <w:rPr>
+                <w:rStyle w:val="CdigoHTML"/>
+                <w:rFonts w:eastAsiaTheme="majorEastAsia"/>
+                <w:sz w:val="16"/>
+              </w:rPr>
+              <w:t>1fr</w:t>
+            </w:r>
+            <w:r>
+              <w:rPr>
+                <w:sz w:val="20"/>
+              </w:rPr>
+              <w:t>).</w:t>
+            </w:r>
+          </w:p>
+          <w:p>
+            <w:pPr>
+              <w:pStyle w:val="NormalWeb"/>
+              <w:numPr>
+                <w:ilvl w:val="1"/>
+                <w:numId w:val="10"/>
+              </w:numPr>
+              <w:rPr>
+                <w:sz w:val="20"/>
+              </w:rPr>
+            </w:pPr>
+            <w:r>
+              <w:rPr>
+                <w:i/>
+                <w:iCs/>
+                <w:sz w:val="20"/>
+              </w:rPr>
+              <w:t>Problema:</w:t>
+            </w:r>
+            <w:r>
+              <w:rPr>
+                <w:sz w:val="20"/>
+              </w:rPr>
+              <w:t xml:space="preserve"> Nesses tamanhos de tela intermediários, a grade de </w:t>
+            </w:r>
+            <w:proofErr w:type="spellStart"/>
+            <w:r>
+              <w:rPr>
+                <w:sz w:val="20"/>
+              </w:rPr>
+              <w:t>cards</w:t>
+            </w:r>
+            <w:proofErr w:type="spellEnd"/>
+            <w:r>
+              <w:rPr>
+                <w:sz w:val="20"/>
+              </w:rPr>
+              <w:t xml:space="preserve"> (</w:t>
+            </w:r>
+            <w:proofErr w:type="spellStart"/>
+            <w:proofErr w:type="gramStart"/>
+            <w:r>
+              <w:rPr>
+                <w:rStyle w:val="CdigoHTML"/>
+                <w:rFonts w:eastAsiaTheme="majorEastAsia"/>
+                <w:sz w:val="16"/>
+              </w:rPr>
+              <w:t>minmax</w:t>
+            </w:r>
+            <w:proofErr w:type="spellEnd"/>
+            <w:r>
+              <w:rPr>
+                <w:rStyle w:val="CdigoHTML"/>
+                <w:rFonts w:eastAsiaTheme="majorEastAsia"/>
+                <w:sz w:val="16"/>
+              </w:rPr>
+              <w:t>(</w:t>
+            </w:r>
+            <w:proofErr w:type="gramEnd"/>
+            <w:r>
+              <w:rPr>
+                <w:rStyle w:val="CdigoHTML"/>
+                <w:rFonts w:eastAsiaTheme="majorEastAsia"/>
+                <w:sz w:val="16"/>
+              </w:rPr>
+              <w:t>280px, 1fr)</w:t>
+            </w:r>
+            <w:r>
+              <w:rPr>
+                <w:sz w:val="20"/>
+              </w:rPr>
+              <w:t xml:space="preserve">) não consegue acomodar 3 colunas </w:t>
+            </w:r>
+            <w:r>
+              <w:rPr>
+                <w:sz w:val="20"/>
+              </w:rPr>
+              <w:lastRenderedPageBreak/>
+              <w:t xml:space="preserve">confortavelmente e reduz drasticamente para 1 ou 2 colunas muito largas, gerando um layout desequilibrado antes mesmo de atingir a visualização </w:t>
+            </w:r>
+            <w:proofErr w:type="spellStart"/>
+            <w:r>
+              <w:rPr>
+                <w:sz w:val="20"/>
+              </w:rPr>
+              <w:t>mobile</w:t>
+            </w:r>
+            <w:proofErr w:type="spellEnd"/>
+            <w:r>
+              <w:rPr>
+                <w:sz w:val="20"/>
+              </w:rPr>
+              <w:t>.</w:t>
+            </w:r>
+          </w:p>
+          <w:p>
+            <w:pPr>
+              <w:pStyle w:val="NormalWeb"/>
+              <w:numPr>
+                <w:ilvl w:val="1"/>
+                <w:numId w:val="10"/>
+              </w:numPr>
+              <w:rPr>
+                <w:sz w:val="20"/>
+              </w:rPr>
+            </w:pPr>
+            <w:r>
+              <w:rPr>
+                <w:i/>
+                <w:iCs/>
+                <w:sz w:val="20"/>
+              </w:rPr>
+              <w:t>Decisão na origem:</w:t>
+            </w:r>
+            <w:r>
+              <w:rPr>
+                <w:sz w:val="20"/>
+              </w:rPr>
+              <w:t xml:space="preserve"> Fixação da coluna lateral em </w:t>
+            </w:r>
+            <w:r>
+              <w:rPr>
+                <w:rStyle w:val="CdigoHTML"/>
+                <w:rFonts w:eastAsiaTheme="majorEastAsia"/>
+                <w:sz w:val="16"/>
+              </w:rPr>
+              <w:t>200px</w:t>
+            </w:r>
+            <w:r>
+              <w:rPr>
+                <w:sz w:val="20"/>
+              </w:rPr>
+              <w:t xml:space="preserve"> associada a um único breakpoint rígido em </w:t>
+            </w:r>
+            <w:r>
+              <w:rPr>
+                <w:rStyle w:val="CdigoHTML"/>
+                <w:rFonts w:eastAsiaTheme="majorEastAsia"/>
+                <w:sz w:val="16"/>
+              </w:rPr>
+              <w:t>768px</w:t>
+            </w:r>
+            <w:r>
+              <w:rPr>
+                <w:sz w:val="20"/>
+              </w:rPr>
+              <w:t>.</w:t>
+            </w:r>
+          </w:p>
+          <w:p>
+            <w:pPr>
+              <w:pStyle w:val="NormalWeb"/>
+              <w:numPr>
+                <w:ilvl w:val="0"/>
+                <w:numId w:val="10"/>
+              </w:numPr>
+              <w:rPr>
+                <w:sz w:val="20"/>
+              </w:rPr>
+            </w:pPr>
+            <w:r>
+              <w:rPr>
+                <w:b/>
+                <w:bCs/>
+                <w:sz w:val="20"/>
+              </w:rPr>
+              <w:t xml:space="preserve">Perda de Utilidade do </w:t>
+            </w:r>
+            <w:proofErr w:type="gramStart"/>
+            <w:r>
+              <w:rPr>
+                <w:b/>
+                <w:bCs/>
+                <w:sz w:val="20"/>
+              </w:rPr>
+              <w:t>Menu</w:t>
+            </w:r>
+            <w:proofErr w:type="gramEnd"/>
+            <w:r>
+              <w:rPr>
+                <w:b/>
+                <w:bCs/>
+                <w:sz w:val="20"/>
+              </w:rPr>
+              <w:t xml:space="preserve"> Lateral no </w:t>
+            </w:r>
+            <w:proofErr w:type="spellStart"/>
+            <w:r>
+              <w:rPr>
+                <w:b/>
+                <w:bCs/>
+                <w:sz w:val="20"/>
+              </w:rPr>
+              <w:t>Mobile</w:t>
+            </w:r>
+            <w:proofErr w:type="spellEnd"/>
+            <w:r>
+              <w:rPr>
+                <w:b/>
+                <w:bCs/>
+                <w:sz w:val="20"/>
+              </w:rPr>
+              <w:t>:</w:t>
+            </w:r>
+            <w:r>
+              <w:rPr>
+                <w:sz w:val="20"/>
+              </w:rPr>
+              <w:t xml:space="preserve"> Ao atingir a largura móvel (</w:t>
+            </w:r>
+            <w:r>
+              <w:rPr>
+                <w:rStyle w:val="CdigoHTML"/>
+                <w:rFonts w:eastAsiaTheme="majorEastAsia"/>
+                <w:sz w:val="16"/>
+              </w:rPr>
+              <w:t>&lt;= 768px</w:t>
+            </w:r>
+            <w:r>
+              <w:rPr>
+                <w:sz w:val="20"/>
+              </w:rPr>
+              <w:t>), o bloco lateral (</w:t>
+            </w:r>
+            <w:r>
+              <w:rPr>
+                <w:rStyle w:val="CdigoHTML"/>
+                <w:rFonts w:eastAsiaTheme="majorEastAsia"/>
+                <w:sz w:val="16"/>
+              </w:rPr>
+              <w:t>.lateral</w:t>
+            </w:r>
+            <w:r>
+              <w:rPr>
+                <w:sz w:val="20"/>
+              </w:rPr>
+              <w:t>) é movido para o final da página.</w:t>
+            </w:r>
+          </w:p>
+          <w:p>
+            <w:pPr>
+              <w:pStyle w:val="NormalWeb"/>
+              <w:numPr>
+                <w:ilvl w:val="1"/>
+                <w:numId w:val="10"/>
+              </w:numPr>
+              <w:rPr>
+                <w:sz w:val="20"/>
+              </w:rPr>
+            </w:pPr>
+            <w:r>
+              <w:rPr>
+                <w:i/>
+                <w:iCs/>
+                <w:sz w:val="20"/>
+              </w:rPr>
+              <w:t>Problema:</w:t>
+            </w:r>
+            <w:r>
+              <w:rPr>
+                <w:sz w:val="20"/>
+              </w:rPr>
+              <w:t xml:space="preserve"> O </w:t>
+            </w:r>
+            <w:proofErr w:type="gramStart"/>
+            <w:r>
+              <w:rPr>
+                <w:sz w:val="20"/>
+              </w:rPr>
+              <w:t>menu</w:t>
+            </w:r>
+            <w:proofErr w:type="gramEnd"/>
+            <w:r>
+              <w:rPr>
+                <w:sz w:val="20"/>
+              </w:rPr>
+              <w:t xml:space="preserve"> de navegação por categorias ("Explorar") fica posicionado abaixo de todo o conteúdo do </w:t>
+            </w:r>
+            <w:proofErr w:type="spellStart"/>
+            <w:r>
+              <w:rPr>
+                <w:rStyle w:val="CdigoHTML"/>
+                <w:rFonts w:eastAsiaTheme="majorEastAsia"/>
+                <w:sz w:val="16"/>
+              </w:rPr>
+              <w:t>main</w:t>
+            </w:r>
+            <w:proofErr w:type="spellEnd"/>
+            <w:r>
+              <w:rPr>
+                <w:sz w:val="20"/>
+              </w:rPr>
+              <w:t xml:space="preserve"> (abaixo de todos os </w:t>
+            </w:r>
+            <w:proofErr w:type="spellStart"/>
+            <w:r>
+              <w:rPr>
+                <w:sz w:val="20"/>
+              </w:rPr>
+              <w:t>cards</w:t>
+            </w:r>
+            <w:proofErr w:type="spellEnd"/>
+            <w:r>
+              <w:rPr>
+                <w:sz w:val="20"/>
+              </w:rPr>
+              <w:t xml:space="preserve"> e eventos), exigindo que o usuário role até o fim da página para conseguir usá-lo.</w:t>
+            </w:r>
+          </w:p>
+          <w:p>
+            <w:pPr>
+              <w:pStyle w:val="NormalWeb"/>
+              <w:numPr>
+                <w:ilvl w:val="1"/>
+                <w:numId w:val="10"/>
+              </w:numPr>
+              <w:rPr>
+                <w:sz w:val="20"/>
+              </w:rPr>
+            </w:pPr>
+            <w:r>
+              <w:rPr>
+                <w:i/>
+                <w:iCs/>
+                <w:sz w:val="20"/>
+              </w:rPr>
+              <w:t>Decisão na origem:</w:t>
+            </w:r>
+            <w:r>
+              <w:rPr>
+                <w:sz w:val="20"/>
+              </w:rPr>
+              <w:t xml:space="preserve"> Reordenação do </w:t>
+            </w:r>
+            <w:proofErr w:type="spellStart"/>
+            <w:r>
+              <w:rPr>
+                <w:rStyle w:val="CdigoHTML"/>
+                <w:rFonts w:eastAsiaTheme="majorEastAsia"/>
+                <w:sz w:val="16"/>
+              </w:rPr>
+              <w:t>grid-template-areas</w:t>
+            </w:r>
+            <w:proofErr w:type="spellEnd"/>
+            <w:r>
+              <w:rPr>
+                <w:sz w:val="20"/>
+              </w:rPr>
+              <w:t xml:space="preserve"> na </w:t>
+            </w:r>
+            <w:r>
+              <w:rPr>
+                <w:rStyle w:val="CdigoHTML"/>
+                <w:rFonts w:eastAsiaTheme="majorEastAsia"/>
+                <w:sz w:val="16"/>
+              </w:rPr>
+              <w:t>@media (</w:t>
+            </w:r>
+            <w:proofErr w:type="spellStart"/>
+            <w:proofErr w:type="gramStart"/>
+            <w:r>
+              <w:rPr>
+                <w:rStyle w:val="CdigoHTML"/>
+                <w:rFonts w:eastAsiaTheme="majorEastAsia"/>
+                <w:sz w:val="16"/>
+              </w:rPr>
+              <w:t>max</w:t>
+            </w:r>
+            <w:proofErr w:type="gramEnd"/>
+            <w:r>
+              <w:rPr>
+                <w:rStyle w:val="CdigoHTML"/>
+                <w:rFonts w:eastAsiaTheme="majorEastAsia"/>
+                <w:sz w:val="16"/>
+              </w:rPr>
+              <w:t>-width</w:t>
+            </w:r>
+            <w:proofErr w:type="spellEnd"/>
+            <w:r>
+              <w:rPr>
+                <w:rStyle w:val="CdigoHTML"/>
+                <w:rFonts w:eastAsiaTheme="majorEastAsia"/>
+                <w:sz w:val="16"/>
+              </w:rPr>
+              <w:t>: 768px)</w:t>
+            </w:r>
+            <w:r>
+              <w:rPr>
+                <w:sz w:val="20"/>
+              </w:rPr>
+              <w:t xml:space="preserve"> posicionando a área </w:t>
+            </w:r>
+            <w:r>
+              <w:rPr>
+                <w:rStyle w:val="CdigoHTML"/>
+                <w:rFonts w:eastAsiaTheme="majorEastAsia"/>
+                <w:sz w:val="16"/>
+              </w:rPr>
+              <w:t>"lado"</w:t>
+            </w:r>
+            <w:r>
+              <w:rPr>
+                <w:sz w:val="20"/>
+              </w:rPr>
+              <w:t xml:space="preserve"> após a área </w:t>
+            </w:r>
+            <w:r>
+              <w:rPr>
+                <w:rStyle w:val="CdigoHTML"/>
+                <w:rFonts w:eastAsiaTheme="majorEastAsia"/>
+                <w:sz w:val="16"/>
+              </w:rPr>
+              <w:t>"</w:t>
+            </w:r>
+            <w:proofErr w:type="spellStart"/>
+            <w:r>
+              <w:rPr>
+                <w:rStyle w:val="CdigoHTML"/>
+                <w:rFonts w:eastAsiaTheme="majorEastAsia"/>
+                <w:sz w:val="16"/>
+              </w:rPr>
+              <w:t>conteudo</w:t>
+            </w:r>
+            <w:proofErr w:type="spellEnd"/>
+            <w:r>
+              <w:rPr>
+                <w:rStyle w:val="CdigoHTML"/>
+                <w:rFonts w:eastAsiaTheme="majorEastAsia"/>
+                <w:sz w:val="16"/>
+              </w:rPr>
+              <w:t>"</w:t>
+            </w:r>
+            <w:r>
+              <w:rPr>
+                <w:sz w:val="20"/>
+              </w:rPr>
+              <w:t>.</w:t>
+            </w:r>
+          </w:p>
           <w:p/>
         </w:tc>
         <w:tc>
           <w:tcPr>
-            <w:tcW w:w="2200" w:type="dxa"/>
+            <w:tcW w:w="4252" w:type="dxa"/>
           </w:tcPr>
-          <w:p/>
-        </w:tc>
-        <w:tc>
-          <w:tcPr>
-            <w:tcW w:w="2200" w:type="dxa"/>
-          </w:tcPr>
-          <w:p/>
+          <w:p>
+            <w:r>
+              <w:lastRenderedPageBreak/>
+              <w:t xml:space="preserve">Parcialmente, o </w:t>
+            </w:r>
+            <w:proofErr w:type="gramStart"/>
+            <w:r>
+              <w:t>menu</w:t>
+            </w:r>
+            <w:proofErr w:type="gramEnd"/>
+            <w:r>
+              <w:t xml:space="preserve"> lateral realmente precisava ser movido para cima. </w:t>
+            </w:r>
+          </w:p>
         </w:tc>
       </w:tr>
       <w:tr>
         <w:tc>
           <w:tcPr>
-            <w:tcW w:w="2200" w:type="dxa"/>
+            <w:tcW w:w="4503" w:type="dxa"/>
           </w:tcPr>
-          <w:p/>
+          <w:p>
+            <w:pPr>
+              <w:pStyle w:val="Ttulo3"/>
+              <w:rPr>
+                <w:sz w:val="24"/>
+              </w:rPr>
+            </w:pPr>
+            <w:r>
+              <w:rPr>
+                <w:sz w:val="24"/>
+              </w:rPr>
+              <w:lastRenderedPageBreak/>
+              <w:t xml:space="preserve">4. Reação da Seção de </w:t>
+            </w:r>
+            <w:proofErr w:type="spellStart"/>
+            <w:r>
+              <w:rPr>
+                <w:sz w:val="24"/>
+              </w:rPr>
+              <w:t>Cards</w:t>
+            </w:r>
+            <w:proofErr w:type="spellEnd"/>
+            <w:r>
+              <w:rPr>
+                <w:sz w:val="24"/>
+              </w:rPr>
+              <w:t xml:space="preserve"> ao Crescimento do Conteúdo</w:t>
+            </w:r>
+          </w:p>
+          <w:p>
+            <w:pPr>
+              <w:pStyle w:val="NormalWeb"/>
+              <w:numPr>
+                <w:ilvl w:val="0"/>
+                <w:numId w:val="11"/>
+              </w:numPr>
+              <w:rPr>
+                <w:sz w:val="20"/>
+              </w:rPr>
+            </w:pPr>
+            <w:proofErr w:type="spellStart"/>
+            <w:r>
+              <w:rPr>
+                <w:b/>
+                <w:bCs/>
+                <w:sz w:val="20"/>
+              </w:rPr>
+              <w:t>Esticamento</w:t>
+            </w:r>
+            <w:proofErr w:type="spellEnd"/>
+            <w:r>
+              <w:rPr>
+                <w:b/>
+                <w:bCs/>
+                <w:sz w:val="20"/>
+              </w:rPr>
+              <w:t xml:space="preserve"> Vertical da Linha Inteira de </w:t>
+            </w:r>
+            <w:proofErr w:type="spellStart"/>
+            <w:r>
+              <w:rPr>
+                <w:b/>
+                <w:bCs/>
+                <w:sz w:val="20"/>
+              </w:rPr>
+              <w:t>Cards</w:t>
+            </w:r>
+            <w:proofErr w:type="spellEnd"/>
+            <w:r>
+              <w:rPr>
+                <w:b/>
+                <w:bCs/>
+                <w:sz w:val="20"/>
+              </w:rPr>
+              <w:t>:</w:t>
+            </w:r>
+            <w:r>
+              <w:rPr>
+                <w:sz w:val="20"/>
+              </w:rPr>
+              <w:t xml:space="preserve"> O título </w:t>
+            </w:r>
+            <w:proofErr w:type="gramStart"/>
+            <w:r>
+              <w:rPr>
+                <w:sz w:val="20"/>
+              </w:rPr>
+              <w:t>(</w:t>
+            </w:r>
+            <w:r>
+              <w:rPr>
+                <w:rStyle w:val="CdigoHTML"/>
+                <w:rFonts w:eastAsiaTheme="majorEastAsia"/>
+                <w:sz w:val="16"/>
+              </w:rPr>
+              <w:t>.</w:t>
+            </w:r>
+            <w:proofErr w:type="spellStart"/>
+            <w:proofErr w:type="gramEnd"/>
+            <w:r>
+              <w:rPr>
+                <w:rStyle w:val="CdigoHTML"/>
+                <w:rFonts w:eastAsiaTheme="majorEastAsia"/>
+                <w:sz w:val="16"/>
+              </w:rPr>
+              <w:t>card</w:t>
+            </w:r>
+            <w:proofErr w:type="spellEnd"/>
+            <w:r>
+              <w:rPr>
+                <w:rStyle w:val="CdigoHTML"/>
+                <w:rFonts w:eastAsiaTheme="majorEastAsia"/>
+                <w:sz w:val="16"/>
+              </w:rPr>
+              <w:t xml:space="preserve"> h3</w:t>
+            </w:r>
+            <w:r>
+              <w:rPr>
+                <w:sz w:val="20"/>
+              </w:rPr>
+              <w:t>) possui limitação de 2 linhas (</w:t>
+            </w:r>
+            <w:r>
+              <w:rPr>
+                <w:rStyle w:val="CdigoHTML"/>
+                <w:rFonts w:eastAsiaTheme="majorEastAsia"/>
+                <w:sz w:val="16"/>
+              </w:rPr>
+              <w:t>-</w:t>
+            </w:r>
+            <w:proofErr w:type="spellStart"/>
+            <w:r>
+              <w:rPr>
+                <w:rStyle w:val="CdigoHTML"/>
+                <w:rFonts w:eastAsiaTheme="majorEastAsia"/>
+                <w:sz w:val="16"/>
+              </w:rPr>
+              <w:t>webkit-line-clamp</w:t>
+            </w:r>
+            <w:proofErr w:type="spellEnd"/>
+            <w:r>
+              <w:rPr>
+                <w:rStyle w:val="CdigoHTML"/>
+                <w:rFonts w:eastAsiaTheme="majorEastAsia"/>
+                <w:sz w:val="16"/>
+              </w:rPr>
+              <w:t>: 2</w:t>
+            </w:r>
+            <w:r>
+              <w:rPr>
+                <w:sz w:val="20"/>
+              </w:rPr>
+              <w:t>), porém a descrição (</w:t>
+            </w:r>
+            <w:r>
+              <w:rPr>
+                <w:rStyle w:val="CdigoHTML"/>
+                <w:rFonts w:eastAsiaTheme="majorEastAsia"/>
+                <w:sz w:val="16"/>
+              </w:rPr>
+              <w:t>.</w:t>
+            </w:r>
+            <w:proofErr w:type="spellStart"/>
+            <w:r>
+              <w:rPr>
+                <w:rStyle w:val="CdigoHTML"/>
+                <w:rFonts w:eastAsiaTheme="majorEastAsia"/>
+                <w:sz w:val="16"/>
+              </w:rPr>
+              <w:t>card</w:t>
+            </w:r>
+            <w:proofErr w:type="spellEnd"/>
+            <w:r>
+              <w:rPr>
+                <w:rStyle w:val="CdigoHTML"/>
+                <w:rFonts w:eastAsiaTheme="majorEastAsia"/>
+                <w:sz w:val="16"/>
+              </w:rPr>
+              <w:t xml:space="preserve"> p</w:t>
+            </w:r>
+            <w:r>
+              <w:rPr>
+                <w:sz w:val="20"/>
+              </w:rPr>
+              <w:t>) não possui limite de linhas ou altura máxima.</w:t>
+            </w:r>
+          </w:p>
+          <w:p>
+            <w:pPr>
+              <w:pStyle w:val="NormalWeb"/>
+              <w:numPr>
+                <w:ilvl w:val="1"/>
+                <w:numId w:val="11"/>
+              </w:numPr>
+              <w:rPr>
+                <w:sz w:val="20"/>
+              </w:rPr>
+            </w:pPr>
+            <w:r>
+              <w:rPr>
+                <w:i/>
+                <w:iCs/>
+                <w:sz w:val="20"/>
+              </w:rPr>
+              <w:t>Problema:</w:t>
+            </w:r>
+            <w:r>
+              <w:rPr>
+                <w:sz w:val="20"/>
+              </w:rPr>
+              <w:t xml:space="preserve"> Se um </w:t>
+            </w:r>
+            <w:proofErr w:type="spellStart"/>
+            <w:r>
+              <w:rPr>
+                <w:sz w:val="20"/>
+              </w:rPr>
+              <w:t>card</w:t>
+            </w:r>
+            <w:proofErr w:type="spellEnd"/>
+            <w:r>
+              <w:rPr>
+                <w:sz w:val="20"/>
+              </w:rPr>
+              <w:t xml:space="preserve"> receber um parágrafo mais extenso, aquele </w:t>
+            </w:r>
+            <w:proofErr w:type="spellStart"/>
+            <w:r>
+              <w:rPr>
+                <w:sz w:val="20"/>
+              </w:rPr>
+              <w:t>card</w:t>
+            </w:r>
+            <w:proofErr w:type="spellEnd"/>
+            <w:r>
+              <w:rPr>
+                <w:sz w:val="20"/>
+              </w:rPr>
+              <w:t xml:space="preserve"> específico vai expandir verticalmente. Pelo comportamento padrão do CSS </w:t>
+            </w:r>
+            <w:proofErr w:type="spellStart"/>
+            <w:r>
+              <w:rPr>
+                <w:sz w:val="20"/>
+              </w:rPr>
+              <w:t>Grid</w:t>
+            </w:r>
+            <w:proofErr w:type="spellEnd"/>
+            <w:r>
+              <w:rPr>
+                <w:sz w:val="20"/>
+              </w:rPr>
+              <w:t xml:space="preserve"> (</w:t>
+            </w:r>
+            <w:proofErr w:type="spellStart"/>
+            <w:r>
+              <w:rPr>
+                <w:rStyle w:val="CdigoHTML"/>
+                <w:rFonts w:eastAsiaTheme="majorEastAsia"/>
+                <w:sz w:val="16"/>
+              </w:rPr>
+              <w:t>align-items</w:t>
+            </w:r>
+            <w:proofErr w:type="spellEnd"/>
+            <w:r>
+              <w:rPr>
+                <w:rStyle w:val="CdigoHTML"/>
+                <w:rFonts w:eastAsiaTheme="majorEastAsia"/>
+                <w:sz w:val="16"/>
+              </w:rPr>
+              <w:t xml:space="preserve">: </w:t>
+            </w:r>
+            <w:proofErr w:type="spellStart"/>
+            <w:r>
+              <w:rPr>
+                <w:rStyle w:val="CdigoHTML"/>
+                <w:rFonts w:eastAsiaTheme="majorEastAsia"/>
+                <w:sz w:val="16"/>
+              </w:rPr>
+              <w:t>stretch</w:t>
+            </w:r>
+            <w:proofErr w:type="spellEnd"/>
+            <w:r>
+              <w:rPr>
+                <w:sz w:val="20"/>
+              </w:rPr>
+              <w:t xml:space="preserve">), </w:t>
+            </w:r>
+            <w:r>
+              <w:rPr>
+                <w:b/>
+                <w:bCs/>
+                <w:sz w:val="20"/>
+              </w:rPr>
+              <w:t>todos</w:t>
+            </w:r>
+            <w:r>
+              <w:rPr>
+                <w:sz w:val="20"/>
+              </w:rPr>
+              <w:t xml:space="preserve"> os outros </w:t>
+            </w:r>
+            <w:proofErr w:type="spellStart"/>
+            <w:r>
+              <w:rPr>
+                <w:sz w:val="20"/>
+              </w:rPr>
+              <w:t>cards</w:t>
+            </w:r>
+            <w:proofErr w:type="spellEnd"/>
+            <w:r>
+              <w:rPr>
+                <w:sz w:val="20"/>
+              </w:rPr>
+              <w:t xml:space="preserve"> situados na mesma linha horizontal serão forçados a esticar para acompanhar a altura do maior </w:t>
+            </w:r>
+            <w:proofErr w:type="spellStart"/>
+            <w:r>
+              <w:rPr>
+                <w:sz w:val="20"/>
+              </w:rPr>
+              <w:t>card</w:t>
+            </w:r>
+            <w:proofErr w:type="spellEnd"/>
+            <w:r>
+              <w:rPr>
+                <w:sz w:val="20"/>
+              </w:rPr>
+              <w:t xml:space="preserve"> daquela linha.</w:t>
+            </w:r>
+          </w:p>
+          <w:p>
+            <w:pPr>
+              <w:pStyle w:val="NormalWeb"/>
+              <w:numPr>
+                <w:ilvl w:val="1"/>
+                <w:numId w:val="11"/>
+              </w:numPr>
+              <w:rPr>
+                <w:sz w:val="20"/>
+              </w:rPr>
+            </w:pPr>
+            <w:r>
+              <w:rPr>
+                <w:i/>
+                <w:iCs/>
+                <w:sz w:val="20"/>
+              </w:rPr>
+              <w:t>Decisão na origem:</w:t>
+            </w:r>
+            <w:r>
+              <w:rPr>
+                <w:sz w:val="20"/>
+              </w:rPr>
+              <w:t xml:space="preserve"> Ausência de restrição de linhas/overflow no elemento </w:t>
+            </w:r>
+            <w:r>
+              <w:rPr>
+                <w:rStyle w:val="CdigoHTML"/>
+                <w:rFonts w:eastAsiaTheme="majorEastAsia"/>
+                <w:sz w:val="16"/>
+              </w:rPr>
+              <w:t>&lt;p&gt;</w:t>
+            </w:r>
+            <w:r>
+              <w:rPr>
+                <w:sz w:val="20"/>
+              </w:rPr>
+              <w:t xml:space="preserve"> combinada com a propriedade padrão de alinhamento das linhas do </w:t>
+            </w:r>
+            <w:proofErr w:type="gramStart"/>
+            <w:r>
+              <w:rPr>
+                <w:sz w:val="20"/>
+              </w:rPr>
+              <w:t xml:space="preserve">container </w:t>
+            </w:r>
+            <w:r>
+              <w:rPr>
+                <w:rStyle w:val="CdigoHTML"/>
+                <w:rFonts w:eastAsiaTheme="majorEastAsia"/>
+                <w:sz w:val="16"/>
+              </w:rPr>
+              <w:t>.</w:t>
+            </w:r>
+            <w:proofErr w:type="spellStart"/>
+            <w:proofErr w:type="gramEnd"/>
+            <w:r>
+              <w:rPr>
+                <w:rStyle w:val="CdigoHTML"/>
+                <w:rFonts w:eastAsiaTheme="majorEastAsia"/>
+                <w:sz w:val="16"/>
+              </w:rPr>
+              <w:t>cards</w:t>
+            </w:r>
+            <w:proofErr w:type="spellEnd"/>
+            <w:r>
+              <w:rPr>
+                <w:sz w:val="20"/>
+              </w:rPr>
+              <w:t xml:space="preserve"> (CSS </w:t>
+            </w:r>
+            <w:proofErr w:type="spellStart"/>
+            <w:r>
+              <w:rPr>
+                <w:sz w:val="20"/>
+              </w:rPr>
+              <w:t>Grid</w:t>
+            </w:r>
+            <w:proofErr w:type="spellEnd"/>
+            <w:r>
+              <w:rPr>
+                <w:sz w:val="20"/>
+              </w:rPr>
+              <w:t>).</w:t>
+            </w:r>
+          </w:p>
+          <w:p>
+            <w:pPr>
+              <w:rPr>
+                <w:u w:val="single"/>
+              </w:rPr>
+            </w:pPr>
+          </w:p>
         </w:tc>
         <w:tc>
           <w:tcPr>
-            <w:tcW w:w="2200" w:type="dxa"/>
+            <w:tcW w:w="4252" w:type="dxa"/>
           </w:tcPr>
-          <w:p/>
+          <w:p>
+            <w:r>
+              <w:t xml:space="preserve">Diagnóstico aceito, mas não é um problema por enquanto. </w:t>
+            </w:r>
+          </w:p>
+        </w:tc>
+      </w:tr>
+      <w:tr>
+        <w:tc>
+          <w:tcPr>
+            <w:tcW w:w="4503" w:type="dxa"/>
+          </w:tcPr>
+          <w:p>
+            <w:pPr>
+              <w:pStyle w:val="Ttulo3"/>
+              <w:rPr>
+                <w:sz w:val="20"/>
+              </w:rPr>
+            </w:pPr>
+            <w:r>
+              <w:rPr>
+                <w:sz w:val="20"/>
+              </w:rPr>
+              <w:t>5. Problemas com Conteúdo de Tamanho Variável</w:t>
+            </w:r>
+          </w:p>
+          <w:p>
+            <w:pPr>
+              <w:pStyle w:val="NormalWeb"/>
+              <w:numPr>
+                <w:ilvl w:val="0"/>
+                <w:numId w:val="12"/>
+              </w:numPr>
+              <w:rPr>
+                <w:sz w:val="20"/>
+              </w:rPr>
+            </w:pPr>
+            <w:r>
+              <w:rPr>
+                <w:b/>
+                <w:bCs/>
+                <w:sz w:val="20"/>
+              </w:rPr>
+              <w:t xml:space="preserve">Espaçamento Interno Irregular nos </w:t>
+            </w:r>
+            <w:proofErr w:type="spellStart"/>
+            <w:r>
+              <w:rPr>
+                <w:b/>
+                <w:bCs/>
+                <w:sz w:val="20"/>
+              </w:rPr>
+              <w:t>Cards</w:t>
+            </w:r>
+            <w:proofErr w:type="spellEnd"/>
+            <w:r>
+              <w:rPr>
+                <w:b/>
+                <w:bCs/>
+                <w:sz w:val="20"/>
+              </w:rPr>
+              <w:t>:</w:t>
+            </w:r>
+            <w:r>
+              <w:rPr>
+                <w:sz w:val="20"/>
+              </w:rPr>
+              <w:t xml:space="preserve"> Os </w:t>
+            </w:r>
+            <w:proofErr w:type="spellStart"/>
+            <w:r>
+              <w:rPr>
+                <w:sz w:val="20"/>
+              </w:rPr>
+              <w:t>cards</w:t>
+            </w:r>
+            <w:proofErr w:type="spellEnd"/>
+            <w:r>
+              <w:rPr>
+                <w:sz w:val="20"/>
+              </w:rPr>
+              <w:t xml:space="preserve"> usam </w:t>
+            </w:r>
+            <w:r>
+              <w:rPr>
+                <w:rStyle w:val="CdigoHTML"/>
+                <w:rFonts w:eastAsiaTheme="majorEastAsia"/>
+              </w:rPr>
+              <w:t xml:space="preserve">display: </w:t>
+            </w:r>
+            <w:proofErr w:type="spellStart"/>
+            <w:r>
+              <w:rPr>
+                <w:rStyle w:val="CdigoHTML"/>
+                <w:rFonts w:eastAsiaTheme="majorEastAsia"/>
+              </w:rPr>
+              <w:t>flex</w:t>
+            </w:r>
+            <w:proofErr w:type="spellEnd"/>
+            <w:r>
+              <w:rPr>
+                <w:rStyle w:val="CdigoHTML"/>
+                <w:rFonts w:eastAsiaTheme="majorEastAsia"/>
+              </w:rPr>
+              <w:t xml:space="preserve">; </w:t>
+            </w:r>
+            <w:proofErr w:type="spellStart"/>
+            <w:r>
+              <w:rPr>
+                <w:rStyle w:val="CdigoHTML"/>
+                <w:rFonts w:eastAsiaTheme="majorEastAsia"/>
+              </w:rPr>
+              <w:t>flex-direction</w:t>
+            </w:r>
+            <w:proofErr w:type="spellEnd"/>
+            <w:r>
+              <w:rPr>
+                <w:rStyle w:val="CdigoHTML"/>
+                <w:rFonts w:eastAsiaTheme="majorEastAsia"/>
+              </w:rPr>
+              <w:t xml:space="preserve">: </w:t>
+            </w:r>
+            <w:proofErr w:type="spellStart"/>
+            <w:r>
+              <w:rPr>
+                <w:rStyle w:val="CdigoHTML"/>
+                <w:rFonts w:eastAsiaTheme="majorEastAsia"/>
+              </w:rPr>
+              <w:t>column</w:t>
+            </w:r>
+            <w:proofErr w:type="spellEnd"/>
+            <w:r>
+              <w:rPr>
+                <w:rStyle w:val="CdigoHTML"/>
+                <w:rFonts w:eastAsiaTheme="majorEastAsia"/>
+              </w:rPr>
+              <w:t xml:space="preserve">; </w:t>
+            </w:r>
+            <w:proofErr w:type="spellStart"/>
+            <w:r>
+              <w:rPr>
+                <w:rStyle w:val="CdigoHTML"/>
+                <w:rFonts w:eastAsiaTheme="majorEastAsia"/>
+              </w:rPr>
+              <w:t>justify-content</w:t>
+            </w:r>
+            <w:proofErr w:type="spellEnd"/>
+            <w:r>
+              <w:rPr>
+                <w:rStyle w:val="CdigoHTML"/>
+                <w:rFonts w:eastAsiaTheme="majorEastAsia"/>
+              </w:rPr>
+              <w:t xml:space="preserve">: </w:t>
+            </w:r>
+            <w:proofErr w:type="spellStart"/>
+            <w:r>
+              <w:rPr>
+                <w:rStyle w:val="CdigoHTML"/>
+                <w:rFonts w:eastAsiaTheme="majorEastAsia"/>
+              </w:rPr>
+              <w:t>space-between</w:t>
+            </w:r>
+            <w:proofErr w:type="spellEnd"/>
+            <w:proofErr w:type="gramStart"/>
+            <w:r>
+              <w:rPr>
+                <w:rStyle w:val="CdigoHTML"/>
+                <w:rFonts w:eastAsiaTheme="majorEastAsia"/>
+              </w:rPr>
+              <w:t>;</w:t>
+            </w:r>
+            <w:r>
+              <w:rPr>
+                <w:sz w:val="20"/>
+              </w:rPr>
+              <w:t>.</w:t>
+            </w:r>
+            <w:proofErr w:type="gramEnd"/>
+          </w:p>
+          <w:p>
+            <w:pPr>
+              <w:pStyle w:val="NormalWeb"/>
+              <w:numPr>
+                <w:ilvl w:val="1"/>
+                <w:numId w:val="12"/>
+              </w:numPr>
+              <w:rPr>
+                <w:sz w:val="20"/>
+              </w:rPr>
+            </w:pPr>
+            <w:r>
+              <w:rPr>
+                <w:i/>
+                <w:iCs/>
+                <w:sz w:val="20"/>
+              </w:rPr>
+              <w:t>Problema:</w:t>
+            </w:r>
+            <w:r>
+              <w:rPr>
+                <w:sz w:val="20"/>
+              </w:rPr>
+              <w:t xml:space="preserve"> Quando um </w:t>
+            </w:r>
+            <w:proofErr w:type="spellStart"/>
+            <w:r>
+              <w:rPr>
+                <w:sz w:val="20"/>
+              </w:rPr>
+              <w:t>card</w:t>
+            </w:r>
+            <w:proofErr w:type="spellEnd"/>
+            <w:r>
+              <w:rPr>
+                <w:sz w:val="20"/>
+              </w:rPr>
+              <w:t xml:space="preserve"> da linha estica por conta de um vizinho com texto grande, o </w:t>
+            </w:r>
+            <w:proofErr w:type="spellStart"/>
+            <w:r>
+              <w:rPr>
+                <w:rStyle w:val="CdigoHTML"/>
+                <w:rFonts w:eastAsiaTheme="majorEastAsia"/>
+              </w:rPr>
+              <w:t>justify-content</w:t>
+            </w:r>
+            <w:proofErr w:type="spellEnd"/>
+            <w:r>
+              <w:rPr>
+                <w:rStyle w:val="CdigoHTML"/>
+                <w:rFonts w:eastAsiaTheme="majorEastAsia"/>
+              </w:rPr>
+              <w:t xml:space="preserve">: </w:t>
+            </w:r>
+            <w:proofErr w:type="spellStart"/>
+            <w:r>
+              <w:rPr>
+                <w:rStyle w:val="CdigoHTML"/>
+                <w:rFonts w:eastAsiaTheme="majorEastAsia"/>
+              </w:rPr>
+              <w:t>space-between</w:t>
+            </w:r>
+            <w:proofErr w:type="spellEnd"/>
+            <w:r>
+              <w:rPr>
+                <w:sz w:val="20"/>
+              </w:rPr>
+              <w:t xml:space="preserve"> empurra o parágrafo </w:t>
+            </w:r>
+            <w:r>
+              <w:rPr>
+                <w:rStyle w:val="CdigoHTML"/>
+                <w:rFonts w:eastAsiaTheme="majorEastAsia"/>
+              </w:rPr>
+              <w:t>&lt;p&gt;</w:t>
+            </w:r>
+            <w:r>
+              <w:rPr>
+                <w:sz w:val="20"/>
+              </w:rPr>
+              <w:t xml:space="preserve"> para o rodapé do </w:t>
+            </w:r>
+            <w:proofErr w:type="spellStart"/>
+            <w:r>
+              <w:rPr>
+                <w:sz w:val="20"/>
+              </w:rPr>
+              <w:t>card</w:t>
+            </w:r>
+            <w:proofErr w:type="spellEnd"/>
+            <w:r>
+              <w:rPr>
+                <w:sz w:val="20"/>
+              </w:rPr>
+              <w:t xml:space="preserve">, criando um espaço em branco excessivo e inconsistente entre o título e o texto nos </w:t>
+            </w:r>
+            <w:proofErr w:type="spellStart"/>
+            <w:r>
+              <w:rPr>
+                <w:sz w:val="20"/>
+              </w:rPr>
+              <w:t>cards</w:t>
+            </w:r>
+            <w:proofErr w:type="spellEnd"/>
+            <w:r>
+              <w:rPr>
+                <w:sz w:val="20"/>
+              </w:rPr>
+              <w:t xml:space="preserve"> menores daquela mesma linha.</w:t>
+            </w:r>
+          </w:p>
+          <w:p>
+            <w:pPr>
+              <w:pStyle w:val="NormalWeb"/>
+              <w:numPr>
+                <w:ilvl w:val="1"/>
+                <w:numId w:val="12"/>
+              </w:numPr>
+              <w:rPr>
+                <w:sz w:val="20"/>
+              </w:rPr>
+            </w:pPr>
+            <w:r>
+              <w:rPr>
+                <w:i/>
+                <w:iCs/>
+                <w:sz w:val="20"/>
+              </w:rPr>
+              <w:t>Decisão na origem:</w:t>
+            </w:r>
+            <w:r>
+              <w:rPr>
+                <w:sz w:val="20"/>
+              </w:rPr>
+              <w:t xml:space="preserve"> Aplicação de </w:t>
+            </w:r>
+            <w:proofErr w:type="spellStart"/>
+            <w:r>
+              <w:rPr>
+                <w:rStyle w:val="CdigoHTML"/>
+                <w:rFonts w:eastAsiaTheme="majorEastAsia"/>
+              </w:rPr>
+              <w:t>justify-content</w:t>
+            </w:r>
+            <w:proofErr w:type="spellEnd"/>
+            <w:r>
+              <w:rPr>
+                <w:rStyle w:val="CdigoHTML"/>
+                <w:rFonts w:eastAsiaTheme="majorEastAsia"/>
+              </w:rPr>
+              <w:t xml:space="preserve">: </w:t>
+            </w:r>
+            <w:proofErr w:type="spellStart"/>
+            <w:r>
+              <w:rPr>
+                <w:rStyle w:val="CdigoHTML"/>
+                <w:rFonts w:eastAsiaTheme="majorEastAsia"/>
+              </w:rPr>
+              <w:t>space-between</w:t>
+            </w:r>
+            <w:proofErr w:type="spellEnd"/>
+            <w:r>
+              <w:rPr>
+                <w:sz w:val="20"/>
+              </w:rPr>
+              <w:t xml:space="preserve"> no container interno </w:t>
+            </w:r>
+            <w:proofErr w:type="gramStart"/>
+            <w:r>
+              <w:rPr>
+                <w:sz w:val="20"/>
+              </w:rPr>
+              <w:t xml:space="preserve">do </w:t>
+            </w:r>
+            <w:r>
+              <w:rPr>
+                <w:rStyle w:val="CdigoHTML"/>
+                <w:rFonts w:eastAsiaTheme="majorEastAsia"/>
+              </w:rPr>
+              <w:t>.</w:t>
+            </w:r>
+            <w:proofErr w:type="gramEnd"/>
+            <w:r>
+              <w:rPr>
+                <w:rStyle w:val="CdigoHTML"/>
+                <w:rFonts w:eastAsiaTheme="majorEastAsia"/>
+              </w:rPr>
+              <w:t>card</w:t>
+            </w:r>
+            <w:r>
+              <w:rPr>
+                <w:sz w:val="20"/>
+              </w:rPr>
+              <w:t>.</w:t>
+            </w:r>
+          </w:p>
+          <w:p>
+            <w:pPr>
+              <w:rPr>
+                <w:sz w:val="20"/>
+                <w:u w:val="single"/>
+              </w:rPr>
+            </w:pPr>
+          </w:p>
         </w:tc>
         <w:tc>
           <w:tcPr>
-            <w:tcW w:w="2200" w:type="dxa"/>
+            <w:tcW w:w="4252" w:type="dxa"/>
           </w:tcPr>
-          <w:p/>
+          <w:p>
+            <w:r>
+              <w:t>Não. Honestamente não percebi</w:t>
+            </w:r>
+            <w:proofErr w:type="gramStart"/>
+            <w:r>
+              <w:t xml:space="preserve">  </w:t>
+            </w:r>
+            <w:proofErr w:type="gramEnd"/>
+            <w:r>
+              <w:t xml:space="preserve">este espaço branco mencionado. </w:t>
+            </w:r>
+          </w:p>
+        </w:tc>
+      </w:tr>
+      <w:tr>
+        <w:tc>
+          <w:tcPr>
+            <w:tcW w:w="4503" w:type="dxa"/>
+          </w:tcPr>
+          <w:p>
+            <w:pPr>
+              <w:pStyle w:val="Ttulo3"/>
+              <w:rPr>
+                <w:sz w:val="24"/>
+              </w:rPr>
+            </w:pPr>
+            <w:r>
+              <w:rPr>
+                <w:sz w:val="24"/>
+              </w:rPr>
+              <w:t>6. Ordem de Quebra em Telas Estreitas</w:t>
+            </w:r>
+          </w:p>
+          <w:p>
+            <w:pPr>
+              <w:pStyle w:val="NormalWeb"/>
+              <w:numPr>
+                <w:ilvl w:val="0"/>
+                <w:numId w:val="13"/>
+              </w:numPr>
+              <w:rPr>
+                <w:sz w:val="20"/>
+              </w:rPr>
+            </w:pPr>
+            <w:r>
+              <w:rPr>
+                <w:b/>
+                <w:bCs/>
+                <w:sz w:val="20"/>
+              </w:rPr>
+              <w:t xml:space="preserve">Quebra Desordenada do Cabeçalho </w:t>
+            </w:r>
+            <w:proofErr w:type="gramStart"/>
+            <w:r>
+              <w:rPr>
+                <w:b/>
+                <w:bCs/>
+                <w:sz w:val="20"/>
+              </w:rPr>
+              <w:t>(</w:t>
+            </w:r>
+            <w:r>
+              <w:rPr>
+                <w:rStyle w:val="CdigoHTML"/>
+                <w:rFonts w:eastAsiaTheme="majorEastAsia"/>
+                <w:b/>
+                <w:bCs/>
+                <w:sz w:val="16"/>
+              </w:rPr>
+              <w:t>.</w:t>
+            </w:r>
+            <w:proofErr w:type="spellStart"/>
+            <w:proofErr w:type="gramEnd"/>
+            <w:r>
+              <w:rPr>
+                <w:rStyle w:val="CdigoHTML"/>
+                <w:rFonts w:eastAsiaTheme="majorEastAsia"/>
+                <w:b/>
+                <w:bCs/>
+                <w:sz w:val="16"/>
+              </w:rPr>
+              <w:t>cabecalho</w:t>
+            </w:r>
+            <w:proofErr w:type="spellEnd"/>
+            <w:r>
+              <w:rPr>
+                <w:b/>
+                <w:bCs/>
+                <w:sz w:val="20"/>
+              </w:rPr>
+              <w:t>):</w:t>
+            </w:r>
+            <w:r>
+              <w:rPr>
+                <w:sz w:val="20"/>
+              </w:rPr>
+              <w:t xml:space="preserve"> O cabeçalho possui a propriedade </w:t>
+            </w:r>
+            <w:proofErr w:type="spellStart"/>
+            <w:r>
+              <w:rPr>
+                <w:rStyle w:val="CdigoHTML"/>
+                <w:rFonts w:eastAsiaTheme="majorEastAsia"/>
+                <w:sz w:val="16"/>
+              </w:rPr>
+              <w:t>flex-wrap</w:t>
+            </w:r>
+            <w:proofErr w:type="spellEnd"/>
+            <w:r>
+              <w:rPr>
+                <w:rStyle w:val="CdigoHTML"/>
+                <w:rFonts w:eastAsiaTheme="majorEastAsia"/>
+                <w:sz w:val="16"/>
+              </w:rPr>
+              <w:t xml:space="preserve">: </w:t>
+            </w:r>
+            <w:proofErr w:type="spellStart"/>
+            <w:r>
+              <w:rPr>
+                <w:rStyle w:val="CdigoHTML"/>
+                <w:rFonts w:eastAsiaTheme="majorEastAsia"/>
+                <w:sz w:val="16"/>
+              </w:rPr>
+              <w:t>wrap</w:t>
+            </w:r>
+            <w:proofErr w:type="spellEnd"/>
+            <w:r>
+              <w:rPr>
+                <w:rStyle w:val="CdigoHTML"/>
+                <w:rFonts w:eastAsiaTheme="majorEastAsia"/>
+                <w:sz w:val="16"/>
+              </w:rPr>
+              <w:t>;</w:t>
+            </w:r>
+            <w:r>
+              <w:rPr>
+                <w:sz w:val="20"/>
+              </w:rPr>
+              <w:t>.</w:t>
+            </w:r>
+          </w:p>
+          <w:p>
+            <w:pPr>
+              <w:pStyle w:val="NormalWeb"/>
+              <w:numPr>
+                <w:ilvl w:val="1"/>
+                <w:numId w:val="13"/>
+              </w:numPr>
+              <w:rPr>
+                <w:sz w:val="20"/>
+              </w:rPr>
+            </w:pPr>
+            <w:r>
+              <w:rPr>
+                <w:i/>
+                <w:iCs/>
+                <w:sz w:val="20"/>
+              </w:rPr>
+              <w:t>Problema:</w:t>
+            </w:r>
+            <w:r>
+              <w:rPr>
+                <w:sz w:val="20"/>
+              </w:rPr>
+              <w:t xml:space="preserve"> À medida que a tela do desktop é reduzida (antes do </w:t>
+            </w:r>
+            <w:r>
+              <w:rPr>
+                <w:sz w:val="20"/>
+              </w:rPr>
+              <w:lastRenderedPageBreak/>
+              <w:t xml:space="preserve">breakpoint de 768px), o </w:t>
+            </w:r>
+            <w:proofErr w:type="gramStart"/>
+            <w:r>
+              <w:rPr>
+                <w:sz w:val="20"/>
+              </w:rPr>
+              <w:t>menu</w:t>
+            </w:r>
+            <w:proofErr w:type="gramEnd"/>
+            <w:r>
+              <w:rPr>
+                <w:sz w:val="20"/>
+              </w:rPr>
+              <w:t xml:space="preserve"> principal (</w:t>
+            </w:r>
+            <w:r>
+              <w:rPr>
+                <w:rStyle w:val="CdigoHTML"/>
+                <w:rFonts w:eastAsiaTheme="majorEastAsia"/>
+                <w:sz w:val="16"/>
+              </w:rPr>
+              <w:t>.menu-lista</w:t>
+            </w:r>
+            <w:r>
+              <w:rPr>
+                <w:sz w:val="20"/>
+              </w:rPr>
+              <w:t>) quebra e cai para a linha de baixo do logo abruptamente, fazendo o cabeçalho dobrar de altura e empurrar todo o layout para baixo antes da transição planejada para dispositivos móveis.</w:t>
+            </w:r>
+          </w:p>
+          <w:p>
+            <w:pPr>
+              <w:pStyle w:val="NormalWeb"/>
+              <w:numPr>
+                <w:ilvl w:val="1"/>
+                <w:numId w:val="13"/>
+              </w:numPr>
+              <w:rPr>
+                <w:sz w:val="20"/>
+              </w:rPr>
+            </w:pPr>
+            <w:r>
+              <w:rPr>
+                <w:i/>
+                <w:iCs/>
+                <w:sz w:val="20"/>
+              </w:rPr>
+              <w:t>Decisão na origem:</w:t>
+            </w:r>
+            <w:r>
+              <w:rPr>
+                <w:sz w:val="20"/>
+              </w:rPr>
+              <w:t xml:space="preserve"> Uso de </w:t>
+            </w:r>
+            <w:proofErr w:type="spellStart"/>
+            <w:r>
+              <w:rPr>
+                <w:rStyle w:val="CdigoHTML"/>
+                <w:rFonts w:eastAsiaTheme="majorEastAsia"/>
+                <w:sz w:val="16"/>
+              </w:rPr>
+              <w:t>flex-wrap</w:t>
+            </w:r>
+            <w:proofErr w:type="spellEnd"/>
+            <w:r>
+              <w:rPr>
+                <w:rStyle w:val="CdigoHTML"/>
+                <w:rFonts w:eastAsiaTheme="majorEastAsia"/>
+                <w:sz w:val="16"/>
+              </w:rPr>
+              <w:t xml:space="preserve">: </w:t>
+            </w:r>
+            <w:proofErr w:type="spellStart"/>
+            <w:r>
+              <w:rPr>
+                <w:rStyle w:val="CdigoHTML"/>
+                <w:rFonts w:eastAsiaTheme="majorEastAsia"/>
+                <w:sz w:val="16"/>
+              </w:rPr>
+              <w:t>wrap</w:t>
+            </w:r>
+            <w:proofErr w:type="spellEnd"/>
+            <w:r>
+              <w:rPr>
+                <w:sz w:val="20"/>
+              </w:rPr>
+              <w:t xml:space="preserve"> no cabeçalho sem regras intermediárias de dimensionamento (</w:t>
+            </w:r>
+            <w:proofErr w:type="spellStart"/>
+            <w:r>
+              <w:rPr>
+                <w:rStyle w:val="CdigoHTML"/>
+                <w:rFonts w:eastAsiaTheme="majorEastAsia"/>
+                <w:sz w:val="16"/>
+              </w:rPr>
+              <w:t>flex-basis</w:t>
+            </w:r>
+            <w:proofErr w:type="spellEnd"/>
+            <w:r>
+              <w:rPr>
+                <w:sz w:val="20"/>
+              </w:rPr>
+              <w:t xml:space="preserve"> ou regras de media </w:t>
+            </w:r>
+            <w:proofErr w:type="spellStart"/>
+            <w:r>
+              <w:rPr>
+                <w:sz w:val="20"/>
+              </w:rPr>
+              <w:t>query</w:t>
+            </w:r>
+            <w:proofErr w:type="spellEnd"/>
+            <w:r>
+              <w:rPr>
+                <w:sz w:val="20"/>
+              </w:rPr>
+              <w:t xml:space="preserve"> específicas para o </w:t>
+            </w:r>
+            <w:proofErr w:type="gramStart"/>
+            <w:r>
+              <w:rPr>
+                <w:sz w:val="20"/>
+              </w:rPr>
+              <w:t>menu</w:t>
+            </w:r>
+            <w:proofErr w:type="gramEnd"/>
+            <w:r>
+              <w:rPr>
+                <w:sz w:val="20"/>
+              </w:rPr>
+              <w:t>).</w:t>
+            </w:r>
+          </w:p>
+          <w:p>
+            <w:pPr>
+              <w:rPr>
+                <w:u w:val="single"/>
+              </w:rPr>
+            </w:pPr>
+          </w:p>
+        </w:tc>
+        <w:tc>
+          <w:tcPr>
+            <w:tcW w:w="4252" w:type="dxa"/>
+          </w:tcPr>
+          <w:p>
+            <w:r>
+              <w:lastRenderedPageBreak/>
+              <w:t>Não, tentei</w:t>
+            </w:r>
+            <w:proofErr w:type="gramStart"/>
+            <w:r>
+              <w:t xml:space="preserve">  </w:t>
+            </w:r>
+            <w:proofErr w:type="gramEnd"/>
+            <w:r>
+              <w:t>replicar o problema mencionado mas não encontrei.</w:t>
+            </w:r>
+          </w:p>
         </w:tc>
       </w:tr>
     </w:tbl>
     <w:p>
       <w:r>
-        <w:t>A recomendação mais discutível foi… porque…</w:t>
+        <w:lastRenderedPageBreak/>
+        <w:t xml:space="preserve">A recomendação mais discutível foi… </w:t>
+      </w:r>
+      <w:proofErr w:type="gramStart"/>
+      <w:r>
+        <w:t>porque</w:t>
+      </w:r>
+      <w:proofErr w:type="gramEnd"/>
+      <w:r>
+        <w:t>…</w:t>
+      </w:r>
+    </w:p>
+    <w:p>
+      <w:proofErr w:type="gramStart"/>
+      <w:r>
+        <w:t>A número 6</w:t>
+      </w:r>
+      <w:proofErr w:type="gramEnd"/>
+      <w:r>
+        <w:t xml:space="preserve">. </w:t>
+      </w:r>
+      <w:proofErr w:type="gramStart"/>
+      <w:r>
+        <w:t>A IA</w:t>
+      </w:r>
+      <w:proofErr w:type="gramEnd"/>
+      <w:r>
+        <w:t xml:space="preserve"> da falando que </w:t>
+      </w:r>
+      <w:proofErr w:type="spellStart"/>
+      <w:r>
+        <w:t>flex-wrap</w:t>
+      </w:r>
+      <w:proofErr w:type="spellEnd"/>
+      <w:r>
+        <w:t xml:space="preserve"> vai “</w:t>
+      </w:r>
+      <w:r>
+        <w:rPr>
+          <w:sz w:val="20"/>
+        </w:rPr>
+        <w:t>dobrar de altura e empurrar todo o layout para baixo antes da transição planejada para dispositivos móveis</w:t>
+      </w:r>
+      <w:r>
+        <w:rPr>
+          <w:sz w:val="20"/>
+        </w:rPr>
+        <w:t>”, mas ao redimensionar a tela tudo fica aceitável.</w:t>
+      </w:r>
+    </w:p>
+    <w:p>
+      <w:pPr>
+        <w:pStyle w:val="Ttulo2"/>
+      </w:pPr>
+      <w:r>
+        <w:t>5. Conferência do resultado</w:t>
+      </w:r>
+    </w:p>
+    <w:p>
+      <w:r>
+        <w:t>Ao final, marquem o que se sustentou de verdade:</w:t>
+      </w:r>
+    </w:p>
+    <w:p>
+      <w:r>
+        <w:t>[x]</w:t>
+      </w:r>
+      <w:proofErr w:type="gramStart"/>
+      <w:r>
+        <w:t xml:space="preserve"> </w:t>
+      </w:r>
+      <w:r>
+        <w:t xml:space="preserve"> </w:t>
+      </w:r>
+      <w:proofErr w:type="spellStart"/>
+      <w:proofErr w:type="gramEnd"/>
+      <w:r>
+        <w:t>Cards</w:t>
+      </w:r>
+      <w:proofErr w:type="spellEnd"/>
+      <w:r>
+        <w:t xml:space="preserve"> e agenda organizados dentro da grade da página</w:t>
+      </w:r>
+    </w:p>
+    <w:p>
+      <w:r>
+        <w:t xml:space="preserve">[x] </w:t>
+      </w:r>
+      <w:r>
+        <w:t xml:space="preserve">Com os </w:t>
+      </w:r>
+      <w:proofErr w:type="gramStart"/>
+      <w:r>
+        <w:t>8</w:t>
+      </w:r>
+      <w:proofErr w:type="gramEnd"/>
+      <w:r>
+        <w:t xml:space="preserve"> </w:t>
+      </w:r>
+      <w:proofErr w:type="spellStart"/>
+      <w:r>
+        <w:t>cards</w:t>
+      </w:r>
+      <w:proofErr w:type="spellEnd"/>
+      <w:r>
+        <w:t>, nenhum ficou estreito demais (~200px) nem com texto transbordando</w:t>
+      </w:r>
+    </w:p>
+    <w:p>
+      <w:r>
+        <w:t xml:space="preserve">[x] </w:t>
+      </w:r>
+      <w:proofErr w:type="gramStart"/>
+      <w:r>
+        <w:t>Em ~</w:t>
+      </w:r>
+      <w:proofErr w:type="gramEnd"/>
+      <w:r>
+        <w:t>640px a página funciona sem rolagem horizontal e a lateral continua legível</w:t>
+      </w:r>
+    </w:p>
+    <w:p>
+      <w:r>
+        <w:t>[x, porém arrumei]</w:t>
+      </w:r>
+      <w:r>
+        <w:t xml:space="preserve"> No </w:t>
+      </w:r>
+      <w:proofErr w:type="spellStart"/>
+      <w:r>
+        <w:t>mobile</w:t>
+      </w:r>
+      <w:proofErr w:type="spellEnd"/>
+      <w:r>
+        <w:t xml:space="preserve"> o conteúdo principal aparece antes da navegação por categoria — e a ordem dos blocos no HTML não mudou (a reorganização é só visual</w:t>
+      </w:r>
+      <w:proofErr w:type="gramStart"/>
+      <w:r>
+        <w:t>)</w:t>
+      </w:r>
+    </w:p>
+    <w:p>
+      <w:proofErr w:type="gramEnd"/>
+      <w:r>
+        <w:t>[x]</w:t>
+      </w:r>
+      <w:proofErr w:type="gramStart"/>
+      <w:r>
+        <w:t xml:space="preserve"> </w:t>
+      </w:r>
+      <w:r>
+        <w:t xml:space="preserve"> </w:t>
+      </w:r>
+      <w:proofErr w:type="gramEnd"/>
+      <w:r>
+        <w:t>Título do destaque com tamanho fluido e limitado nos dois extremos</w:t>
+      </w:r>
+      <w:proofErr w:type="gramStart"/>
+    </w:p>
+    <w:p>
+      <w:proofErr w:type="gramEnd"/>
+      <w:r>
+        <w:t>[x]</w:t>
+      </w:r>
+      <w:proofErr w:type="gramStart"/>
+      <w:r>
+        <w:t xml:space="preserve"> </w:t>
+      </w:r>
+      <w:r>
+        <w:t xml:space="preserve"> </w:t>
+      </w:r>
+      <w:proofErr w:type="gramEnd"/>
+      <w:r>
+        <w:t>Todas as decisões registradas neste documento</w:t>
+      </w:r>
+    </w:p>
+    <w:p>
+      <w:r>
+        <w:t xml:space="preserve">[x] </w:t>
+      </w:r>
+      <w:r>
+        <w:t>Adaptações justificadas pelo que foi observado</w:t>
+      </w:r>
+    </w:p>
+    <w:p>
+      <w:r>
+        <w:t xml:space="preserve">[x] </w:t>
+      </w:r>
+      <w:r>
+        <w:t>Recomendações da IA avaliadas com argumento próprio</w:t>
       </w:r>
     </w:p>
     <w:p/>
@@ -593,53 +3399,218 @@
         <w:pStyle w:val="Ttulo2"/>
       </w:pPr>
       <w:r>
-        <w:t>5. Conferência do resultado</w:t>
+        <w:t>6. Relatório</w:t>
       </w:r>
     </w:p>
     <w:p>
-      <w:r>
-        <w:t>Ao final, marquem o que se sustentou de verdade:</w:t>
+      <w:proofErr w:type="gramStart"/>
+      <w:r>
+        <w:t>Liguem</w:t>
+      </w:r>
+      <w:proofErr w:type="gramEnd"/>
+      <w:r>
+        <w:t xml:space="preserve"> decisão a consequência — respondam olhando para o que registraram:</w:t>
       </w:r>
     </w:p>
     <w:p>
-      <w:r>
-        <w:t>☐ Cards e agenda organizados dentro da grade da página</w:t>
+      <w:pPr>
+        <w:pStyle w:val="PargrafodaLista"/>
+        <w:numPr>
+          <w:ilvl w:val="0"/>
+          <w:numId w:val="14"/>
+        </w:numPr>
+      </w:pPr>
+      <w:r>
+        <w:t>Qual decisão inicial teve a maior consequência no resto da atividade?</w:t>
       </w:r>
     </w:p>
     <w:p>
-      <w:r>
-        <w:lastRenderedPageBreak/>
-        <w:t>☐ Com os 8 cards, nenhum ficou estreito demais (~200px) nem com texto transbordando</w:t>
+      <w:pPr>
+        <w:pStyle w:val="PargrafodaLista"/>
+      </w:pPr>
+      <w:r>
+        <w:t xml:space="preserve">A escolha do </w:t>
+      </w:r>
+      <w:proofErr w:type="spellStart"/>
+      <w:r>
+        <w:t>gridtemplates</w:t>
+      </w:r>
+      <w:proofErr w:type="spellEnd"/>
+      <w:r>
+        <w:t xml:space="preserve"> para </w:t>
+      </w:r>
+      <w:proofErr w:type="spellStart"/>
+      <w:r>
+        <w:t>contruir</w:t>
+      </w:r>
+      <w:proofErr w:type="spellEnd"/>
+      <w:r>
+        <w:t xml:space="preserve"> o esqueleto da página.</w:t>
       </w:r>
     </w:p>
     <w:p>
-      <w:r>
-        <w:t>☐ Em ~640px a página funciona sem rolagem horizontal e a lateral continua legível</w:t>
-      </w:r>
+      <w:pPr>
+        <w:pStyle w:val="PargrafodaLista"/>
+      </w:pPr>
     </w:p>
     <w:p>
-      <w:r>
-        <w:t>☐ No mobile o conteúdo principal aparece antes da navegação por categoria — e a ordem dos blocos no HTML não mudou (a reorganização é só visual)</w:t>
+      <w:pPr>
+        <w:pStyle w:val="PargrafodaLista"/>
+        <w:numPr>
+          <w:ilvl w:val="0"/>
+          <w:numId w:val="14"/>
+        </w:numPr>
+      </w:pPr>
+      <w:r>
+        <w:t>Qual evento causou mais dificuldade — e por quê?</w:t>
       </w:r>
     </w:p>
     <w:p>
-      <w:r>
-        <w:t>☐ Título do destaque com tamanho fluido e limitado nos dois extremos</w:t>
+      <w:pPr>
+        <w:pStyle w:val="PargrafodaLista"/>
+      </w:pPr>
+      <w:r>
+        <w:t xml:space="preserve">O </w:t>
+      </w:r>
+      <w:proofErr w:type="gramStart"/>
+      <w:r>
+        <w:t>2</w:t>
+      </w:r>
+      <w:proofErr w:type="gramEnd"/>
+      <w:r>
+        <w:t xml:space="preserve">. Já que tive que verificar e estudar mais do assunto para entender como consertar. </w:t>
       </w:r>
     </w:p>
     <w:p>
-      <w:r>
-        <w:t>☐ Todas as decisões registradas neste documento</w:t>
-      </w:r>
+      <w:pPr>
+        <w:pStyle w:val="PargrafodaLista"/>
+      </w:pPr>
     </w:p>
     <w:p>
-      <w:r>
-        <w:t>☐ Adaptações justificadas pelo que foi observado</w:t>
+      <w:pPr>
+        <w:pStyle w:val="PargrafodaLista"/>
+        <w:numPr>
+          <w:ilvl w:val="0"/>
+          <w:numId w:val="14"/>
+        </w:numPr>
+      </w:pPr>
+      <w:r>
+        <w:t>O que precisou ser refeito?</w:t>
       </w:r>
     </w:p>
     <w:p>
-      <w:r>
-        <w:t>☐ Recomendações da IA avaliadas com argumento próprio</w:t>
+      <w:pPr>
+        <w:pStyle w:val="PargrafodaLista"/>
+      </w:pPr>
+      <w:r>
+        <w:t xml:space="preserve">A </w:t>
+      </w:r>
+      <w:proofErr w:type="spellStart"/>
+      <w:r>
+        <w:t>realocção</w:t>
+      </w:r>
+      <w:proofErr w:type="spellEnd"/>
+      <w:r>
+        <w:t xml:space="preserve"> </w:t>
+      </w:r>
+      <w:proofErr w:type="gramStart"/>
+      <w:r>
+        <w:t>da .</w:t>
+      </w:r>
+      <w:proofErr w:type="gramEnd"/>
+      <w:r>
+        <w:t xml:space="preserve">lateral. </w:t>
+      </w:r>
+      <w:proofErr w:type="spellStart"/>
+      <w:r>
+        <w:t>Deixá-lá</w:t>
+      </w:r>
+      <w:proofErr w:type="spellEnd"/>
+      <w:r>
+        <w:t xml:space="preserve"> após o </w:t>
+      </w:r>
+      <w:proofErr w:type="spellStart"/>
+      <w:r>
+        <w:t>main</w:t>
+      </w:r>
+      <w:proofErr w:type="spellEnd"/>
+      <w:r>
+        <w:t xml:space="preserve"> e contra intuitivo. Tem que ficar antes.</w:t>
+      </w:r>
+    </w:p>
+    <w:p>
+      <w:pPr>
+        <w:pStyle w:val="PargrafodaLista"/>
+      </w:pPr>
+    </w:p>
+    <w:p>
+      <w:pPr>
+        <w:pStyle w:val="PargrafodaLista"/>
+        <w:numPr>
+          <w:ilvl w:val="0"/>
+          <w:numId w:val="14"/>
+        </w:numPr>
+      </w:pPr>
+      <w:r>
+        <w:t>Qual recomendação da IA vocês questionaram ou rejeitaram?</w:t>
+      </w:r>
+    </w:p>
+    <w:p>
+      <w:pPr>
+        <w:pStyle w:val="PargrafodaLista"/>
+      </w:pPr>
+      <w:r>
+        <w:lastRenderedPageBreak/>
+        <w:t xml:space="preserve">Basicamente todas. Sei que a </w:t>
+      </w:r>
+      <w:proofErr w:type="gramStart"/>
+      <w:r>
+        <w:t>um certo</w:t>
+      </w:r>
+      <w:proofErr w:type="gramEnd"/>
+      <w:r>
+        <w:t xml:space="preserve"> ponto, talvez elas estejam certas, mas decidi deixar como em sua maior parte.</w:t>
+      </w:r>
+    </w:p>
+    <w:p>
+      <w:pPr>
+        <w:pStyle w:val="PargrafodaLista"/>
+      </w:pPr>
+    </w:p>
+    <w:p>
+      <w:pPr>
+        <w:pStyle w:val="PargrafodaLista"/>
+        <w:numPr>
+          <w:ilvl w:val="0"/>
+          <w:numId w:val="14"/>
+        </w:numPr>
+      </w:pPr>
+      <w:r>
+        <w:t>Qual princípio de layout ficou mais claro depois desta atividade?</w:t>
+      </w:r>
+    </w:p>
+    <w:p>
+      <w:pPr>
+        <w:pStyle w:val="PargrafodaLista"/>
+      </w:pPr>
+      <w:r>
+        <w:t xml:space="preserve">Ordem visual usando os </w:t>
+      </w:r>
+      <w:proofErr w:type="spellStart"/>
+      <w:r>
+        <w:t>grid</w:t>
+      </w:r>
+      <w:proofErr w:type="spellEnd"/>
+      <w:r>
+        <w:t xml:space="preserve"> </w:t>
+      </w:r>
+      <w:proofErr w:type="spellStart"/>
+      <w:r>
+        <w:t>templates</w:t>
+      </w:r>
+      <w:proofErr w:type="spellEnd"/>
+      <w:r>
+        <w:t xml:space="preserve">. </w:t>
       </w:r>
     </w:p>
     <w:p/>
@@ -648,58 +3619,45 @@
         <w:pStyle w:val="Ttulo2"/>
       </w:pPr>
       <w:r>
-        <w:t>6. Relatório</w:t>
+        <w:t>7. Entrega</w:t>
       </w:r>
     </w:p>
     <w:p>
-      <w:r>
-        <w:t>Liguem decisão a consequência — respondam olhando para o que registraram:</w:t>
-      </w:r>
-    </w:p>
-    <w:p>
-      <w:r>
-        <w:t>1. Qual decisão inicial teve a maior consequência no resto da atividade?</w:t>
-      </w:r>
-    </w:p>
-    <w:p>
-      <w:r>
-        <w:t>2. Qual evento causou mais dificuldade — e por quê?</w:t>
-      </w:r>
-    </w:p>
-    <w:p>
-      <w:r>
-        <w:t>3. O que precisou ser refeito?</w:t>
-      </w:r>
-    </w:p>
-    <w:p>
-      <w:r>
-        <w:t>4. Qual recomendação da IA vocês questionaram ou rejeitaram?</w:t>
-      </w:r>
-    </w:p>
-    <w:p>
-      <w:r>
-        <w:t>5. Qual princípio de layout ficou mais claro depois desta atividade?</w:t>
-      </w:r>
-    </w:p>
-    <w:p/>
-    <w:p>
-      <w:pPr>
-        <w:pStyle w:val="Ttulo2"/>
-      </w:pPr>
-      <w:r>
-        <w:t>7. Entrega</w:t>
-      </w:r>
-    </w:p>
-    <w:p>
-      <w:r>
-        <w:t>Zip da pasta final (index.html + style.css) + este documento preenchido, no Blackboard.</w:t>
+      <w:proofErr w:type="spellStart"/>
+      <w:r>
+        <w:t>Zip</w:t>
+      </w:r>
+      <w:proofErr w:type="spellEnd"/>
+      <w:r>
+        <w:t xml:space="preserve"> da pasta final (index.html + </w:t>
+      </w:r>
+      <w:proofErr w:type="gramStart"/>
+      <w:r>
+        <w:t>style.</w:t>
+      </w:r>
+      <w:proofErr w:type="spellStart"/>
+      <w:proofErr w:type="gramEnd"/>
+      <w:r>
+        <w:t>css</w:t>
+      </w:r>
+      <w:proofErr w:type="spellEnd"/>
+      <w:r>
+        <w:t xml:space="preserve">) + este documento preenchido, no </w:t>
+      </w:r>
+      <w:proofErr w:type="spellStart"/>
+      <w:r>
+        <w:t>Blackboard</w:t>
+      </w:r>
+      <w:proofErr w:type="spellEnd"/>
+      <w:r>
+        <w:t>.</w:t>
       </w:r>
     </w:p>
     <w:sectPr>
       <w:headerReference w:type="default" r:id="rId8"/>
       <w:headerReference w:type="first" r:id="rId9"/>
       <w:pgSz w:w="11906" w:h="16838"/>
-      <w:pgMar w:top="1417" w:right="1701" w:bottom="1417" w:left="1701" w:header="708" w:footer="708" w:gutter="0"/>
+      <w:pgMar w:top="1417" w:right="1701" w:bottom="142" w:left="1701" w:header="708" w:footer="708" w:gutter="0"/>
       <w:cols w:space="708"/>
       <w:titlePg/>
       <w:docGrid w:linePitch="360"/>
@@ -709,7 +3667,7 @@
 </file>
 
 <file path=word/endnotes.xml><?xml version="1.0" encoding="utf-8"?>
-<w:endnotes xmlns:wpc="http://schemas.microsoft.com/office/word/2010/wordprocessingCanvas" xmlns:cx="http://schemas.microsoft.com/office/drawing/2014/chartex" xmlns:cx1="http://schemas.microsoft.com/office/drawing/2015/9/8/chartex" xmlns:cx2="http://schemas.microsoft.com/office/drawing/2015/10/21/chartex" xmlns:cx3="http://schemas.microsoft.com/office/drawing/2016/5/9/chartex" xmlns:cx4="http://schemas.microsoft.com/office/drawing/2016/5/10/chartex" xmlns:cx5="http://schemas.microsoft.com/office/drawing/2016/5/11/chartex" xmlns:cx6="http://schemas.microsoft.com/office/drawing/2016/5/12/chartex" xmlns:cx7="http://schemas.microsoft.com/office/drawing/2016/5/13/chartex" xmlns:cx8="http://schemas.microsoft.com/office/drawing/2016/5/14/chartex" xmlns:mc="http://schemas.openxmlformats.org/markup-compatibility/2006" xmlns:aink="http://schemas.microsoft.com/office/drawing/2016/ink" xmlns:am3d="http://schemas.microsoft.com/office/drawing/2017/model3d" xmlns:o="urn:schemas-microsoft-com:office:office" xmlns:r="http://schemas.openxmlformats.org/officeDocument/2006/relationships" xmlns:m="http://schemas.openxmlformats.org/officeDocument/2006/math" xmlns:v="urn:schemas-microsoft-com:vml" xmlns:wp14="http://schemas.microsoft.com/office/word/2010/wordprocessingDrawing" xmlns:wp="http://schemas.openxmlformats.org/drawingml/2006/wordprocessingDrawing" xmlns:w10="urn:schemas-microsoft-com:office:word" xmlns:w="http://schemas.openxmlformats.org/wordprocessingml/2006/main" xmlns:w14="http://schemas.microsoft.com/office/word/2010/wordml" xmlns:w15="http://schemas.microsoft.com/office/word/2012/wordml" xmlns:w16cex="http://schemas.microsoft.com/office/word/2018/wordml/cex" xmlns:w16cid="http://schemas.microsoft.com/office/word/2016/wordml/cid" xmlns:w16="http://schemas.microsoft.com/office/word/2018/wordml" xmlns:w16sdtdh="http://schemas.microsoft.com/office/word/2020/wordml/sdtdatahash" xmlns:w16se="http://schemas.microsoft.com/office/word/2015/wordml/symex" xmlns:wpg="http://schemas.microsoft.com/office/word/2010/wordprocessingGroup" xmlns:wpi="http://schemas.microsoft.com/office/word/2010/wordprocessingInk" xmlns:wne="http://schemas.microsoft.com/office/word/2006/wordml" xmlns:wps="http://schemas.microsoft.com/office/word/2010/wordprocessingShape" mc:Ignorable="w14 w15 w16se w16cid w16 w16cex w16sdtdh wp14">
+<w:endnotes xmlns:ve="http://schemas.openxmlformats.org/markup-compatibility/2006" xmlns:o="urn:schemas-microsoft-com:office:office" xmlns:r="http://schemas.openxmlformats.org/officeDocument/2006/relationships" xmlns:m="http://schemas.openxmlformats.org/officeDocument/2006/math" xmlns:v="urn:schemas-microsoft-com:vml" xmlns:wp="http://schemas.openxmlformats.org/drawingml/2006/wordprocessingDrawing" xmlns:w10="urn:schemas-microsoft-com:office:word" xmlns:w="http://schemas.openxmlformats.org/wordprocessingml/2006/main" xmlns:wne="http://schemas.microsoft.com/office/word/2006/wordml">
   <w:endnote w:type="separator" w:id="-1">
     <w:p>
       <w:pPr>
@@ -734,7 +3692,7 @@
 </file>
 
 <file path=word/footnotes.xml><?xml version="1.0" encoding="utf-8"?>
-<w:footnotes xmlns:wpc="http://schemas.microsoft.com/office/word/2010/wordprocessingCanvas" xmlns:cx="http://schemas.microsoft.com/office/drawing/2014/chartex" xmlns:cx1="http://schemas.microsoft.com/office/drawing/2015/9/8/chartex" xmlns:cx2="http://schemas.microsoft.com/office/drawing/2015/10/21/chartex" xmlns:cx3="http://schemas.microsoft.com/office/drawing/2016/5/9/chartex" xmlns:cx4="http://schemas.microsoft.com/office/drawing/2016/5/10/chartex" xmlns:cx5="http://schemas.microsoft.com/office/drawing/2016/5/11/chartex" xmlns:cx6="http://schemas.microsoft.com/office/drawing/2016/5/12/chartex" xmlns:cx7="http://schemas.microsoft.com/office/drawing/2016/5/13/chartex" xmlns:cx8="http://schemas.microsoft.com/office/drawing/2016/5/14/chartex" xmlns:mc="http://schemas.openxmlformats.org/markup-compatibility/2006" xmlns:aink="http://schemas.microsoft.com/office/drawing/2016/ink" xmlns:am3d="http://schemas.microsoft.com/office/drawing/2017/model3d" xmlns:o="urn:schemas-microsoft-com:office:office" xmlns:r="http://schemas.openxmlformats.org/officeDocument/2006/relationships" xmlns:m="http://schemas.openxmlformats.org/officeDocument/2006/math" xmlns:v="urn:schemas-microsoft-com:vml" xmlns:wp14="http://schemas.microsoft.com/office/word/2010/wordprocessingDrawing" xmlns:wp="http://schemas.openxmlformats.org/drawingml/2006/wordprocessingDrawing" xmlns:w10="urn:schemas-microsoft-com:office:word" xmlns:w="http://schemas.openxmlformats.org/wordprocessingml/2006/main" xmlns:w14="http://schemas.microsoft.com/office/word/2010/wordml" xmlns:w15="http://schemas.microsoft.com/office/word/2012/wordml" xmlns:w16cex="http://schemas.microsoft.com/office/word/2018/wordml/cex" xmlns:w16cid="http://schemas.microsoft.com/office/word/2016/wordml/cid" xmlns:w16="http://schemas.microsoft.com/office/word/2018/wordml" xmlns:w16sdtdh="http://schemas.microsoft.com/office/word/2020/wordml/sdtdatahash" xmlns:w16se="http://schemas.microsoft.com/office/word/2015/wordml/symex" xmlns:wpg="http://schemas.microsoft.com/office/word/2010/wordprocessingGroup" xmlns:wpi="http://schemas.microsoft.com/office/word/2010/wordprocessingInk" xmlns:wne="http://schemas.microsoft.com/office/word/2006/wordml" xmlns:wps="http://schemas.microsoft.com/office/word/2010/wordprocessingShape" mc:Ignorable="w14 w15 w16se w16cid w16 w16cex w16sdtdh wp14">
+<w:footnotes xmlns:ve="http://schemas.openxmlformats.org/markup-compatibility/2006" xmlns:o="urn:schemas-microsoft-com:office:office" xmlns:r="http://schemas.openxmlformats.org/officeDocument/2006/relationships" xmlns:m="http://schemas.openxmlformats.org/officeDocument/2006/math" xmlns:v="urn:schemas-microsoft-com:vml" xmlns:wp="http://schemas.openxmlformats.org/drawingml/2006/wordprocessingDrawing" xmlns:w10="urn:schemas-microsoft-com:office:word" xmlns:w="http://schemas.openxmlformats.org/wordprocessingml/2006/main" xmlns:wne="http://schemas.microsoft.com/office/word/2006/wordml">
   <w:footnote w:type="separator" w:id="-1">
     <w:p>
       <w:pPr>
@@ -759,7 +3717,7 @@
 </file>
 
 <file path=word/header1.xml><?xml version="1.0" encoding="utf-8"?>
-<w:hdr xmlns:wpc="http://schemas.microsoft.com/office/word/2010/wordprocessingCanvas" xmlns:cx="http://schemas.microsoft.com/office/drawing/2014/chartex" xmlns:cx1="http://schemas.microsoft.com/office/drawing/2015/9/8/chartex" xmlns:cx2="http://schemas.microsoft.com/office/drawing/2015/10/21/chartex" xmlns:cx3="http://schemas.microsoft.com/office/drawing/2016/5/9/chartex" xmlns:cx4="http://schemas.microsoft.com/office/drawing/2016/5/10/chartex" xmlns:cx5="http://schemas.microsoft.com/office/drawing/2016/5/11/chartex" xmlns:cx6="http://schemas.microsoft.com/office/drawing/2016/5/12/chartex" xmlns:cx7="http://schemas.microsoft.com/office/drawing/2016/5/13/chartex" xmlns:cx8="http://schemas.microsoft.com/office/drawing/2016/5/14/chartex" xmlns:mc="http://schemas.openxmlformats.org/markup-compatibility/2006" xmlns:aink="http://schemas.microsoft.com/office/drawing/2016/ink" xmlns:am3d="http://schemas.microsoft.com/office/drawing/2017/model3d" xmlns:o="urn:schemas-microsoft-com:office:office" xmlns:r="http://schemas.openxmlformats.org/officeDocument/2006/relationships" xmlns:m="http://schemas.openxmlformats.org/officeDocument/2006/math" xmlns:v="urn:schemas-microsoft-com:vml" xmlns:wp14="http://schemas.microsoft.com/office/word/2010/wordprocessingDrawing" xmlns:wp="http://schemas.openxmlformats.org/drawingml/2006/wordprocessingDrawing" xmlns:w10="urn:schemas-microsoft-com:office:word" xmlns:w="http://schemas.openxmlformats.org/wordprocessingml/2006/main" xmlns:w14="http://schemas.microsoft.com/office/word/2010/wordml" xmlns:w15="http://schemas.microsoft.com/office/word/2012/wordml" xmlns:w16cex="http://schemas.microsoft.com/office/word/2018/wordml/cex" xmlns:w16cid="http://schemas.microsoft.com/office/word/2016/wordml/cid" xmlns:w16="http://schemas.microsoft.com/office/word/2018/wordml" xmlns:w16sdtdh="http://schemas.microsoft.com/office/word/2020/wordml/sdtdatahash" xmlns:w16se="http://schemas.microsoft.com/office/word/2015/wordml/symex" xmlns:wpg="http://schemas.microsoft.com/office/word/2010/wordprocessingGroup" xmlns:wpi="http://schemas.microsoft.com/office/word/2010/wordprocessingInk" xmlns:wne="http://schemas.microsoft.com/office/word/2006/wordml" xmlns:wps="http://schemas.microsoft.com/office/word/2010/wordprocessingShape" mc:Ignorable="w14 w15 w16se w16cid w16 w16cex w16sdtdh wp14">
+<w:hdr xmlns:ve="http://schemas.openxmlformats.org/markup-compatibility/2006" xmlns:o="urn:schemas-microsoft-com:office:office" xmlns:r="http://schemas.openxmlformats.org/officeDocument/2006/relationships" xmlns:m="http://schemas.openxmlformats.org/officeDocument/2006/math" xmlns:v="urn:schemas-microsoft-com:vml" xmlns:wp="http://schemas.openxmlformats.org/drawingml/2006/wordprocessingDrawing" xmlns:w10="urn:schemas-microsoft-com:office:word" xmlns:w="http://schemas.openxmlformats.org/wordprocessingml/2006/main" xmlns:wne="http://schemas.microsoft.com/office/word/2006/wordml">
   <w:tbl>
     <w:tblPr>
       <w:tblStyle w:val="Tabelacomgrade"/>
@@ -772,7 +3730,7 @@
         <w:insideH w:val="none" w:sz="0" w:space="0" w:color="auto"/>
         <w:insideV w:val="none" w:sz="0" w:space="0" w:color="auto"/>
       </w:tblBorders>
-      <w:tblLook w:val="04A0" w:firstRow="1" w:lastRow="0" w:firstColumn="1" w:lastColumn="0" w:noHBand="0" w:noVBand="1"/>
+      <w:tblLook w:val="04A0"/>
     </w:tblPr>
     <w:tblGrid>
       <w:gridCol w:w="3261"/>
@@ -808,15 +3766,16 @@
           <w:r>
             <w:rPr>
               <w:noProof/>
+              <w:lang w:eastAsia="pt-BR"/>
             </w:rPr>
             <w:drawing>
-              <wp:inline distT="0" distB="0" distL="0" distR="0" wp14:anchorId="4AFD2498" wp14:editId="79C1B41F">
+              <wp:inline distT="0" distB="0" distL="0" distR="0">
                 <wp:extent cx="1228725" cy="369344"/>
                 <wp:effectExtent l="0" t="0" r="0" b="0"/>
                 <wp:docPr id="1019654465" name="Imagem 6" descr="Logotipo&#10;&#10;Descrição gerada automaticamente com confiança média">
                   <a:extLst xmlns:a="http://schemas.openxmlformats.org/drawingml/2006/main">
                     <a:ext uri="{FF2B5EF4-FFF2-40B4-BE49-F238E27FC236}">
-                      <a16:creationId xmlns:a16="http://schemas.microsoft.com/office/drawing/2014/main" id="{6EA859A7-0882-438E-8A76-D07EC4ED824A}"/>
+                      <a16:creationId xmlns:a16="http://schemas.microsoft.com/office/drawing/2014/main" xmlns:wps="http://schemas.microsoft.com/office/word/2010/wordprocessingShape" xmlns:wpi="http://schemas.microsoft.com/office/word/2010/wordprocessingInk" xmlns:wpg="http://schemas.microsoft.com/office/word/2010/wordprocessingGroup" xmlns:w16se="http://schemas.microsoft.com/office/word/2015/wordml/symex" xmlns:w16sdtdh="http://schemas.microsoft.com/office/word/2020/wordml/sdtdatahash" xmlns:w16="http://schemas.microsoft.com/office/word/2018/wordml" xmlns:w16cid="http://schemas.microsoft.com/office/word/2016/wordml/cid" xmlns:w16cex="http://schemas.microsoft.com/office/word/2018/wordml/cex" xmlns:w15="http://schemas.microsoft.com/office/word/2012/wordml" xmlns:w14="http://schemas.microsoft.com/office/word/2010/wordml" xmlns:w="http://schemas.openxmlformats.org/wordprocessingml/2006/main" xmlns:w10="urn:schemas-microsoft-com:office:word" xmlns:wp14="http://schemas.microsoft.com/office/word/2010/wordprocessingDrawing" xmlns:v="urn:schemas-microsoft-com:vml" xmlns:o="urn:schemas-microsoft-com:office:office" xmlns:am3d="http://schemas.microsoft.com/office/drawing/2017/model3d" xmlns:aink="http://schemas.microsoft.com/office/drawing/2016/ink" xmlns:mc="http://schemas.openxmlformats.org/markup-compatibility/2006" xmlns:cx8="http://schemas.microsoft.com/office/drawing/2016/5/14/chartex" xmlns:cx7="http://schemas.microsoft.com/office/drawing/2016/5/13/chartex" xmlns:cx6="http://schemas.microsoft.com/office/drawing/2016/5/12/chartex" xmlns:cx5="http://schemas.microsoft.com/office/drawing/2016/5/11/chartex" xmlns:cx4="http://schemas.microsoft.com/office/drawing/2016/5/10/chartex" xmlns:cx3="http://schemas.microsoft.com/office/drawing/2016/5/9/chartex" xmlns:cx2="http://schemas.microsoft.com/office/drawing/2015/10/21/chartex" xmlns:cx1="http://schemas.microsoft.com/office/drawing/2015/9/8/chartex" xmlns:cx="http://schemas.microsoft.com/office/drawing/2014/chartex" xmlns:wpc="http://schemas.microsoft.com/office/word/2010/wordprocessingCanvas" xmlns="" id="{6EA859A7-0882-438E-8A76-D07EC4ED824A}"/>
                     </a:ext>
                   </a:extLst>
                 </wp:docPr>
@@ -830,7 +3789,7 @@
                         <pic:cNvPr id="15" name="Imagem 6" descr="Logotipo&#10;&#10;Descrição gerada automaticamente com confiança média">
                           <a:extLst>
                             <a:ext uri="{FF2B5EF4-FFF2-40B4-BE49-F238E27FC236}">
-                              <a16:creationId xmlns:a16="http://schemas.microsoft.com/office/drawing/2014/main" id="{6EA859A7-0882-438E-8A76-D07EC4ED824A}"/>
+                              <a16:creationId xmlns:a16="http://schemas.microsoft.com/office/drawing/2014/main" xmlns:wps="http://schemas.microsoft.com/office/word/2010/wordprocessingShape" xmlns:wpi="http://schemas.microsoft.com/office/word/2010/wordprocessingInk" xmlns:wpg="http://schemas.microsoft.com/office/word/2010/wordprocessingGroup" xmlns:w16se="http://schemas.microsoft.com/office/word/2015/wordml/symex" xmlns:w16sdtdh="http://schemas.microsoft.com/office/word/2020/wordml/sdtdatahash" xmlns:w16="http://schemas.microsoft.com/office/word/2018/wordml" xmlns:w16cid="http://schemas.microsoft.com/office/word/2016/wordml/cid" xmlns:w16cex="http://schemas.microsoft.com/office/word/2018/wordml/cex" xmlns:w15="http://schemas.microsoft.com/office/word/2012/wordml" xmlns:w14="http://schemas.microsoft.com/office/word/2010/wordml" xmlns:w="http://schemas.openxmlformats.org/wordprocessingml/2006/main" xmlns:w10="urn:schemas-microsoft-com:office:word" xmlns:wp14="http://schemas.microsoft.com/office/word/2010/wordprocessingDrawing" xmlns:v="urn:schemas-microsoft-com:vml" xmlns:o="urn:schemas-microsoft-com:office:office" xmlns:am3d="http://schemas.microsoft.com/office/drawing/2017/model3d" xmlns:aink="http://schemas.microsoft.com/office/drawing/2016/ink" xmlns:mc="http://schemas.openxmlformats.org/markup-compatibility/2006" xmlns:cx8="http://schemas.microsoft.com/office/drawing/2016/5/14/chartex" xmlns:cx7="http://schemas.microsoft.com/office/drawing/2016/5/13/chartex" xmlns:cx6="http://schemas.microsoft.com/office/drawing/2016/5/12/chartex" xmlns:cx5="http://schemas.microsoft.com/office/drawing/2016/5/11/chartex" xmlns:cx4="http://schemas.microsoft.com/office/drawing/2016/5/10/chartex" xmlns:cx3="http://schemas.microsoft.com/office/drawing/2016/5/9/chartex" xmlns:cx2="http://schemas.microsoft.com/office/drawing/2015/10/21/chartex" xmlns:cx1="http://schemas.microsoft.com/office/drawing/2015/9/8/chartex" xmlns:cx="http://schemas.microsoft.com/office/drawing/2014/chartex" xmlns:wpc="http://schemas.microsoft.com/office/word/2010/wordprocessingCanvas" xmlns="" id="{6EA859A7-0882-438E-8A76-D07EC4ED824A}"/>
                             </a:ext>
                           </a:extLst>
                         </pic:cNvPr>
@@ -842,7 +3801,7 @@
                         <a:blip r:embed="rId1" cstate="print">
                           <a:extLst>
                             <a:ext uri="{28A0092B-C50C-407E-A947-70E740481C1C}">
-                              <a14:useLocalDpi xmlns:a14="http://schemas.microsoft.com/office/drawing/2010/main" val="0"/>
+                              <a14:useLocalDpi xmlns:a14="http://schemas.microsoft.com/office/drawing/2010/main" xmlns:wps="http://schemas.microsoft.com/office/word/2010/wordprocessingShape" xmlns:wpi="http://schemas.microsoft.com/office/word/2010/wordprocessingInk" xmlns:wpg="http://schemas.microsoft.com/office/word/2010/wordprocessingGroup" xmlns:w16se="http://schemas.microsoft.com/office/word/2015/wordml/symex" xmlns:w16sdtdh="http://schemas.microsoft.com/office/word/2020/wordml/sdtdatahash" xmlns:w16="http://schemas.microsoft.com/office/word/2018/wordml" xmlns:w16cid="http://schemas.microsoft.com/office/word/2016/wordml/cid" xmlns:w16cex="http://schemas.microsoft.com/office/word/2018/wordml/cex" xmlns:w15="http://schemas.microsoft.com/office/word/2012/wordml" xmlns:w14="http://schemas.microsoft.com/office/word/2010/wordml" xmlns:w="http://schemas.openxmlformats.org/wordprocessingml/2006/main" xmlns:w10="urn:schemas-microsoft-com:office:word" xmlns:wp14="http://schemas.microsoft.com/office/word/2010/wordprocessingDrawing" xmlns:v="urn:schemas-microsoft-com:vml" xmlns:o="urn:schemas-microsoft-com:office:office" xmlns:am3d="http://schemas.microsoft.com/office/drawing/2017/model3d" xmlns:aink="http://schemas.microsoft.com/office/drawing/2016/ink" xmlns:mc="http://schemas.openxmlformats.org/markup-compatibility/2006" xmlns:cx8="http://schemas.microsoft.com/office/drawing/2016/5/14/chartex" xmlns:cx7="http://schemas.microsoft.com/office/drawing/2016/5/13/chartex" xmlns:cx6="http://schemas.microsoft.com/office/drawing/2016/5/12/chartex" xmlns:cx5="http://schemas.microsoft.com/office/drawing/2016/5/11/chartex" xmlns:cx4="http://schemas.microsoft.com/office/drawing/2016/5/10/chartex" xmlns:cx3="http://schemas.microsoft.com/office/drawing/2016/5/9/chartex" xmlns:cx2="http://schemas.microsoft.com/office/drawing/2015/10/21/chartex" xmlns:cx1="http://schemas.microsoft.com/office/drawing/2015/9/8/chartex" xmlns:cx="http://schemas.microsoft.com/office/drawing/2014/chartex" xmlns:wpc="http://schemas.microsoft.com/office/word/2010/wordprocessingCanvas" xmlns="" val="0"/>
                             </a:ext>
                           </a:extLst>
                         </a:blip>
@@ -883,9 +3842,19 @@
             <w:spacing w:before="120"/>
             <w:jc w:val="right"/>
           </w:pPr>
+          <w:proofErr w:type="spellStart"/>
           <w:r>
-            <w:t>Frontend Challenge</w:t>
+            <w:t>Frontend</w:t>
           </w:r>
+          <w:proofErr w:type="spellEnd"/>
+          <w:r>
+            <w:t xml:space="preserve"> </w:t>
+          </w:r>
+          <w:proofErr w:type="spellStart"/>
+          <w:r>
+            <w:t>Challenge</w:t>
+          </w:r>
+          <w:proofErr w:type="spellEnd"/>
           <w:r>
             <w:t xml:space="preserve"> </w:t>
           </w:r>
@@ -957,7 +3926,7 @@
 </file>
 
 <file path=word/header2.xml><?xml version="1.0" encoding="utf-8"?>
-<w:hdr xmlns:wpc="http://schemas.microsoft.com/office/word/2010/wordprocessingCanvas" xmlns:cx="http://schemas.microsoft.com/office/drawing/2014/chartex" xmlns:cx1="http://schemas.microsoft.com/office/drawing/2015/9/8/chartex" xmlns:cx2="http://schemas.microsoft.com/office/drawing/2015/10/21/chartex" xmlns:cx3="http://schemas.microsoft.com/office/drawing/2016/5/9/chartex" xmlns:cx4="http://schemas.microsoft.com/office/drawing/2016/5/10/chartex" xmlns:cx5="http://schemas.microsoft.com/office/drawing/2016/5/11/chartex" xmlns:cx6="http://schemas.microsoft.com/office/drawing/2016/5/12/chartex" xmlns:cx7="http://schemas.microsoft.com/office/drawing/2016/5/13/chartex" xmlns:cx8="http://schemas.microsoft.com/office/drawing/2016/5/14/chartex" xmlns:mc="http://schemas.openxmlformats.org/markup-compatibility/2006" xmlns:aink="http://schemas.microsoft.com/office/drawing/2016/ink" xmlns:am3d="http://schemas.microsoft.com/office/drawing/2017/model3d" xmlns:o="urn:schemas-microsoft-com:office:office" xmlns:r="http://schemas.openxmlformats.org/officeDocument/2006/relationships" xmlns:m="http://schemas.openxmlformats.org/officeDocument/2006/math" xmlns:v="urn:schemas-microsoft-com:vml" xmlns:wp14="http://schemas.microsoft.com/office/word/2010/wordprocessingDrawing" xmlns:wp="http://schemas.openxmlformats.org/drawingml/2006/wordprocessingDrawing" xmlns:w10="urn:schemas-microsoft-com:office:word" xmlns:w="http://schemas.openxmlformats.org/wordprocessingml/2006/main" xmlns:w14="http://schemas.microsoft.com/office/word/2010/wordml" xmlns:w15="http://schemas.microsoft.com/office/word/2012/wordml" xmlns:w16cex="http://schemas.microsoft.com/office/word/2018/wordml/cex" xmlns:w16cid="http://schemas.microsoft.com/office/word/2016/wordml/cid" xmlns:w16="http://schemas.microsoft.com/office/word/2018/wordml" xmlns:w16sdtdh="http://schemas.microsoft.com/office/word/2020/wordml/sdtdatahash" xmlns:w16se="http://schemas.microsoft.com/office/word/2015/wordml/symex" xmlns:wpg="http://schemas.microsoft.com/office/word/2010/wordprocessingGroup" xmlns:wpi="http://schemas.microsoft.com/office/word/2010/wordprocessingInk" xmlns:wne="http://schemas.microsoft.com/office/word/2006/wordml" xmlns:wps="http://schemas.microsoft.com/office/word/2010/wordprocessingShape" mc:Ignorable="w14 w15 w16se w16cid w16 w16cex w16sdtdh wp14">
+<w:hdr xmlns:ve="http://schemas.openxmlformats.org/markup-compatibility/2006" xmlns:o="urn:schemas-microsoft-com:office:office" xmlns:r="http://schemas.openxmlformats.org/officeDocument/2006/relationships" xmlns:m="http://schemas.openxmlformats.org/officeDocument/2006/math" xmlns:v="urn:schemas-microsoft-com:vml" xmlns:wp="http://schemas.openxmlformats.org/drawingml/2006/wordprocessingDrawing" xmlns:w10="urn:schemas-microsoft-com:office:word" xmlns:w="http://schemas.openxmlformats.org/wordprocessingml/2006/main" xmlns:wne="http://schemas.microsoft.com/office/word/2006/wordml">
   <w:p>
     <w:pPr>
       <w:pStyle w:val="Cabealho"/>
@@ -966,15 +3935,16 @@
     <w:r>
       <w:rPr>
         <w:noProof/>
+        <w:lang w:eastAsia="pt-BR"/>
       </w:rPr>
       <w:drawing>
-        <wp:inline distT="0" distB="0" distL="0" distR="0" wp14:anchorId="0B41C95B" wp14:editId="1C70EDEC">
+        <wp:inline distT="0" distB="0" distL="0" distR="0">
           <wp:extent cx="3552825" cy="1067949"/>
           <wp:effectExtent l="0" t="0" r="0" b="0"/>
           <wp:docPr id="191613936" name="Imagem 6" descr="Logotipo&#10;&#10;Descrição gerada automaticamente com confiança média">
             <a:extLst xmlns:a="http://schemas.openxmlformats.org/drawingml/2006/main">
               <a:ext uri="{FF2B5EF4-FFF2-40B4-BE49-F238E27FC236}">
-                <a16:creationId xmlns:a16="http://schemas.microsoft.com/office/drawing/2014/main" id="{6EA859A7-0882-438E-8A76-D07EC4ED824A}"/>
+                <a16:creationId xmlns:a16="http://schemas.microsoft.com/office/drawing/2014/main" xmlns:wps="http://schemas.microsoft.com/office/word/2010/wordprocessingShape" xmlns:wpi="http://schemas.microsoft.com/office/word/2010/wordprocessingInk" xmlns:wpg="http://schemas.microsoft.com/office/word/2010/wordprocessingGroup" xmlns:w16se="http://schemas.microsoft.com/office/word/2015/wordml/symex" xmlns:w16sdtdh="http://schemas.microsoft.com/office/word/2020/wordml/sdtdatahash" xmlns:w16="http://schemas.microsoft.com/office/word/2018/wordml" xmlns:w16cid="http://schemas.microsoft.com/office/word/2016/wordml/cid" xmlns:w16cex="http://schemas.microsoft.com/office/word/2018/wordml/cex" xmlns:w15="http://schemas.microsoft.com/office/word/2012/wordml" xmlns:w14="http://schemas.microsoft.com/office/word/2010/wordml" xmlns:w="http://schemas.openxmlformats.org/wordprocessingml/2006/main" xmlns:w10="urn:schemas-microsoft-com:office:word" xmlns:wp14="http://schemas.microsoft.com/office/word/2010/wordprocessingDrawing" xmlns:v="urn:schemas-microsoft-com:vml" xmlns:o="urn:schemas-microsoft-com:office:office" xmlns:am3d="http://schemas.microsoft.com/office/drawing/2017/model3d" xmlns:aink="http://schemas.microsoft.com/office/drawing/2016/ink" xmlns:mc="http://schemas.openxmlformats.org/markup-compatibility/2006" xmlns:cx8="http://schemas.microsoft.com/office/drawing/2016/5/14/chartex" xmlns:cx7="http://schemas.microsoft.com/office/drawing/2016/5/13/chartex" xmlns:cx6="http://schemas.microsoft.com/office/drawing/2016/5/12/chartex" xmlns:cx5="http://schemas.microsoft.com/office/drawing/2016/5/11/chartex" xmlns:cx4="http://schemas.microsoft.com/office/drawing/2016/5/10/chartex" xmlns:cx3="http://schemas.microsoft.com/office/drawing/2016/5/9/chartex" xmlns:cx2="http://schemas.microsoft.com/office/drawing/2015/10/21/chartex" xmlns:cx1="http://schemas.microsoft.com/office/drawing/2015/9/8/chartex" xmlns:cx="http://schemas.microsoft.com/office/drawing/2014/chartex" xmlns:wpc="http://schemas.microsoft.com/office/word/2010/wordprocessingCanvas" xmlns="" id="{6EA859A7-0882-438E-8A76-D07EC4ED824A}"/>
               </a:ext>
             </a:extLst>
           </wp:docPr>
@@ -988,7 +3958,7 @@
                   <pic:cNvPr id="15" name="Imagem 6" descr="Logotipo&#10;&#10;Descrição gerada automaticamente com confiança média">
                     <a:extLst>
                       <a:ext uri="{FF2B5EF4-FFF2-40B4-BE49-F238E27FC236}">
-                        <a16:creationId xmlns:a16="http://schemas.microsoft.com/office/drawing/2014/main" id="{6EA859A7-0882-438E-8A76-D07EC4ED824A}"/>
+                        <a16:creationId xmlns:a16="http://schemas.microsoft.com/office/drawing/2014/main" xmlns:wps="http://schemas.microsoft.com/office/word/2010/wordprocessingShape" xmlns:wpi="http://schemas.microsoft.com/office/word/2010/wordprocessingInk" xmlns:wpg="http://schemas.microsoft.com/office/word/2010/wordprocessingGroup" xmlns:w16se="http://schemas.microsoft.com/office/word/2015/wordml/symex" xmlns:w16sdtdh="http://schemas.microsoft.com/office/word/2020/wordml/sdtdatahash" xmlns:w16="http://schemas.microsoft.com/office/word/2018/wordml" xmlns:w16cid="http://schemas.microsoft.com/office/word/2016/wordml/cid" xmlns:w16cex="http://schemas.microsoft.com/office/word/2018/wordml/cex" xmlns:w15="http://schemas.microsoft.com/office/word/2012/wordml" xmlns:w14="http://schemas.microsoft.com/office/word/2010/wordml" xmlns:w="http://schemas.openxmlformats.org/wordprocessingml/2006/main" xmlns:w10="urn:schemas-microsoft-com:office:word" xmlns:wp14="http://schemas.microsoft.com/office/word/2010/wordprocessingDrawing" xmlns:v="urn:schemas-microsoft-com:vml" xmlns:o="urn:schemas-microsoft-com:office:office" xmlns:am3d="http://schemas.microsoft.com/office/drawing/2017/model3d" xmlns:aink="http://schemas.microsoft.com/office/drawing/2016/ink" xmlns:mc="http://schemas.openxmlformats.org/markup-compatibility/2006" xmlns:cx8="http://schemas.microsoft.com/office/drawing/2016/5/14/chartex" xmlns:cx7="http://schemas.microsoft.com/office/drawing/2016/5/13/chartex" xmlns:cx6="http://schemas.microsoft.com/office/drawing/2016/5/12/chartex" xmlns:cx5="http://schemas.microsoft.com/office/drawing/2016/5/11/chartex" xmlns:cx4="http://schemas.microsoft.com/office/drawing/2016/5/10/chartex" xmlns:cx3="http://schemas.microsoft.com/office/drawing/2016/5/9/chartex" xmlns:cx2="http://schemas.microsoft.com/office/drawing/2015/10/21/chartex" xmlns:cx1="http://schemas.microsoft.com/office/drawing/2015/9/8/chartex" xmlns:cx="http://schemas.microsoft.com/office/drawing/2014/chartex" xmlns:wpc="http://schemas.microsoft.com/office/word/2010/wordprocessingCanvas" xmlns="" id="{6EA859A7-0882-438E-8A76-D07EC4ED824A}"/>
                       </a:ext>
                     </a:extLst>
                   </pic:cNvPr>
@@ -1000,7 +3970,7 @@
                   <a:blip r:embed="rId1" cstate="print">
                     <a:extLst>
                       <a:ext uri="{28A0092B-C50C-407E-A947-70E740481C1C}">
-                        <a14:useLocalDpi xmlns:a14="http://schemas.microsoft.com/office/drawing/2010/main" val="0"/>
+                        <a14:useLocalDpi xmlns:a14="http://schemas.microsoft.com/office/drawing/2010/main" xmlns:wps="http://schemas.microsoft.com/office/word/2010/wordprocessingShape" xmlns:wpi="http://schemas.microsoft.com/office/word/2010/wordprocessingInk" xmlns:wpg="http://schemas.microsoft.com/office/word/2010/wordprocessingGroup" xmlns:w16se="http://schemas.microsoft.com/office/word/2015/wordml/symex" xmlns:w16sdtdh="http://schemas.microsoft.com/office/word/2020/wordml/sdtdatahash" xmlns:w16="http://schemas.microsoft.com/office/word/2018/wordml" xmlns:w16cid="http://schemas.microsoft.com/office/word/2016/wordml/cid" xmlns:w16cex="http://schemas.microsoft.com/office/word/2018/wordml/cex" xmlns:w15="http://schemas.microsoft.com/office/word/2012/wordml" xmlns:w14="http://schemas.microsoft.com/office/word/2010/wordml" xmlns:w="http://schemas.openxmlformats.org/wordprocessingml/2006/main" xmlns:w10="urn:schemas-microsoft-com:office:word" xmlns:wp14="http://schemas.microsoft.com/office/word/2010/wordprocessingDrawing" xmlns:v="urn:schemas-microsoft-com:vml" xmlns:o="urn:schemas-microsoft-com:office:office" xmlns:am3d="http://schemas.microsoft.com/office/drawing/2017/model3d" xmlns:aink="http://schemas.microsoft.com/office/drawing/2016/ink" xmlns:mc="http://schemas.openxmlformats.org/markup-compatibility/2006" xmlns:cx8="http://schemas.microsoft.com/office/drawing/2016/5/14/chartex" xmlns:cx7="http://schemas.microsoft.com/office/drawing/2016/5/13/chartex" xmlns:cx6="http://schemas.microsoft.com/office/drawing/2016/5/12/chartex" xmlns:cx5="http://schemas.microsoft.com/office/drawing/2016/5/11/chartex" xmlns:cx4="http://schemas.microsoft.com/office/drawing/2016/5/10/chartex" xmlns:cx3="http://schemas.microsoft.com/office/drawing/2016/5/9/chartex" xmlns:cx2="http://schemas.microsoft.com/office/drawing/2015/10/21/chartex" xmlns:cx1="http://schemas.microsoft.com/office/drawing/2015/9/8/chartex" xmlns:cx="http://schemas.microsoft.com/office/drawing/2014/chartex" xmlns:wpc="http://schemas.microsoft.com/office/word/2010/wordprocessingCanvas" xmlns="" val="0"/>
                       </a:ext>
                     </a:extLst>
                   </a:blip>
@@ -1033,8 +4003,8 @@
 </file>
 
 <file path=word/numbering.xml><?xml version="1.0" encoding="utf-8"?>
-<w:numbering xmlns:wpc="http://schemas.microsoft.com/office/word/2010/wordprocessingCanvas" xmlns:cx="http://schemas.microsoft.com/office/drawing/2014/chartex" xmlns:cx1="http://schemas.microsoft.com/office/drawing/2015/9/8/chartex" xmlns:cx2="http://schemas.microsoft.com/office/drawing/2015/10/21/chartex" xmlns:cx3="http://schemas.microsoft.com/office/drawing/2016/5/9/chartex" xmlns:cx4="http://schemas.microsoft.com/office/drawing/2016/5/10/chartex" xmlns:cx5="http://schemas.microsoft.com/office/drawing/2016/5/11/chartex" xmlns:cx6="http://schemas.microsoft.com/office/drawing/2016/5/12/chartex" xmlns:cx7="http://schemas.microsoft.com/office/drawing/2016/5/13/chartex" xmlns:cx8="http://schemas.microsoft.com/office/drawing/2016/5/14/chartex" xmlns:mc="http://schemas.openxmlformats.org/markup-compatibility/2006" xmlns:aink="http://schemas.microsoft.com/office/drawing/2016/ink" xmlns:am3d="http://schemas.microsoft.com/office/drawing/2017/model3d" xmlns:o="urn:schemas-microsoft-com:office:office" xmlns:r="http://schemas.openxmlformats.org/officeDocument/2006/relationships" xmlns:m="http://schemas.openxmlformats.org/officeDocument/2006/math" xmlns:v="urn:schemas-microsoft-com:vml" xmlns:wp14="http://schemas.microsoft.com/office/word/2010/wordprocessingDrawing" xmlns:wp="http://schemas.openxmlformats.org/drawingml/2006/wordprocessingDrawing" xmlns:w10="urn:schemas-microsoft-com:office:word" xmlns:w="http://schemas.openxmlformats.org/wordprocessingml/2006/main" xmlns:w14="http://schemas.microsoft.com/office/word/2010/wordml" xmlns:w15="http://schemas.microsoft.com/office/word/2012/wordml" xmlns:w16cex="http://schemas.microsoft.com/office/word/2018/wordml/cex" xmlns:w16cid="http://schemas.microsoft.com/office/word/2016/wordml/cid" xmlns:w16="http://schemas.microsoft.com/office/word/2018/wordml" xmlns:w16sdtdh="http://schemas.microsoft.com/office/word/2020/wordml/sdtdatahash" xmlns:w16se="http://schemas.microsoft.com/office/word/2015/wordml/symex" xmlns:wpg="http://schemas.microsoft.com/office/word/2010/wordprocessingGroup" xmlns:wpi="http://schemas.microsoft.com/office/word/2010/wordprocessingInk" xmlns:wne="http://schemas.microsoft.com/office/word/2006/wordml" xmlns:wps="http://schemas.microsoft.com/office/word/2010/wordprocessingShape" mc:Ignorable="w14 w15 w16se w16cid w16 w16cex w16sdtdh wp14">
-  <w:abstractNum w:abstractNumId="0" w15:restartNumberingAfterBreak="0">
+<w:numbering xmlns:ve="http://schemas.openxmlformats.org/markup-compatibility/2006" xmlns:o="urn:schemas-microsoft-com:office:office" xmlns:r="http://schemas.openxmlformats.org/officeDocument/2006/relationships" xmlns:m="http://schemas.openxmlformats.org/officeDocument/2006/math" xmlns:v="urn:schemas-microsoft-com:vml" xmlns:wp="http://schemas.openxmlformats.org/drawingml/2006/wordprocessingDrawing" xmlns:w10="urn:schemas-microsoft-com:office:word" xmlns:w="http://schemas.openxmlformats.org/wordprocessingml/2006/main" xmlns:wne="http://schemas.microsoft.com/office/word/2006/wordml">
+  <w:abstractNum w:abstractNumId="0">
     <w:nsid w:val="FFFFFFFB"/>
     <w:multiLevelType w:val="multilevel"/>
     <w:tmpl w:val="FFFFFFFF"/>
@@ -1120,7 +4090,454 @@
       </w:pPr>
     </w:lvl>
   </w:abstractNum>
-  <w:abstractNum w:abstractNumId="1" w15:restartNumberingAfterBreak="0">
+  <w:abstractNum w:abstractNumId="1">
+    <w:nsid w:val="13C05233"/>
+    <w:multiLevelType w:val="multilevel"/>
+    <w:tmpl w:val="90E63BC4"/>
+    <w:lvl w:ilvl="0">
+      <w:start w:val="1"/>
+      <w:numFmt w:val="bullet"/>
+      <w:lvlText w:val=""/>
+      <w:lvlJc w:val="left"/>
+      <w:pPr>
+        <w:tabs>
+          <w:tab w:val="num" w:pos="720"/>
+        </w:tabs>
+        <w:ind w:left="720" w:hanging="360"/>
+      </w:pPr>
+      <w:rPr>
+        <w:rFonts w:ascii="Symbol" w:hAnsi="Symbol" w:hint="default"/>
+        <w:sz w:val="20"/>
+      </w:rPr>
+    </w:lvl>
+    <w:lvl w:ilvl="1">
+      <w:start w:val="1"/>
+      <w:numFmt w:val="bullet"/>
+      <w:lvlText w:val="o"/>
+      <w:lvlJc w:val="left"/>
+      <w:pPr>
+        <w:tabs>
+          <w:tab w:val="num" w:pos="1440"/>
+        </w:tabs>
+        <w:ind w:left="1440" w:hanging="360"/>
+      </w:pPr>
+      <w:rPr>
+        <w:rFonts w:ascii="Courier New" w:hAnsi="Courier New" w:hint="default"/>
+        <w:sz w:val="20"/>
+      </w:rPr>
+    </w:lvl>
+    <w:lvl w:ilvl="2" w:tentative="1">
+      <w:start w:val="1"/>
+      <w:numFmt w:val="bullet"/>
+      <w:lvlText w:val=""/>
+      <w:lvlJc w:val="left"/>
+      <w:pPr>
+        <w:tabs>
+          <w:tab w:val="num" w:pos="2160"/>
+        </w:tabs>
+        <w:ind w:left="2160" w:hanging="360"/>
+      </w:pPr>
+      <w:rPr>
+        <w:rFonts w:ascii="Wingdings" w:hAnsi="Wingdings" w:hint="default"/>
+        <w:sz w:val="20"/>
+      </w:rPr>
+    </w:lvl>
+    <w:lvl w:ilvl="3" w:tentative="1">
+      <w:start w:val="1"/>
+      <w:numFmt w:val="bullet"/>
+      <w:lvlText w:val=""/>
+      <w:lvlJc w:val="left"/>
+      <w:pPr>
+        <w:tabs>
+          <w:tab w:val="num" w:pos="2880"/>
+        </w:tabs>
+        <w:ind w:left="2880" w:hanging="360"/>
+      </w:pPr>
+      <w:rPr>
+        <w:rFonts w:ascii="Wingdings" w:hAnsi="Wingdings" w:hint="default"/>
+        <w:sz w:val="20"/>
+      </w:rPr>
+    </w:lvl>
+    <w:lvl w:ilvl="4" w:tentative="1">
+      <w:start w:val="1"/>
+      <w:numFmt w:val="bullet"/>
+      <w:lvlText w:val=""/>
+      <w:lvlJc w:val="left"/>
+      <w:pPr>
+        <w:tabs>
+          <w:tab w:val="num" w:pos="3600"/>
+        </w:tabs>
+        <w:ind w:left="3600" w:hanging="360"/>
+      </w:pPr>
+      <w:rPr>
+        <w:rFonts w:ascii="Wingdings" w:hAnsi="Wingdings" w:hint="default"/>
+        <w:sz w:val="20"/>
+      </w:rPr>
+    </w:lvl>
+    <w:lvl w:ilvl="5" w:tentative="1">
+      <w:start w:val="1"/>
+      <w:numFmt w:val="bullet"/>
+      <w:lvlText w:val=""/>
+      <w:lvlJc w:val="left"/>
+      <w:pPr>
+        <w:tabs>
+          <w:tab w:val="num" w:pos="4320"/>
+        </w:tabs>
+        <w:ind w:left="4320" w:hanging="360"/>
+      </w:pPr>
+      <w:rPr>
+        <w:rFonts w:ascii="Wingdings" w:hAnsi="Wingdings" w:hint="default"/>
+        <w:sz w:val="20"/>
+      </w:rPr>
+    </w:lvl>
+    <w:lvl w:ilvl="6" w:tentative="1">
+      <w:start w:val="1"/>
+      <w:numFmt w:val="bullet"/>
+      <w:lvlText w:val=""/>
+      <w:lvlJc w:val="left"/>
+      <w:pPr>
+        <w:tabs>
+          <w:tab w:val="num" w:pos="5040"/>
+        </w:tabs>
+        <w:ind w:left="5040" w:hanging="360"/>
+      </w:pPr>
+      <w:rPr>
+        <w:rFonts w:ascii="Wingdings" w:hAnsi="Wingdings" w:hint="default"/>
+        <w:sz w:val="20"/>
+      </w:rPr>
+    </w:lvl>
+    <w:lvl w:ilvl="7" w:tentative="1">
+      <w:start w:val="1"/>
+      <w:numFmt w:val="bullet"/>
+      <w:lvlText w:val=""/>
+      <w:lvlJc w:val="left"/>
+      <w:pPr>
+        <w:tabs>
+          <w:tab w:val="num" w:pos="5760"/>
+        </w:tabs>
+        <w:ind w:left="5760" w:hanging="360"/>
+      </w:pPr>
+      <w:rPr>
+        <w:rFonts w:ascii="Wingdings" w:hAnsi="Wingdings" w:hint="default"/>
+        <w:sz w:val="20"/>
+      </w:rPr>
+    </w:lvl>
+    <w:lvl w:ilvl="8" w:tentative="1">
+      <w:start w:val="1"/>
+      <w:numFmt w:val="bullet"/>
+      <w:lvlText w:val=""/>
+      <w:lvlJc w:val="left"/>
+      <w:pPr>
+        <w:tabs>
+          <w:tab w:val="num" w:pos="6480"/>
+        </w:tabs>
+        <w:ind w:left="6480" w:hanging="360"/>
+      </w:pPr>
+      <w:rPr>
+        <w:rFonts w:ascii="Wingdings" w:hAnsi="Wingdings" w:hint="default"/>
+        <w:sz w:val="20"/>
+      </w:rPr>
+    </w:lvl>
+  </w:abstractNum>
+  <w:abstractNum w:abstractNumId="2">
+    <w:nsid w:val="14083BA3"/>
+    <w:multiLevelType w:val="multilevel"/>
+    <w:tmpl w:val="20221E8E"/>
+    <w:lvl w:ilvl="0">
+      <w:start w:val="1"/>
+      <w:numFmt w:val="bullet"/>
+      <w:lvlText w:val=""/>
+      <w:lvlJc w:val="left"/>
+      <w:pPr>
+        <w:tabs>
+          <w:tab w:val="num" w:pos="720"/>
+        </w:tabs>
+        <w:ind w:left="720" w:hanging="360"/>
+      </w:pPr>
+      <w:rPr>
+        <w:rFonts w:ascii="Symbol" w:hAnsi="Symbol" w:hint="default"/>
+        <w:sz w:val="20"/>
+      </w:rPr>
+    </w:lvl>
+    <w:lvl w:ilvl="1">
+      <w:start w:val="1"/>
+      <w:numFmt w:val="bullet"/>
+      <w:lvlText w:val="o"/>
+      <w:lvlJc w:val="left"/>
+      <w:pPr>
+        <w:tabs>
+          <w:tab w:val="num" w:pos="1440"/>
+        </w:tabs>
+        <w:ind w:left="1440" w:hanging="360"/>
+      </w:pPr>
+      <w:rPr>
+        <w:rFonts w:ascii="Courier New" w:hAnsi="Courier New" w:hint="default"/>
+        <w:sz w:val="20"/>
+      </w:rPr>
+    </w:lvl>
+    <w:lvl w:ilvl="2" w:tentative="1">
+      <w:start w:val="1"/>
+      <w:numFmt w:val="bullet"/>
+      <w:lvlText w:val=""/>
+      <w:lvlJc w:val="left"/>
+      <w:pPr>
+        <w:tabs>
+          <w:tab w:val="num" w:pos="2160"/>
+        </w:tabs>
+        <w:ind w:left="2160" w:hanging="360"/>
+      </w:pPr>
+      <w:rPr>
+        <w:rFonts w:ascii="Wingdings" w:hAnsi="Wingdings" w:hint="default"/>
+        <w:sz w:val="20"/>
+      </w:rPr>
+    </w:lvl>
+    <w:lvl w:ilvl="3" w:tentative="1">
+      <w:start w:val="1"/>
+      <w:numFmt w:val="bullet"/>
+      <w:lvlText w:val=""/>
+      <w:lvlJc w:val="left"/>
+      <w:pPr>
+        <w:tabs>
+          <w:tab w:val="num" w:pos="2880"/>
+        </w:tabs>
+        <w:ind w:left="2880" w:hanging="360"/>
+      </w:pPr>
+      <w:rPr>
+        <w:rFonts w:ascii="Wingdings" w:hAnsi="Wingdings" w:hint="default"/>
+        <w:sz w:val="20"/>
+      </w:rPr>
+    </w:lvl>
+    <w:lvl w:ilvl="4" w:tentative="1">
+      <w:start w:val="1"/>
+      <w:numFmt w:val="bullet"/>
+      <w:lvlText w:val=""/>
+      <w:lvlJc w:val="left"/>
+      <w:pPr>
+        <w:tabs>
+          <w:tab w:val="num" w:pos="3600"/>
+        </w:tabs>
+        <w:ind w:left="3600" w:hanging="360"/>
+      </w:pPr>
+      <w:rPr>
+        <w:rFonts w:ascii="Wingdings" w:hAnsi="Wingdings" w:hint="default"/>
+        <w:sz w:val="20"/>
+      </w:rPr>
+    </w:lvl>
+    <w:lvl w:ilvl="5" w:tentative="1">
+      <w:start w:val="1"/>
+      <w:numFmt w:val="bullet"/>
+      <w:lvlText w:val=""/>
+      <w:lvlJc w:val="left"/>
+      <w:pPr>
+        <w:tabs>
+          <w:tab w:val="num" w:pos="4320"/>
+        </w:tabs>
+        <w:ind w:left="4320" w:hanging="360"/>
+      </w:pPr>
+      <w:rPr>
+        <w:rFonts w:ascii="Wingdings" w:hAnsi="Wingdings" w:hint="default"/>
+        <w:sz w:val="20"/>
+      </w:rPr>
+    </w:lvl>
+    <w:lvl w:ilvl="6" w:tentative="1">
+      <w:start w:val="1"/>
+      <w:numFmt w:val="bullet"/>
+      <w:lvlText w:val=""/>
+      <w:lvlJc w:val="left"/>
+      <w:pPr>
+        <w:tabs>
+          <w:tab w:val="num" w:pos="5040"/>
+        </w:tabs>
+        <w:ind w:left="5040" w:hanging="360"/>
+      </w:pPr>
+      <w:rPr>
+        <w:rFonts w:ascii="Wingdings" w:hAnsi="Wingdings" w:hint="default"/>
+        <w:sz w:val="20"/>
+      </w:rPr>
+    </w:lvl>
+    <w:lvl w:ilvl="7" w:tentative="1">
+      <w:start w:val="1"/>
+      <w:numFmt w:val="bullet"/>
+      <w:lvlText w:val=""/>
+      <w:lvlJc w:val="left"/>
+      <w:pPr>
+        <w:tabs>
+          <w:tab w:val="num" w:pos="5760"/>
+        </w:tabs>
+        <w:ind w:left="5760" w:hanging="360"/>
+      </w:pPr>
+      <w:rPr>
+        <w:rFonts w:ascii="Wingdings" w:hAnsi="Wingdings" w:hint="default"/>
+        <w:sz w:val="20"/>
+      </w:rPr>
+    </w:lvl>
+    <w:lvl w:ilvl="8" w:tentative="1">
+      <w:start w:val="1"/>
+      <w:numFmt w:val="bullet"/>
+      <w:lvlText w:val=""/>
+      <w:lvlJc w:val="left"/>
+      <w:pPr>
+        <w:tabs>
+          <w:tab w:val="num" w:pos="6480"/>
+        </w:tabs>
+        <w:ind w:left="6480" w:hanging="360"/>
+      </w:pPr>
+      <w:rPr>
+        <w:rFonts w:ascii="Wingdings" w:hAnsi="Wingdings" w:hint="default"/>
+        <w:sz w:val="20"/>
+      </w:rPr>
+    </w:lvl>
+  </w:abstractNum>
+  <w:abstractNum w:abstractNumId="3">
+    <w:nsid w:val="1804079F"/>
+    <w:multiLevelType w:val="multilevel"/>
+    <w:tmpl w:val="0DB2BBBE"/>
+    <w:lvl w:ilvl="0">
+      <w:start w:val="1"/>
+      <w:numFmt w:val="bullet"/>
+      <w:lvlText w:val=""/>
+      <w:lvlJc w:val="left"/>
+      <w:pPr>
+        <w:tabs>
+          <w:tab w:val="num" w:pos="720"/>
+        </w:tabs>
+        <w:ind w:left="720" w:hanging="360"/>
+      </w:pPr>
+      <w:rPr>
+        <w:rFonts w:ascii="Symbol" w:hAnsi="Symbol" w:hint="default"/>
+        <w:sz w:val="20"/>
+      </w:rPr>
+    </w:lvl>
+    <w:lvl w:ilvl="1">
+      <w:start w:val="1"/>
+      <w:numFmt w:val="bullet"/>
+      <w:lvlText w:val="o"/>
+      <w:lvlJc w:val="left"/>
+      <w:pPr>
+        <w:tabs>
+          <w:tab w:val="num" w:pos="1440"/>
+        </w:tabs>
+        <w:ind w:left="1440" w:hanging="360"/>
+      </w:pPr>
+      <w:rPr>
+        <w:rFonts w:ascii="Courier New" w:hAnsi="Courier New" w:hint="default"/>
+        <w:sz w:val="20"/>
+      </w:rPr>
+    </w:lvl>
+    <w:lvl w:ilvl="2" w:tentative="1">
+      <w:start w:val="1"/>
+      <w:numFmt w:val="bullet"/>
+      <w:lvlText w:val=""/>
+      <w:lvlJc w:val="left"/>
+      <w:pPr>
+        <w:tabs>
+          <w:tab w:val="num" w:pos="2160"/>
+        </w:tabs>
+        <w:ind w:left="2160" w:hanging="360"/>
+      </w:pPr>
+      <w:rPr>
+        <w:rFonts w:ascii="Wingdings" w:hAnsi="Wingdings" w:hint="default"/>
+        <w:sz w:val="20"/>
+      </w:rPr>
+    </w:lvl>
+    <w:lvl w:ilvl="3" w:tentative="1">
+      <w:start w:val="1"/>
+      <w:numFmt w:val="bullet"/>
+      <w:lvlText w:val=""/>
+      <w:lvlJc w:val="left"/>
+      <w:pPr>
+        <w:tabs>
+          <w:tab w:val="num" w:pos="2880"/>
+        </w:tabs>
+        <w:ind w:left="2880" w:hanging="360"/>
+      </w:pPr>
+      <w:rPr>
+        <w:rFonts w:ascii="Wingdings" w:hAnsi="Wingdings" w:hint="default"/>
+        <w:sz w:val="20"/>
+      </w:rPr>
+    </w:lvl>
+    <w:lvl w:ilvl="4" w:tentative="1">
+      <w:start w:val="1"/>
+      <w:numFmt w:val="bullet"/>
+      <w:lvlText w:val=""/>
+      <w:lvlJc w:val="left"/>
+      <w:pPr>
+        <w:tabs>
+          <w:tab w:val="num" w:pos="3600"/>
+        </w:tabs>
+        <w:ind w:left="3600" w:hanging="360"/>
+      </w:pPr>
+      <w:rPr>
+        <w:rFonts w:ascii="Wingdings" w:hAnsi="Wingdings" w:hint="default"/>
+        <w:sz w:val="20"/>
+      </w:rPr>
+    </w:lvl>
+    <w:lvl w:ilvl="5" w:tentative="1">
+      <w:start w:val="1"/>
+      <w:numFmt w:val="bullet"/>
+      <w:lvlText w:val=""/>
+      <w:lvlJc w:val="left"/>
+      <w:pPr>
+        <w:tabs>
+          <w:tab w:val="num" w:pos="4320"/>
+        </w:tabs>
+        <w:ind w:left="4320" w:hanging="360"/>
+      </w:pPr>
+      <w:rPr>
+        <w:rFonts w:ascii="Wingdings" w:hAnsi="Wingdings" w:hint="default"/>
+        <w:sz w:val="20"/>
+      </w:rPr>
+    </w:lvl>
+    <w:lvl w:ilvl="6" w:tentative="1">
+      <w:start w:val="1"/>
+      <w:numFmt w:val="bullet"/>
+      <w:lvlText w:val=""/>
+      <w:lvlJc w:val="left"/>
+      <w:pPr>
+        <w:tabs>
+          <w:tab w:val="num" w:pos="5040"/>
+        </w:tabs>
+        <w:ind w:left="5040" w:hanging="360"/>
+      </w:pPr>
+      <w:rPr>
+        <w:rFonts w:ascii="Wingdings" w:hAnsi="Wingdings" w:hint="default"/>
+        <w:sz w:val="20"/>
+      </w:rPr>
+    </w:lvl>
+    <w:lvl w:ilvl="7" w:tentative="1">
+      <w:start w:val="1"/>
+      <w:numFmt w:val="bullet"/>
+      <w:lvlText w:val=""/>
+      <w:lvlJc w:val="left"/>
+      <w:pPr>
+        <w:tabs>
+          <w:tab w:val="num" w:pos="5760"/>
+        </w:tabs>
+        <w:ind w:left="5760" w:hanging="360"/>
+      </w:pPr>
+      <w:rPr>
+        <w:rFonts w:ascii="Wingdings" w:hAnsi="Wingdings" w:hint="default"/>
+        <w:sz w:val="20"/>
+      </w:rPr>
+    </w:lvl>
+    <w:lvl w:ilvl="8" w:tentative="1">
+      <w:start w:val="1"/>
+      <w:numFmt w:val="bullet"/>
+      <w:lvlText w:val=""/>
+      <w:lvlJc w:val="left"/>
+      <w:pPr>
+        <w:tabs>
+          <w:tab w:val="num" w:pos="6480"/>
+        </w:tabs>
+        <w:ind w:left="6480" w:hanging="360"/>
+      </w:pPr>
+      <w:rPr>
+        <w:rFonts w:ascii="Wingdings" w:hAnsi="Wingdings" w:hint="default"/>
+        <w:sz w:val="20"/>
+      </w:rPr>
+    </w:lvl>
+  </w:abstractNum>
+  <w:abstractNum w:abstractNumId="4">
     <w:nsid w:val="23674F29"/>
     <w:multiLevelType w:val="multilevel"/>
     <w:tmpl w:val="883264C0"/>
@@ -1241,7 +4658,7 @@
       </w:rPr>
     </w:lvl>
   </w:abstractNum>
-  <w:abstractNum w:abstractNumId="2" w15:restartNumberingAfterBreak="0">
+  <w:abstractNum w:abstractNumId="5">
     <w:nsid w:val="349B5B85"/>
     <w:multiLevelType w:val="hybridMultilevel"/>
     <w:tmpl w:val="9A2C35FC"/>
@@ -1354,7 +4771,7 @@
       </w:rPr>
     </w:lvl>
   </w:abstractNum>
-  <w:abstractNum w:abstractNumId="3" w15:restartNumberingAfterBreak="0">
+  <w:abstractNum w:abstractNumId="6">
     <w:nsid w:val="3EBE367D"/>
     <w:multiLevelType w:val="hybridMultilevel"/>
     <w:tmpl w:val="D714B466"/>
@@ -1466,7 +4883,692 @@
       </w:rPr>
     </w:lvl>
   </w:abstractNum>
-  <w:abstractNum w:abstractNumId="4" w15:restartNumberingAfterBreak="0">
+  <w:abstractNum w:abstractNumId="7">
+    <w:nsid w:val="462F368E"/>
+    <w:multiLevelType w:val="multilevel"/>
+    <w:tmpl w:val="5B2AE9F4"/>
+    <w:lvl w:ilvl="0">
+      <w:start w:val="1"/>
+      <w:numFmt w:val="bullet"/>
+      <w:lvlText w:val=""/>
+      <w:lvlJc w:val="left"/>
+      <w:pPr>
+        <w:tabs>
+          <w:tab w:val="num" w:pos="720"/>
+        </w:tabs>
+        <w:ind w:left="720" w:hanging="360"/>
+      </w:pPr>
+      <w:rPr>
+        <w:rFonts w:ascii="Symbol" w:hAnsi="Symbol" w:hint="default"/>
+        <w:sz w:val="20"/>
+      </w:rPr>
+    </w:lvl>
+    <w:lvl w:ilvl="1">
+      <w:start w:val="1"/>
+      <w:numFmt w:val="bullet"/>
+      <w:lvlText w:val="o"/>
+      <w:lvlJc w:val="left"/>
+      <w:pPr>
+        <w:tabs>
+          <w:tab w:val="num" w:pos="1440"/>
+        </w:tabs>
+        <w:ind w:left="1440" w:hanging="360"/>
+      </w:pPr>
+      <w:rPr>
+        <w:rFonts w:ascii="Courier New" w:hAnsi="Courier New" w:hint="default"/>
+        <w:sz w:val="20"/>
+      </w:rPr>
+    </w:lvl>
+    <w:lvl w:ilvl="2" w:tentative="1">
+      <w:start w:val="1"/>
+      <w:numFmt w:val="bullet"/>
+      <w:lvlText w:val=""/>
+      <w:lvlJc w:val="left"/>
+      <w:pPr>
+        <w:tabs>
+          <w:tab w:val="num" w:pos="2160"/>
+        </w:tabs>
+        <w:ind w:left="2160" w:hanging="360"/>
+      </w:pPr>
+      <w:rPr>
+        <w:rFonts w:ascii="Wingdings" w:hAnsi="Wingdings" w:hint="default"/>
+        <w:sz w:val="20"/>
+      </w:rPr>
+    </w:lvl>
+    <w:lvl w:ilvl="3" w:tentative="1">
+      <w:start w:val="1"/>
+      <w:numFmt w:val="bullet"/>
+      <w:lvlText w:val=""/>
+      <w:lvlJc w:val="left"/>
+      <w:pPr>
+        <w:tabs>
+          <w:tab w:val="num" w:pos="2880"/>
+        </w:tabs>
+        <w:ind w:left="2880" w:hanging="360"/>
+      </w:pPr>
+      <w:rPr>
+        <w:rFonts w:ascii="Wingdings" w:hAnsi="Wingdings" w:hint="default"/>
+        <w:sz w:val="20"/>
+      </w:rPr>
+    </w:lvl>
+    <w:lvl w:ilvl="4" w:tentative="1">
+      <w:start w:val="1"/>
+      <w:numFmt w:val="bullet"/>
+      <w:lvlText w:val=""/>
+      <w:lvlJc w:val="left"/>
+      <w:pPr>
+        <w:tabs>
+          <w:tab w:val="num" w:pos="3600"/>
+        </w:tabs>
+        <w:ind w:left="3600" w:hanging="360"/>
+      </w:pPr>
+      <w:rPr>
+        <w:rFonts w:ascii="Wingdings" w:hAnsi="Wingdings" w:hint="default"/>
+        <w:sz w:val="20"/>
+      </w:rPr>
+    </w:lvl>
+    <w:lvl w:ilvl="5" w:tentative="1">
+      <w:start w:val="1"/>
+      <w:numFmt w:val="bullet"/>
+      <w:lvlText w:val=""/>
+      <w:lvlJc w:val="left"/>
+      <w:pPr>
+        <w:tabs>
+          <w:tab w:val="num" w:pos="4320"/>
+        </w:tabs>
+        <w:ind w:left="4320" w:hanging="360"/>
+      </w:pPr>
+      <w:rPr>
+        <w:rFonts w:ascii="Wingdings" w:hAnsi="Wingdings" w:hint="default"/>
+        <w:sz w:val="20"/>
+      </w:rPr>
+    </w:lvl>
+    <w:lvl w:ilvl="6" w:tentative="1">
+      <w:start w:val="1"/>
+      <w:numFmt w:val="bullet"/>
+      <w:lvlText w:val=""/>
+      <w:lvlJc w:val="left"/>
+      <w:pPr>
+        <w:tabs>
+          <w:tab w:val="num" w:pos="5040"/>
+        </w:tabs>
+        <w:ind w:left="5040" w:hanging="360"/>
+      </w:pPr>
+      <w:rPr>
+        <w:rFonts w:ascii="Wingdings" w:hAnsi="Wingdings" w:hint="default"/>
+        <w:sz w:val="20"/>
+      </w:rPr>
+    </w:lvl>
+    <w:lvl w:ilvl="7" w:tentative="1">
+      <w:start w:val="1"/>
+      <w:numFmt w:val="bullet"/>
+      <w:lvlText w:val=""/>
+      <w:lvlJc w:val="left"/>
+      <w:pPr>
+        <w:tabs>
+          <w:tab w:val="num" w:pos="5760"/>
+        </w:tabs>
+        <w:ind w:left="5760" w:hanging="360"/>
+      </w:pPr>
+      <w:rPr>
+        <w:rFonts w:ascii="Wingdings" w:hAnsi="Wingdings" w:hint="default"/>
+        <w:sz w:val="20"/>
+      </w:rPr>
+    </w:lvl>
+    <w:lvl w:ilvl="8" w:tentative="1">
+      <w:start w:val="1"/>
+      <w:numFmt w:val="bullet"/>
+      <w:lvlText w:val=""/>
+      <w:lvlJc w:val="left"/>
+      <w:pPr>
+        <w:tabs>
+          <w:tab w:val="num" w:pos="6480"/>
+        </w:tabs>
+        <w:ind w:left="6480" w:hanging="360"/>
+      </w:pPr>
+      <w:rPr>
+        <w:rFonts w:ascii="Wingdings" w:hAnsi="Wingdings" w:hint="default"/>
+        <w:sz w:val="20"/>
+      </w:rPr>
+    </w:lvl>
+  </w:abstractNum>
+  <w:abstractNum w:abstractNumId="8">
+    <w:nsid w:val="4A1E164D"/>
+    <w:multiLevelType w:val="multilevel"/>
+    <w:tmpl w:val="634008BE"/>
+    <w:lvl w:ilvl="0">
+      <w:start w:val="1"/>
+      <w:numFmt w:val="bullet"/>
+      <w:lvlText w:val=""/>
+      <w:lvlJc w:val="left"/>
+      <w:pPr>
+        <w:tabs>
+          <w:tab w:val="num" w:pos="720"/>
+        </w:tabs>
+        <w:ind w:left="720" w:hanging="360"/>
+      </w:pPr>
+      <w:rPr>
+        <w:rFonts w:ascii="Symbol" w:hAnsi="Symbol" w:hint="default"/>
+        <w:sz w:val="20"/>
+      </w:rPr>
+    </w:lvl>
+    <w:lvl w:ilvl="1">
+      <w:start w:val="1"/>
+      <w:numFmt w:val="bullet"/>
+      <w:lvlText w:val="o"/>
+      <w:lvlJc w:val="left"/>
+      <w:pPr>
+        <w:tabs>
+          <w:tab w:val="num" w:pos="1440"/>
+        </w:tabs>
+        <w:ind w:left="1440" w:hanging="360"/>
+      </w:pPr>
+      <w:rPr>
+        <w:rFonts w:ascii="Courier New" w:hAnsi="Courier New" w:hint="default"/>
+        <w:sz w:val="20"/>
+      </w:rPr>
+    </w:lvl>
+    <w:lvl w:ilvl="2" w:tentative="1">
+      <w:start w:val="1"/>
+      <w:numFmt w:val="bullet"/>
+      <w:lvlText w:val=""/>
+      <w:lvlJc w:val="left"/>
+      <w:pPr>
+        <w:tabs>
+          <w:tab w:val="num" w:pos="2160"/>
+        </w:tabs>
+        <w:ind w:left="2160" w:hanging="360"/>
+      </w:pPr>
+      <w:rPr>
+        <w:rFonts w:ascii="Wingdings" w:hAnsi="Wingdings" w:hint="default"/>
+        <w:sz w:val="20"/>
+      </w:rPr>
+    </w:lvl>
+    <w:lvl w:ilvl="3" w:tentative="1">
+      <w:start w:val="1"/>
+      <w:numFmt w:val="bullet"/>
+      <w:lvlText w:val=""/>
+      <w:lvlJc w:val="left"/>
+      <w:pPr>
+        <w:tabs>
+          <w:tab w:val="num" w:pos="2880"/>
+        </w:tabs>
+        <w:ind w:left="2880" w:hanging="360"/>
+      </w:pPr>
+      <w:rPr>
+        <w:rFonts w:ascii="Wingdings" w:hAnsi="Wingdings" w:hint="default"/>
+        <w:sz w:val="20"/>
+      </w:rPr>
+    </w:lvl>
+    <w:lvl w:ilvl="4" w:tentative="1">
+      <w:start w:val="1"/>
+      <w:numFmt w:val="bullet"/>
+      <w:lvlText w:val=""/>
+      <w:lvlJc w:val="left"/>
+      <w:pPr>
+        <w:tabs>
+          <w:tab w:val="num" w:pos="3600"/>
+        </w:tabs>
+        <w:ind w:left="3600" w:hanging="360"/>
+      </w:pPr>
+      <w:rPr>
+        <w:rFonts w:ascii="Wingdings" w:hAnsi="Wingdings" w:hint="default"/>
+        <w:sz w:val="20"/>
+      </w:rPr>
+    </w:lvl>
+    <w:lvl w:ilvl="5" w:tentative="1">
+      <w:start w:val="1"/>
+      <w:numFmt w:val="bullet"/>
+      <w:lvlText w:val=""/>
+      <w:lvlJc w:val="left"/>
+      <w:pPr>
+        <w:tabs>
+          <w:tab w:val="num" w:pos="4320"/>
+        </w:tabs>
+        <w:ind w:left="4320" w:hanging="360"/>
+      </w:pPr>
+      <w:rPr>
+        <w:rFonts w:ascii="Wingdings" w:hAnsi="Wingdings" w:hint="default"/>
+        <w:sz w:val="20"/>
+      </w:rPr>
+    </w:lvl>
+    <w:lvl w:ilvl="6" w:tentative="1">
+      <w:start w:val="1"/>
+      <w:numFmt w:val="bullet"/>
+      <w:lvlText w:val=""/>
+      <w:lvlJc w:val="left"/>
+      <w:pPr>
+        <w:tabs>
+          <w:tab w:val="num" w:pos="5040"/>
+        </w:tabs>
+        <w:ind w:left="5040" w:hanging="360"/>
+      </w:pPr>
+      <w:rPr>
+        <w:rFonts w:ascii="Wingdings" w:hAnsi="Wingdings" w:hint="default"/>
+        <w:sz w:val="20"/>
+      </w:rPr>
+    </w:lvl>
+    <w:lvl w:ilvl="7" w:tentative="1">
+      <w:start w:val="1"/>
+      <w:numFmt w:val="bullet"/>
+      <w:lvlText w:val=""/>
+      <w:lvlJc w:val="left"/>
+      <w:pPr>
+        <w:tabs>
+          <w:tab w:val="num" w:pos="5760"/>
+        </w:tabs>
+        <w:ind w:left="5760" w:hanging="360"/>
+      </w:pPr>
+      <w:rPr>
+        <w:rFonts w:ascii="Wingdings" w:hAnsi="Wingdings" w:hint="default"/>
+        <w:sz w:val="20"/>
+      </w:rPr>
+    </w:lvl>
+    <w:lvl w:ilvl="8" w:tentative="1">
+      <w:start w:val="1"/>
+      <w:numFmt w:val="bullet"/>
+      <w:lvlText w:val=""/>
+      <w:lvlJc w:val="left"/>
+      <w:pPr>
+        <w:tabs>
+          <w:tab w:val="num" w:pos="6480"/>
+        </w:tabs>
+        <w:ind w:left="6480" w:hanging="360"/>
+      </w:pPr>
+      <w:rPr>
+        <w:rFonts w:ascii="Wingdings" w:hAnsi="Wingdings" w:hint="default"/>
+        <w:sz w:val="20"/>
+      </w:rPr>
+    </w:lvl>
+  </w:abstractNum>
+  <w:abstractNum w:abstractNumId="9">
+    <w:nsid w:val="4D870946"/>
+    <w:multiLevelType w:val="hybridMultilevel"/>
+    <w:tmpl w:val="34B20A14"/>
+    <w:lvl w:ilvl="0" w:tplc="0416000F">
+      <w:start w:val="1"/>
+      <w:numFmt w:val="decimal"/>
+      <w:lvlText w:val="%1."/>
+      <w:lvlJc w:val="left"/>
+      <w:pPr>
+        <w:ind w:left="720" w:hanging="360"/>
+      </w:pPr>
+      <w:rPr>
+        <w:rFonts w:hint="default"/>
+      </w:rPr>
+    </w:lvl>
+    <w:lvl w:ilvl="1" w:tplc="04160019">
+      <w:start w:val="1"/>
+      <w:numFmt w:val="lowerLetter"/>
+      <w:lvlText w:val="%2."/>
+      <w:lvlJc w:val="left"/>
+      <w:pPr>
+        <w:ind w:left="1440" w:hanging="360"/>
+      </w:pPr>
+    </w:lvl>
+    <w:lvl w:ilvl="2" w:tplc="0416001B" w:tentative="1">
+      <w:start w:val="1"/>
+      <w:numFmt w:val="lowerRoman"/>
+      <w:lvlText w:val="%3."/>
+      <w:lvlJc w:val="right"/>
+      <w:pPr>
+        <w:ind w:left="2160" w:hanging="180"/>
+      </w:pPr>
+    </w:lvl>
+    <w:lvl w:ilvl="3" w:tplc="0416000F" w:tentative="1">
+      <w:start w:val="1"/>
+      <w:numFmt w:val="decimal"/>
+      <w:lvlText w:val="%4."/>
+      <w:lvlJc w:val="left"/>
+      <w:pPr>
+        <w:ind w:left="2880" w:hanging="360"/>
+      </w:pPr>
+    </w:lvl>
+    <w:lvl w:ilvl="4" w:tplc="04160019" w:tentative="1">
+      <w:start w:val="1"/>
+      <w:numFmt w:val="lowerLetter"/>
+      <w:lvlText w:val="%5."/>
+      <w:lvlJc w:val="left"/>
+      <w:pPr>
+        <w:ind w:left="3600" w:hanging="360"/>
+      </w:pPr>
+    </w:lvl>
+    <w:lvl w:ilvl="5" w:tplc="0416001B" w:tentative="1">
+      <w:start w:val="1"/>
+      <w:numFmt w:val="lowerRoman"/>
+      <w:lvlText w:val="%6."/>
+      <w:lvlJc w:val="right"/>
+      <w:pPr>
+        <w:ind w:left="4320" w:hanging="180"/>
+      </w:pPr>
+    </w:lvl>
+    <w:lvl w:ilvl="6" w:tplc="0416000F" w:tentative="1">
+      <w:start w:val="1"/>
+      <w:numFmt w:val="decimal"/>
+      <w:lvlText w:val="%7."/>
+      <w:lvlJc w:val="left"/>
+      <w:pPr>
+        <w:ind w:left="5040" w:hanging="360"/>
+      </w:pPr>
+    </w:lvl>
+    <w:lvl w:ilvl="7" w:tplc="04160019" w:tentative="1">
+      <w:start w:val="1"/>
+      <w:numFmt w:val="lowerLetter"/>
+      <w:lvlText w:val="%8."/>
+      <w:lvlJc w:val="left"/>
+      <w:pPr>
+        <w:ind w:left="5760" w:hanging="360"/>
+      </w:pPr>
+    </w:lvl>
+    <w:lvl w:ilvl="8" w:tplc="0416001B" w:tentative="1">
+      <w:start w:val="1"/>
+      <w:numFmt w:val="lowerRoman"/>
+      <w:lvlText w:val="%9."/>
+      <w:lvlJc w:val="right"/>
+      <w:pPr>
+        <w:ind w:left="6480" w:hanging="180"/>
+      </w:pPr>
+    </w:lvl>
+  </w:abstractNum>
+  <w:abstractNum w:abstractNumId="10">
+    <w:nsid w:val="4F966856"/>
+    <w:multiLevelType w:val="multilevel"/>
+    <w:tmpl w:val="E5FCA574"/>
+    <w:lvl w:ilvl="0">
+      <w:start w:val="1"/>
+      <w:numFmt w:val="bullet"/>
+      <w:lvlText w:val=""/>
+      <w:lvlJc w:val="left"/>
+      <w:pPr>
+        <w:tabs>
+          <w:tab w:val="num" w:pos="720"/>
+        </w:tabs>
+        <w:ind w:left="720" w:hanging="360"/>
+      </w:pPr>
+      <w:rPr>
+        <w:rFonts w:ascii="Symbol" w:hAnsi="Symbol" w:hint="default"/>
+        <w:sz w:val="20"/>
+      </w:rPr>
+    </w:lvl>
+    <w:lvl w:ilvl="1">
+      <w:start w:val="1"/>
+      <w:numFmt w:val="bullet"/>
+      <w:lvlText w:val="o"/>
+      <w:lvlJc w:val="left"/>
+      <w:pPr>
+        <w:tabs>
+          <w:tab w:val="num" w:pos="1440"/>
+        </w:tabs>
+        <w:ind w:left="1440" w:hanging="360"/>
+      </w:pPr>
+      <w:rPr>
+        <w:rFonts w:ascii="Courier New" w:hAnsi="Courier New" w:hint="default"/>
+        <w:sz w:val="20"/>
+      </w:rPr>
+    </w:lvl>
+    <w:lvl w:ilvl="2" w:tentative="1">
+      <w:start w:val="1"/>
+      <w:numFmt w:val="bullet"/>
+      <w:lvlText w:val=""/>
+      <w:lvlJc w:val="left"/>
+      <w:pPr>
+        <w:tabs>
+          <w:tab w:val="num" w:pos="2160"/>
+        </w:tabs>
+        <w:ind w:left="2160" w:hanging="360"/>
+      </w:pPr>
+      <w:rPr>
+        <w:rFonts w:ascii="Wingdings" w:hAnsi="Wingdings" w:hint="default"/>
+        <w:sz w:val="20"/>
+      </w:rPr>
+    </w:lvl>
+    <w:lvl w:ilvl="3" w:tentative="1">
+      <w:start w:val="1"/>
+      <w:numFmt w:val="bullet"/>
+      <w:lvlText w:val=""/>
+      <w:lvlJc w:val="left"/>
+      <w:pPr>
+        <w:tabs>
+          <w:tab w:val="num" w:pos="2880"/>
+        </w:tabs>
+        <w:ind w:left="2880" w:hanging="360"/>
+      </w:pPr>
+      <w:rPr>
+        <w:rFonts w:ascii="Wingdings" w:hAnsi="Wingdings" w:hint="default"/>
+        <w:sz w:val="20"/>
+      </w:rPr>
+    </w:lvl>
+    <w:lvl w:ilvl="4" w:tentative="1">
+      <w:start w:val="1"/>
+      <w:numFmt w:val="bullet"/>
+      <w:lvlText w:val=""/>
+      <w:lvlJc w:val="left"/>
+      <w:pPr>
+        <w:tabs>
+          <w:tab w:val="num" w:pos="3600"/>
+        </w:tabs>
+        <w:ind w:left="3600" w:hanging="360"/>
+      </w:pPr>
+      <w:rPr>
+        <w:rFonts w:ascii="Wingdings" w:hAnsi="Wingdings" w:hint="default"/>
+        <w:sz w:val="20"/>
+      </w:rPr>
+    </w:lvl>
+    <w:lvl w:ilvl="5" w:tentative="1">
+      <w:start w:val="1"/>
+      <w:numFmt w:val="bullet"/>
+      <w:lvlText w:val=""/>
+      <w:lvlJc w:val="left"/>
+      <w:pPr>
+        <w:tabs>
+          <w:tab w:val="num" w:pos="4320"/>
+        </w:tabs>
+        <w:ind w:left="4320" w:hanging="360"/>
+      </w:pPr>
+      <w:rPr>
+        <w:rFonts w:ascii="Wingdings" w:hAnsi="Wingdings" w:hint="default"/>
+        <w:sz w:val="20"/>
+      </w:rPr>
+    </w:lvl>
+    <w:lvl w:ilvl="6" w:tentative="1">
+      <w:start w:val="1"/>
+      <w:numFmt w:val="bullet"/>
+      <w:lvlText w:val=""/>
+      <w:lvlJc w:val="left"/>
+      <w:pPr>
+        <w:tabs>
+          <w:tab w:val="num" w:pos="5040"/>
+        </w:tabs>
+        <w:ind w:left="5040" w:hanging="360"/>
+      </w:pPr>
+      <w:rPr>
+        <w:rFonts w:ascii="Wingdings" w:hAnsi="Wingdings" w:hint="default"/>
+        <w:sz w:val="20"/>
+      </w:rPr>
+    </w:lvl>
+    <w:lvl w:ilvl="7" w:tentative="1">
+      <w:start w:val="1"/>
+      <w:numFmt w:val="bullet"/>
+      <w:lvlText w:val=""/>
+      <w:lvlJc w:val="left"/>
+      <w:pPr>
+        <w:tabs>
+          <w:tab w:val="num" w:pos="5760"/>
+        </w:tabs>
+        <w:ind w:left="5760" w:hanging="360"/>
+      </w:pPr>
+      <w:rPr>
+        <w:rFonts w:ascii="Wingdings" w:hAnsi="Wingdings" w:hint="default"/>
+        <w:sz w:val="20"/>
+      </w:rPr>
+    </w:lvl>
+    <w:lvl w:ilvl="8" w:tentative="1">
+      <w:start w:val="1"/>
+      <w:numFmt w:val="bullet"/>
+      <w:lvlText w:val=""/>
+      <w:lvlJc w:val="left"/>
+      <w:pPr>
+        <w:tabs>
+          <w:tab w:val="num" w:pos="6480"/>
+        </w:tabs>
+        <w:ind w:left="6480" w:hanging="360"/>
+      </w:pPr>
+      <w:rPr>
+        <w:rFonts w:ascii="Wingdings" w:hAnsi="Wingdings" w:hint="default"/>
+        <w:sz w:val="20"/>
+      </w:rPr>
+    </w:lvl>
+  </w:abstractNum>
+  <w:abstractNum w:abstractNumId="11">
+    <w:nsid w:val="6D6A5C45"/>
+    <w:multiLevelType w:val="multilevel"/>
+    <w:tmpl w:val="1FF66A34"/>
+    <w:lvl w:ilvl="0">
+      <w:start w:val="1"/>
+      <w:numFmt w:val="bullet"/>
+      <w:lvlText w:val=""/>
+      <w:lvlJc w:val="left"/>
+      <w:pPr>
+        <w:tabs>
+          <w:tab w:val="num" w:pos="720"/>
+        </w:tabs>
+        <w:ind w:left="720" w:hanging="360"/>
+      </w:pPr>
+      <w:rPr>
+        <w:rFonts w:ascii="Symbol" w:hAnsi="Symbol" w:hint="default"/>
+        <w:sz w:val="20"/>
+      </w:rPr>
+    </w:lvl>
+    <w:lvl w:ilvl="1">
+      <w:start w:val="1"/>
+      <w:numFmt w:val="bullet"/>
+      <w:lvlText w:val="o"/>
+      <w:lvlJc w:val="left"/>
+      <w:pPr>
+        <w:tabs>
+          <w:tab w:val="num" w:pos="1440"/>
+        </w:tabs>
+        <w:ind w:left="1440" w:hanging="360"/>
+      </w:pPr>
+      <w:rPr>
+        <w:rFonts w:ascii="Courier New" w:hAnsi="Courier New" w:hint="default"/>
+        <w:sz w:val="20"/>
+      </w:rPr>
+    </w:lvl>
+    <w:lvl w:ilvl="2" w:tentative="1">
+      <w:start w:val="1"/>
+      <w:numFmt w:val="bullet"/>
+      <w:lvlText w:val=""/>
+      <w:lvlJc w:val="left"/>
+      <w:pPr>
+        <w:tabs>
+          <w:tab w:val="num" w:pos="2160"/>
+        </w:tabs>
+        <w:ind w:left="2160" w:hanging="360"/>
+      </w:pPr>
+      <w:rPr>
+        <w:rFonts w:ascii="Wingdings" w:hAnsi="Wingdings" w:hint="default"/>
+        <w:sz w:val="20"/>
+      </w:rPr>
+    </w:lvl>
+    <w:lvl w:ilvl="3" w:tentative="1">
+      <w:start w:val="1"/>
+      <w:numFmt w:val="bullet"/>
+      <w:lvlText w:val=""/>
+      <w:lvlJc w:val="left"/>
+      <w:pPr>
+        <w:tabs>
+          <w:tab w:val="num" w:pos="2880"/>
+        </w:tabs>
+        <w:ind w:left="2880" w:hanging="360"/>
+      </w:pPr>
+      <w:rPr>
+        <w:rFonts w:ascii="Wingdings" w:hAnsi="Wingdings" w:hint="default"/>
+        <w:sz w:val="20"/>
+      </w:rPr>
+    </w:lvl>
+    <w:lvl w:ilvl="4" w:tentative="1">
+      <w:start w:val="1"/>
+      <w:numFmt w:val="bullet"/>
+      <w:lvlText w:val=""/>
+      <w:lvlJc w:val="left"/>
+      <w:pPr>
+        <w:tabs>
+          <w:tab w:val="num" w:pos="3600"/>
+        </w:tabs>
+        <w:ind w:left="3600" w:hanging="360"/>
+      </w:pPr>
+      <w:rPr>
+        <w:rFonts w:ascii="Wingdings" w:hAnsi="Wingdings" w:hint="default"/>
+        <w:sz w:val="20"/>
+      </w:rPr>
+    </w:lvl>
+    <w:lvl w:ilvl="5" w:tentative="1">
+      <w:start w:val="1"/>
+      <w:numFmt w:val="bullet"/>
+      <w:lvlText w:val=""/>
+      <w:lvlJc w:val="left"/>
+      <w:pPr>
+        <w:tabs>
+          <w:tab w:val="num" w:pos="4320"/>
+        </w:tabs>
+        <w:ind w:left="4320" w:hanging="360"/>
+      </w:pPr>
+      <w:rPr>
+        <w:rFonts w:ascii="Wingdings" w:hAnsi="Wingdings" w:hint="default"/>
+        <w:sz w:val="20"/>
+      </w:rPr>
+    </w:lvl>
+    <w:lvl w:ilvl="6" w:tentative="1">
+      <w:start w:val="1"/>
+      <w:numFmt w:val="bullet"/>
+      <w:lvlText w:val=""/>
+      <w:lvlJc w:val="left"/>
+      <w:pPr>
+        <w:tabs>
+          <w:tab w:val="num" w:pos="5040"/>
+        </w:tabs>
+        <w:ind w:left="5040" w:hanging="360"/>
+      </w:pPr>
+      <w:rPr>
+        <w:rFonts w:ascii="Wingdings" w:hAnsi="Wingdings" w:hint="default"/>
+        <w:sz w:val="20"/>
+      </w:rPr>
+    </w:lvl>
+    <w:lvl w:ilvl="7" w:tentative="1">
+      <w:start w:val="1"/>
+      <w:numFmt w:val="bullet"/>
+      <w:lvlText w:val=""/>
+      <w:lvlJc w:val="left"/>
+      <w:pPr>
+        <w:tabs>
+          <w:tab w:val="num" w:pos="5760"/>
+        </w:tabs>
+        <w:ind w:left="5760" w:hanging="360"/>
+      </w:pPr>
+      <w:rPr>
+        <w:rFonts w:ascii="Wingdings" w:hAnsi="Wingdings" w:hint="default"/>
+        <w:sz w:val="20"/>
+      </w:rPr>
+    </w:lvl>
+    <w:lvl w:ilvl="8" w:tentative="1">
+      <w:start w:val="1"/>
+      <w:numFmt w:val="bullet"/>
+      <w:lvlText w:val=""/>
+      <w:lvlJc w:val="left"/>
+      <w:pPr>
+        <w:tabs>
+          <w:tab w:val="num" w:pos="6480"/>
+        </w:tabs>
+        <w:ind w:left="6480" w:hanging="360"/>
+      </w:pPr>
+      <w:rPr>
+        <w:rFonts w:ascii="Wingdings" w:hAnsi="Wingdings" w:hint="default"/>
+        <w:sz w:val="20"/>
+      </w:rPr>
+    </w:lvl>
+  </w:abstractNum>
+  <w:abstractNum w:abstractNumId="12">
     <w:nsid w:val="7D1E2D99"/>
     <w:multiLevelType w:val="multilevel"/>
     <w:tmpl w:val="0416001F"/>
@@ -1552,7 +5654,7 @@
       </w:pPr>
     </w:lvl>
   </w:abstractNum>
-  <w:abstractNum w:abstractNumId="5" w15:restartNumberingAfterBreak="0">
+  <w:abstractNum w:abstractNumId="13">
     <w:nsid w:val="7F9122B8"/>
     <w:multiLevelType w:val="multilevel"/>
     <w:tmpl w:val="883264C0"/>
@@ -1674,16 +5776,16 @@
     </w:lvl>
   </w:abstractNum>
   <w:num w:numId="1">
+    <w:abstractNumId w:val="13"/>
+  </w:num>
+  <w:num w:numId="2">
     <w:abstractNumId w:val="5"/>
   </w:num>
-  <w:num w:numId="2">
-    <w:abstractNumId w:val="2"/>
-  </w:num>
   <w:num w:numId="3">
-    <w:abstractNumId w:val="3"/>
+    <w:abstractNumId w:val="6"/>
   </w:num>
   <w:num w:numId="4">
-    <w:abstractNumId w:val="4"/>
+    <w:abstractNumId w:val="12"/>
     <w:lvlOverride w:ilvl="0">
       <w:startOverride w:val="1"/>
     </w:lvlOverride>
@@ -1743,13 +5845,37 @@
     </w:lvlOverride>
   </w:num>
   <w:num w:numId="6">
+    <w:abstractNumId w:val="4"/>
+  </w:num>
+  <w:num w:numId="7">
+    <w:abstractNumId w:val="3"/>
+  </w:num>
+  <w:num w:numId="8">
+    <w:abstractNumId w:val="2"/>
+  </w:num>
+  <w:num w:numId="9">
+    <w:abstractNumId w:val="11"/>
+  </w:num>
+  <w:num w:numId="10">
     <w:abstractNumId w:val="1"/>
+  </w:num>
+  <w:num w:numId="11">
+    <w:abstractNumId w:val="8"/>
+  </w:num>
+  <w:num w:numId="12">
+    <w:abstractNumId w:val="7"/>
+  </w:num>
+  <w:num w:numId="13">
+    <w:abstractNumId w:val="10"/>
+  </w:num>
+  <w:num w:numId="14">
+    <w:abstractNumId w:val="9"/>
   </w:num>
 </w:numbering>
 </file>
 
 <file path=word/styles.xml><?xml version="1.0" encoding="utf-8"?>
-<w:styles xmlns:mc="http://schemas.openxmlformats.org/markup-compatibility/2006" xmlns:r="http://schemas.openxmlformats.org/officeDocument/2006/relationships" xmlns:w="http://schemas.openxmlformats.org/wordprocessingml/2006/main" xmlns:w14="http://schemas.microsoft.com/office/word/2010/wordml" xmlns:w15="http://schemas.microsoft.com/office/word/2012/wordml" xmlns:w16cex="http://schemas.microsoft.com/office/word/2018/wordml/cex" xmlns:w16cid="http://schemas.microsoft.com/office/word/2016/wordml/cid" xmlns:w16="http://schemas.microsoft.com/office/word/2018/wordml" xmlns:w16sdtdh="http://schemas.microsoft.com/office/word/2020/wordml/sdtdatahash" xmlns:w16se="http://schemas.microsoft.com/office/word/2015/wordml/symex" mc:Ignorable="w14 w15 w16se w16cid w16 w16cex w16sdtdh">
+<w:styles xmlns:r="http://schemas.openxmlformats.org/officeDocument/2006/relationships" xmlns:w="http://schemas.openxmlformats.org/wordprocessingml/2006/main">
   <w:docDefaults>
     <w:rPrDefault>
       <w:rPr>
@@ -1758,7 +5884,6 @@
         <w:sz w:val="22"/>
         <w:szCs w:val="22"/>
         <w:lang w:val="pt-BR" w:eastAsia="en-US" w:bidi="ar-SA"/>
-        <w14:ligatures w14:val="standardContextual"/>
       </w:rPr>
     </w:rPrDefault>
     <w:pPrDefault>
@@ -1767,383 +5892,144 @@
       </w:pPr>
     </w:pPrDefault>
   </w:docDefaults>
-  <w:latentStyles w:defLockedState="0" w:defUIPriority="99" w:defSemiHidden="0" w:defUnhideWhenUsed="0" w:defQFormat="0" w:count="376">
-    <w:lsdException w:name="Normal" w:uiPriority="0" w:qFormat="1"/>
-    <w:lsdException w:name="heading 1" w:uiPriority="9" w:qFormat="1"/>
-    <w:lsdException w:name="heading 2" w:semiHidden="1" w:uiPriority="9" w:unhideWhenUsed="1" w:qFormat="1"/>
-    <w:lsdException w:name="heading 3" w:semiHidden="1" w:uiPriority="9" w:unhideWhenUsed="1" w:qFormat="1"/>
-    <w:lsdException w:name="heading 4" w:semiHidden="1" w:uiPriority="9" w:unhideWhenUsed="1" w:qFormat="1"/>
-    <w:lsdException w:name="heading 5" w:semiHidden="1" w:uiPriority="9" w:unhideWhenUsed="1" w:qFormat="1"/>
-    <w:lsdException w:name="heading 6" w:semiHidden="1" w:uiPriority="9" w:unhideWhenUsed="1" w:qFormat="1"/>
-    <w:lsdException w:name="heading 7" w:semiHidden="1" w:uiPriority="9" w:unhideWhenUsed="1" w:qFormat="1"/>
-    <w:lsdException w:name="heading 8" w:semiHidden="1" w:uiPriority="9" w:unhideWhenUsed="1" w:qFormat="1"/>
-    <w:lsdException w:name="heading 9" w:semiHidden="1" w:uiPriority="9" w:unhideWhenUsed="1" w:qFormat="1"/>
-    <w:lsdException w:name="index 1" w:semiHidden="1" w:unhideWhenUsed="1"/>
-    <w:lsdException w:name="index 2" w:semiHidden="1" w:unhideWhenUsed="1"/>
-    <w:lsdException w:name="index 3" w:semiHidden="1" w:unhideWhenUsed="1"/>
-    <w:lsdException w:name="index 4" w:semiHidden="1" w:unhideWhenUsed="1"/>
-    <w:lsdException w:name="index 5" w:semiHidden="1" w:unhideWhenUsed="1"/>
-    <w:lsdException w:name="index 6" w:semiHidden="1" w:unhideWhenUsed="1"/>
-    <w:lsdException w:name="index 7" w:semiHidden="1" w:unhideWhenUsed="1"/>
-    <w:lsdException w:name="index 8" w:semiHidden="1" w:unhideWhenUsed="1"/>
-    <w:lsdException w:name="index 9" w:semiHidden="1" w:unhideWhenUsed="1"/>
-    <w:lsdException w:name="toc 1" w:semiHidden="1" w:uiPriority="39" w:unhideWhenUsed="1"/>
-    <w:lsdException w:name="toc 2" w:semiHidden="1" w:uiPriority="39" w:unhideWhenUsed="1"/>
-    <w:lsdException w:name="toc 3" w:semiHidden="1" w:uiPriority="39" w:unhideWhenUsed="1"/>
-    <w:lsdException w:name="toc 4" w:semiHidden="1" w:uiPriority="39" w:unhideWhenUsed="1"/>
-    <w:lsdException w:name="toc 5" w:semiHidden="1" w:uiPriority="39" w:unhideWhenUsed="1"/>
-    <w:lsdException w:name="toc 6" w:semiHidden="1" w:uiPriority="39" w:unhideWhenUsed="1"/>
-    <w:lsdException w:name="toc 7" w:semiHidden="1" w:uiPriority="39" w:unhideWhenUsed="1"/>
-    <w:lsdException w:name="toc 8" w:semiHidden="1" w:uiPriority="39" w:unhideWhenUsed="1"/>
-    <w:lsdException w:name="toc 9" w:semiHidden="1" w:uiPriority="39" w:unhideWhenUsed="1"/>
-    <w:lsdException w:name="Normal Indent" w:semiHidden="1" w:unhideWhenUsed="1"/>
-    <w:lsdException w:name="footnote text" w:semiHidden="1" w:unhideWhenUsed="1"/>
-    <w:lsdException w:name="annotation text" w:semiHidden="1" w:unhideWhenUsed="1"/>
-    <w:lsdException w:name="header" w:semiHidden="1" w:unhideWhenUsed="1"/>
-    <w:lsdException w:name="footer" w:semiHidden="1" w:unhideWhenUsed="1"/>
-    <w:lsdException w:name="index heading" w:semiHidden="1" w:unhideWhenUsed="1"/>
-    <w:lsdException w:name="caption" w:semiHidden="1" w:uiPriority="35" w:unhideWhenUsed="1" w:qFormat="1"/>
-    <w:lsdException w:name="table of figures" w:semiHidden="1" w:unhideWhenUsed="1"/>
-    <w:lsdException w:name="envelope address" w:semiHidden="1" w:unhideWhenUsed="1"/>
-    <w:lsdException w:name="envelope return" w:semiHidden="1" w:unhideWhenUsed="1"/>
-    <w:lsdException w:name="footnote reference" w:semiHidden="1" w:unhideWhenUsed="1"/>
-    <w:lsdException w:name="annotation reference" w:semiHidden="1" w:unhideWhenUsed="1"/>
-    <w:lsdException w:name="line number" w:semiHidden="1" w:unhideWhenUsed="1"/>
-    <w:lsdException w:name="page number" w:semiHidden="1" w:unhideWhenUsed="1"/>
-    <w:lsdException w:name="endnote reference" w:semiHidden="1" w:unhideWhenUsed="1"/>
-    <w:lsdException w:name="endnote text" w:semiHidden="1" w:unhideWhenUsed="1"/>
-    <w:lsdException w:name="table of authorities" w:semiHidden="1" w:unhideWhenUsed="1"/>
-    <w:lsdException w:name="macro" w:semiHidden="1" w:unhideWhenUsed="1"/>
-    <w:lsdException w:name="toa heading" w:semiHidden="1" w:unhideWhenUsed="1"/>
-    <w:lsdException w:name="List" w:semiHidden="1" w:unhideWhenUsed="1"/>
-    <w:lsdException w:name="List Bullet" w:semiHidden="1" w:unhideWhenUsed="1"/>
-    <w:lsdException w:name="List Number" w:semiHidden="1" w:unhideWhenUsed="1"/>
-    <w:lsdException w:name="List 2" w:semiHidden="1" w:unhideWhenUsed="1"/>
-    <w:lsdException w:name="List 3" w:semiHidden="1" w:unhideWhenUsed="1"/>
-    <w:lsdException w:name="List 4" w:semiHidden="1" w:unhideWhenUsed="1"/>
-    <w:lsdException w:name="List 5" w:semiHidden="1" w:unhideWhenUsed="1"/>
-    <w:lsdException w:name="List Bullet 2" w:semiHidden="1" w:unhideWhenUsed="1"/>
-    <w:lsdException w:name="List Bullet 3" w:semiHidden="1" w:unhideWhenUsed="1"/>
-    <w:lsdException w:name="List Bullet 4" w:semiHidden="1" w:unhideWhenUsed="1"/>
-    <w:lsdException w:name="List Bullet 5" w:semiHidden="1" w:unhideWhenUsed="1"/>
-    <w:lsdException w:name="List Number 2" w:semiHidden="1" w:unhideWhenUsed="1"/>
-    <w:lsdException w:name="List Number 3" w:semiHidden="1" w:unhideWhenUsed="1"/>
-    <w:lsdException w:name="List Number 4" w:semiHidden="1" w:unhideWhenUsed="1"/>
-    <w:lsdException w:name="List Number 5" w:semiHidden="1" w:unhideWhenUsed="1"/>
-    <w:lsdException w:name="Title" w:uiPriority="10" w:qFormat="1"/>
-    <w:lsdException w:name="Closing" w:semiHidden="1" w:unhideWhenUsed="1"/>
-    <w:lsdException w:name="Signature" w:semiHidden="1" w:unhideWhenUsed="1"/>
-    <w:lsdException w:name="Default Paragraph Font" w:semiHidden="1" w:uiPriority="1" w:unhideWhenUsed="1"/>
-    <w:lsdException w:name="Body Text" w:semiHidden="1" w:unhideWhenUsed="1"/>
-    <w:lsdException w:name="Body Text Indent" w:semiHidden="1" w:unhideWhenUsed="1"/>
-    <w:lsdException w:name="List Continue" w:semiHidden="1" w:unhideWhenUsed="1"/>
-    <w:lsdException w:name="List Continue 2" w:semiHidden="1" w:unhideWhenUsed="1"/>
-    <w:lsdException w:name="List Continue 3" w:semiHidden="1" w:unhideWhenUsed="1"/>
-    <w:lsdException w:name="List Continue 4" w:semiHidden="1" w:unhideWhenUsed="1"/>
-    <w:lsdException w:name="List Continue 5" w:semiHidden="1" w:unhideWhenUsed="1"/>
-    <w:lsdException w:name="Message Header" w:semiHidden="1" w:unhideWhenUsed="1"/>
-    <w:lsdException w:name="Subtitle" w:uiPriority="11" w:qFormat="1"/>
-    <w:lsdException w:name="Salutation" w:semiHidden="1" w:unhideWhenUsed="1"/>
-    <w:lsdException w:name="Date" w:semiHidden="1" w:unhideWhenUsed="1"/>
-    <w:lsdException w:name="Body Text First Indent" w:semiHidden="1" w:unhideWhenUsed="1"/>
-    <w:lsdException w:name="Body Text First Indent 2" w:semiHidden="1" w:unhideWhenUsed="1"/>
-    <w:lsdException w:name="Note Heading" w:semiHidden="1" w:unhideWhenUsed="1"/>
-    <w:lsdException w:name="Body Text 2" w:semiHidden="1" w:unhideWhenUsed="1"/>
-    <w:lsdException w:name="Body Text 3" w:semiHidden="1" w:unhideWhenUsed="1"/>
-    <w:lsdException w:name="Body Text Indent 2" w:semiHidden="1" w:unhideWhenUsed="1"/>
-    <w:lsdException w:name="Body Text Indent 3" w:semiHidden="1" w:unhideWhenUsed="1"/>
-    <w:lsdException w:name="Block Text" w:semiHidden="1" w:unhideWhenUsed="1"/>
-    <w:lsdException w:name="Hyperlink" w:semiHidden="1" w:unhideWhenUsed="1"/>
-    <w:lsdException w:name="FollowedHyperlink" w:semiHidden="1" w:unhideWhenUsed="1"/>
-    <w:lsdException w:name="Strong" w:uiPriority="22" w:qFormat="1"/>
-    <w:lsdException w:name="Emphasis" w:uiPriority="20" w:qFormat="1"/>
-    <w:lsdException w:name="Document Map" w:semiHidden="1" w:unhideWhenUsed="1"/>
-    <w:lsdException w:name="Plain Text" w:semiHidden="1" w:unhideWhenUsed="1"/>
-    <w:lsdException w:name="E-mail Signature" w:semiHidden="1" w:unhideWhenUsed="1"/>
-    <w:lsdException w:name="HTML Top of Form" w:semiHidden="1" w:unhideWhenUsed="1"/>
-    <w:lsdException w:name="HTML Bottom of Form" w:semiHidden="1" w:unhideWhenUsed="1"/>
-    <w:lsdException w:name="Normal (Web)" w:semiHidden="1" w:unhideWhenUsed="1"/>
-    <w:lsdException w:name="HTML Acronym" w:semiHidden="1" w:unhideWhenUsed="1"/>
-    <w:lsdException w:name="HTML Address" w:semiHidden="1" w:unhideWhenUsed="1"/>
-    <w:lsdException w:name="HTML Cite" w:semiHidden="1" w:unhideWhenUsed="1"/>
-    <w:lsdException w:name="HTML Code" w:semiHidden="1" w:unhideWhenUsed="1"/>
-    <w:lsdException w:name="HTML Definition" w:semiHidden="1" w:unhideWhenUsed="1"/>
-    <w:lsdException w:name="HTML Keyboard" w:semiHidden="1" w:unhideWhenUsed="1"/>
-    <w:lsdException w:name="HTML Preformatted" w:semiHidden="1" w:unhideWhenUsed="1"/>
-    <w:lsdException w:name="HTML Sample" w:semiHidden="1" w:unhideWhenUsed="1"/>
-    <w:lsdException w:name="HTML Typewriter" w:semiHidden="1" w:unhideWhenUsed="1"/>
-    <w:lsdException w:name="HTML Variable" w:semiHidden="1" w:unhideWhenUsed="1"/>
-    <w:lsdException w:name="Normal Table" w:semiHidden="1" w:unhideWhenUsed="1"/>
-    <w:lsdException w:name="annotation subject" w:semiHidden="1" w:unhideWhenUsed="1"/>
-    <w:lsdException w:name="No List" w:semiHidden="1" w:unhideWhenUsed="1"/>
-    <w:lsdException w:name="Outline List 1" w:semiHidden="1" w:unhideWhenUsed="1"/>
-    <w:lsdException w:name="Outline List 2" w:semiHidden="1" w:unhideWhenUsed="1"/>
-    <w:lsdException w:name="Outline List 3" w:semiHidden="1" w:unhideWhenUsed="1"/>
-    <w:lsdException w:name="Table Simple 1" w:semiHidden="1" w:unhideWhenUsed="1"/>
-    <w:lsdException w:name="Table Simple 2" w:semiHidden="1" w:unhideWhenUsed="1"/>
-    <w:lsdException w:name="Table Simple 3" w:semiHidden="1" w:unhideWhenUsed="1"/>
-    <w:lsdException w:name="Table Classic 1" w:semiHidden="1" w:unhideWhenUsed="1"/>
-    <w:lsdException w:name="Table Classic 2" w:semiHidden="1" w:unhideWhenUsed="1"/>
-    <w:lsdException w:name="Table Classic 3" w:semiHidden="1" w:unhideWhenUsed="1"/>
-    <w:lsdException w:name="Table Classic 4" w:semiHidden="1" w:unhideWhenUsed="1"/>
-    <w:lsdException w:name="Table Colorful 1" w:semiHidden="1" w:unhideWhenUsed="1"/>
-    <w:lsdException w:name="Table Colorful 2" w:semiHidden="1" w:unhideWhenUsed="1"/>
-    <w:lsdException w:name="Table Colorful 3" w:semiHidden="1" w:unhideWhenUsed="1"/>
-    <w:lsdException w:name="Table Columns 1" w:semiHidden="1" w:unhideWhenUsed="1"/>
-    <w:lsdException w:name="Table Columns 2" w:semiHidden="1" w:unhideWhenUsed="1"/>
-    <w:lsdException w:name="Table Columns 3" w:semiHidden="1" w:unhideWhenUsed="1"/>
-    <w:lsdException w:name="Table Columns 4" w:semiHidden="1" w:unhideWhenUsed="1"/>
-    <w:lsdException w:name="Table Columns 5" w:semiHidden="1" w:unhideWhenUsed="1"/>
-    <w:lsdException w:name="Table Grid 1" w:semiHidden="1" w:unhideWhenUsed="1"/>
-    <w:lsdException w:name="Table Grid 2" w:semiHidden="1" w:unhideWhenUsed="1"/>
-    <w:lsdException w:name="Table Grid 3" w:semiHidden="1" w:unhideWhenUsed="1"/>
-    <w:lsdException w:name="Table Grid 4" w:semiHidden="1" w:unhideWhenUsed="1"/>
-    <w:lsdException w:name="Table Grid 5" w:semiHidden="1" w:unhideWhenUsed="1"/>
-    <w:lsdException w:name="Table Grid 6" w:semiHidden="1" w:unhideWhenUsed="1"/>
-    <w:lsdException w:name="Table Grid 7" w:semiHidden="1" w:unhideWhenUsed="1"/>
-    <w:lsdException w:name="Table Grid 8" w:semiHidden="1" w:unhideWhenUsed="1"/>
-    <w:lsdException w:name="Table List 1" w:semiHidden="1" w:unhideWhenUsed="1"/>
-    <w:lsdException w:name="Table List 2" w:semiHidden="1" w:unhideWhenUsed="1"/>
-    <w:lsdException w:name="Table List 3" w:semiHidden="1" w:unhideWhenUsed="1"/>
-    <w:lsdException w:name="Table List 4" w:semiHidden="1" w:unhideWhenUsed="1"/>
-    <w:lsdException w:name="Table List 5" w:semiHidden="1" w:unhideWhenUsed="1"/>
-    <w:lsdException w:name="Table List 6" w:semiHidden="1" w:unhideWhenUsed="1"/>
-    <w:lsdException w:name="Table List 7" w:semiHidden="1" w:unhideWhenUsed="1"/>
-    <w:lsdException w:name="Table List 8" w:semiHidden="1" w:unhideWhenUsed="1"/>
-    <w:lsdException w:name="Table 3D effects 1" w:semiHidden="1" w:unhideWhenUsed="1"/>
-    <w:lsdException w:name="Table 3D effects 2" w:semiHidden="1" w:unhideWhenUsed="1"/>
-    <w:lsdException w:name="Table 3D effects 3" w:semiHidden="1" w:unhideWhenUsed="1"/>
-    <w:lsdException w:name="Table Contemporary" w:semiHidden="1" w:unhideWhenUsed="1"/>
-    <w:lsdException w:name="Table Elegant" w:semiHidden="1" w:unhideWhenUsed="1"/>
-    <w:lsdException w:name="Table Professional" w:semiHidden="1" w:unhideWhenUsed="1"/>
-    <w:lsdException w:name="Table Subtle 1" w:semiHidden="1" w:unhideWhenUsed="1"/>
-    <w:lsdException w:name="Table Subtle 2" w:semiHidden="1" w:unhideWhenUsed="1"/>
-    <w:lsdException w:name="Table Web 1" w:semiHidden="1" w:unhideWhenUsed="1"/>
-    <w:lsdException w:name="Table Web 2" w:semiHidden="1" w:unhideWhenUsed="1"/>
-    <w:lsdException w:name="Table Web 3" w:semiHidden="1" w:unhideWhenUsed="1"/>
-    <w:lsdException w:name="Balloon Text" w:semiHidden="1" w:unhideWhenUsed="1"/>
-    <w:lsdException w:name="Table Grid" w:uiPriority="39"/>
-    <w:lsdException w:name="Table Theme" w:semiHidden="1" w:unhideWhenUsed="1"/>
-    <w:lsdException w:name="Placeholder Text" w:semiHidden="1"/>
-    <w:lsdException w:name="No Spacing" w:uiPriority="1" w:qFormat="1"/>
-    <w:lsdException w:name="Light Shading" w:uiPriority="60"/>
-    <w:lsdException w:name="Light List" w:uiPriority="61"/>
-    <w:lsdException w:name="Light Grid" w:uiPriority="62"/>
-    <w:lsdException w:name="Medium Shading 1" w:uiPriority="63"/>
-    <w:lsdException w:name="Medium Shading 2" w:uiPriority="64"/>
-    <w:lsdException w:name="Medium List 1" w:uiPriority="65"/>
-    <w:lsdException w:name="Medium List 2" w:uiPriority="66"/>
-    <w:lsdException w:name="Medium Grid 1" w:uiPriority="67"/>
-    <w:lsdException w:name="Medium Grid 2" w:uiPriority="68"/>
-    <w:lsdException w:name="Medium Grid 3" w:uiPriority="69"/>
-    <w:lsdException w:name="Dark List" w:uiPriority="70"/>
-    <w:lsdException w:name="Colorful Shading" w:uiPriority="71"/>
-    <w:lsdException w:name="Colorful List" w:uiPriority="72"/>
-    <w:lsdException w:name="Colorful Grid" w:uiPriority="73"/>
-    <w:lsdException w:name="Light Shading Accent 1" w:uiPriority="60"/>
-    <w:lsdException w:name="Light List Accent 1" w:uiPriority="61"/>
-    <w:lsdException w:name="Light Grid Accent 1" w:uiPriority="62"/>
-    <w:lsdException w:name="Medium Shading 1 Accent 1" w:uiPriority="63"/>
-    <w:lsdException w:name="Medium Shading 2 Accent 1" w:uiPriority="64"/>
-    <w:lsdException w:name="Medium List 1 Accent 1" w:uiPriority="65"/>
-    <w:lsdException w:name="Revision" w:semiHidden="1"/>
-    <w:lsdException w:name="List Paragraph" w:uiPriority="34" w:qFormat="1"/>
-    <w:lsdException w:name="Quote" w:uiPriority="29" w:qFormat="1"/>
-    <w:lsdException w:name="Intense Quote" w:uiPriority="30" w:qFormat="1"/>
-    <w:lsdException w:name="Medium List 2 Accent 1" w:uiPriority="66"/>
-    <w:lsdException w:name="Medium Grid 1 Accent 1" w:uiPriority="67"/>
-    <w:lsdException w:name="Medium Grid 2 Accent 1" w:uiPriority="68"/>
-    <w:lsdException w:name="Medium Grid 3 Accent 1" w:uiPriority="69"/>
-    <w:lsdException w:name="Dark List Accent 1" w:uiPriority="70"/>
-    <w:lsdException w:name="Colorful Shading Accent 1" w:uiPriority="71"/>
-    <w:lsdException w:name="Colorful List Accent 1" w:uiPriority="72"/>
-    <w:lsdException w:name="Colorful Grid Accent 1" w:uiPriority="73"/>
-    <w:lsdException w:name="Light Shading Accent 2" w:uiPriority="60"/>
-    <w:lsdException w:name="Light List Accent 2" w:uiPriority="61"/>
-    <w:lsdException w:name="Light Grid Accent 2" w:uiPriority="62"/>
-    <w:lsdException w:name="Medium Shading 1 Accent 2" w:uiPriority="63"/>
-    <w:lsdException w:name="Medium Shading 2 Accent 2" w:uiPriority="64"/>
-    <w:lsdException w:name="Medium List 1 Accent 2" w:uiPriority="65"/>
-    <w:lsdException w:name="Medium List 2 Accent 2" w:uiPriority="66"/>
-    <w:lsdException w:name="Medium Grid 1 Accent 2" w:uiPriority="67"/>
-    <w:lsdException w:name="Medium Grid 2 Accent 2" w:uiPriority="68"/>
-    <w:lsdException w:name="Medium Grid 3 Accent 2" w:uiPriority="69"/>
-    <w:lsdException w:name="Dark List Accent 2" w:uiPriority="70"/>
-    <w:lsdException w:name="Colorful Shading Accent 2" w:uiPriority="71"/>
-    <w:lsdException w:name="Colorful List Accent 2" w:uiPriority="72"/>
-    <w:lsdException w:name="Colorful Grid Accent 2" w:uiPriority="73"/>
-    <w:lsdException w:name="Light Shading Accent 3" w:uiPriority="60"/>
-    <w:lsdException w:name="Light List Accent 3" w:uiPriority="61"/>
-    <w:lsdException w:name="Light Grid Accent 3" w:uiPriority="62"/>
-    <w:lsdException w:name="Medium Shading 1 Accent 3" w:uiPriority="63"/>
-    <w:lsdException w:name="Medium Shading 2 Accent 3" w:uiPriority="64"/>
-    <w:lsdException w:name="Medium List 1 Accent 3" w:uiPriority="65"/>
-    <w:lsdException w:name="Medium List 2 Accent 3" w:uiPriority="66"/>
-    <w:lsdException w:name="Medium Grid 1 Accent 3" w:uiPriority="67"/>
-    <w:lsdException w:name="Medium Grid 2 Accent 3" w:uiPriority="68"/>
-    <w:lsdException w:name="Medium Grid 3 Accent 3" w:uiPriority="69"/>
-    <w:lsdException w:name="Dark List Accent 3" w:uiPriority="70"/>
-    <w:lsdException w:name="Colorful Shading Accent 3" w:uiPriority="71"/>
-    <w:lsdException w:name="Colorful List Accent 3" w:uiPriority="72"/>
-    <w:lsdException w:name="Colorful Grid Accent 3" w:uiPriority="73"/>
-    <w:lsdException w:name="Light Shading Accent 4" w:uiPriority="60"/>
-    <w:lsdException w:name="Light List Accent 4" w:uiPriority="61"/>
-    <w:lsdException w:name="Light Grid Accent 4" w:uiPriority="62"/>
-    <w:lsdException w:name="Medium Shading 1 Accent 4" w:uiPriority="63"/>
-    <w:lsdException w:name="Medium Shading 2 Accent 4" w:uiPriority="64"/>
-    <w:lsdException w:name="Medium List 1 Accent 4" w:uiPriority="65"/>
-    <w:lsdException w:name="Medium List 2 Accent 4" w:uiPriority="66"/>
-    <w:lsdException w:name="Medium Grid 1 Accent 4" w:uiPriority="67"/>
-    <w:lsdException w:name="Medium Grid 2 Accent 4" w:uiPriority="68"/>
-    <w:lsdException w:name="Medium Grid 3 Accent 4" w:uiPriority="69"/>
-    <w:lsdException w:name="Dark List Accent 4" w:uiPriority="70"/>
-    <w:lsdException w:name="Colorful Shading Accent 4" w:uiPriority="71"/>
-    <w:lsdException w:name="Colorful List Accent 4" w:uiPriority="72"/>
-    <w:lsdException w:name="Colorful Grid Accent 4" w:uiPriority="73"/>
-    <w:lsdException w:name="Light Shading Accent 5" w:uiPriority="60"/>
-    <w:lsdException w:name="Light List Accent 5" w:uiPriority="61"/>
-    <w:lsdException w:name="Light Grid Accent 5" w:uiPriority="62"/>
-    <w:lsdException w:name="Medium Shading 1 Accent 5" w:uiPriority="63"/>
-    <w:lsdException w:name="Medium Shading 2 Accent 5" w:uiPriority="64"/>
-    <w:lsdException w:name="Medium List 1 Accent 5" w:uiPriority="65"/>
-    <w:lsdException w:name="Medium List 2 Accent 5" w:uiPriority="66"/>
-    <w:lsdException w:name="Medium Grid 1 Accent 5" w:uiPriority="67"/>
-    <w:lsdException w:name="Medium Grid 2 Accent 5" w:uiPriority="68"/>
-    <w:lsdException w:name="Medium Grid 3 Accent 5" w:uiPriority="69"/>
-    <w:lsdException w:name="Dark List Accent 5" w:uiPriority="70"/>
-    <w:lsdException w:name="Colorful Shading Accent 5" w:uiPriority="71"/>
-    <w:lsdException w:name="Colorful List Accent 5" w:uiPriority="72"/>
-    <w:lsdException w:name="Colorful Grid Accent 5" w:uiPriority="73"/>
-    <w:lsdException w:name="Light Shading Accent 6" w:uiPriority="60"/>
-    <w:lsdException w:name="Light List Accent 6" w:uiPriority="61"/>
-    <w:lsdException w:name="Light Grid Accent 6" w:uiPriority="62"/>
-    <w:lsdException w:name="Medium Shading 1 Accent 6" w:uiPriority="63"/>
-    <w:lsdException w:name="Medium Shading 2 Accent 6" w:uiPriority="64"/>
-    <w:lsdException w:name="Medium List 1 Accent 6" w:uiPriority="65"/>
-    <w:lsdException w:name="Medium List 2 Accent 6" w:uiPriority="66"/>
-    <w:lsdException w:name="Medium Grid 1 Accent 6" w:uiPriority="67"/>
-    <w:lsdException w:name="Medium Grid 2 Accent 6" w:uiPriority="68"/>
-    <w:lsdException w:name="Medium Grid 3 Accent 6" w:uiPriority="69"/>
-    <w:lsdException w:name="Dark List Accent 6" w:uiPriority="70"/>
-    <w:lsdException w:name="Colorful Shading Accent 6" w:uiPriority="71"/>
-    <w:lsdException w:name="Colorful List Accent 6" w:uiPriority="72"/>
-    <w:lsdException w:name="Colorful Grid Accent 6" w:uiPriority="73"/>
-    <w:lsdException w:name="Subtle Emphasis" w:uiPriority="19" w:qFormat="1"/>
-    <w:lsdException w:name="Intense Emphasis" w:uiPriority="21" w:qFormat="1"/>
-    <w:lsdException w:name="Subtle Reference" w:uiPriority="31" w:qFormat="1"/>
-    <w:lsdException w:name="Intense Reference" w:uiPriority="32" w:qFormat="1"/>
-    <w:lsdException w:name="Book Title" w:uiPriority="33" w:qFormat="1"/>
-    <w:lsdException w:name="Bibliography" w:semiHidden="1" w:uiPriority="37" w:unhideWhenUsed="1"/>
-    <w:lsdException w:name="TOC Heading" w:semiHidden="1" w:uiPriority="39" w:unhideWhenUsed="1" w:qFormat="1"/>
-    <w:lsdException w:name="Plain Table 1" w:uiPriority="41"/>
-    <w:lsdException w:name="Plain Table 2" w:uiPriority="42"/>
-    <w:lsdException w:name="Plain Table 3" w:uiPriority="43"/>
-    <w:lsdException w:name="Plain Table 4" w:uiPriority="44"/>
-    <w:lsdException w:name="Plain Table 5" w:uiPriority="45"/>
-    <w:lsdException w:name="Grid Table Light" w:uiPriority="40"/>
-    <w:lsdException w:name="Grid Table 1 Light" w:uiPriority="46"/>
-    <w:lsdException w:name="Grid Table 2" w:uiPriority="47"/>
-    <w:lsdException w:name="Grid Table 3" w:uiPriority="48"/>
-    <w:lsdException w:name="Grid Table 4" w:uiPriority="49"/>
-    <w:lsdException w:name="Grid Table 5 Dark" w:uiPriority="50"/>
-    <w:lsdException w:name="Grid Table 6 Colorful" w:uiPriority="51"/>
-    <w:lsdException w:name="Grid Table 7 Colorful" w:uiPriority="52"/>
-    <w:lsdException w:name="Grid Table 1 Light Accent 1" w:uiPriority="46"/>
-    <w:lsdException w:name="Grid Table 2 Accent 1" w:uiPriority="47"/>
-    <w:lsdException w:name="Grid Table 3 Accent 1" w:uiPriority="48"/>
-    <w:lsdException w:name="Grid Table 4 Accent 1" w:uiPriority="49"/>
-    <w:lsdException w:name="Grid Table 5 Dark Accent 1" w:uiPriority="50"/>
-    <w:lsdException w:name="Grid Table 6 Colorful Accent 1" w:uiPriority="51"/>
-    <w:lsdException w:name="Grid Table 7 Colorful Accent 1" w:uiPriority="52"/>
-    <w:lsdException w:name="Grid Table 1 Light Accent 2" w:uiPriority="46"/>
-    <w:lsdException w:name="Grid Table 2 Accent 2" w:uiPriority="47"/>
-    <w:lsdException w:name="Grid Table 3 Accent 2" w:uiPriority="48"/>
-    <w:lsdException w:name="Grid Table 4 Accent 2" w:uiPriority="49"/>
-    <w:lsdException w:name="Grid Table 5 Dark Accent 2" w:uiPriority="50"/>
-    <w:lsdException w:name="Grid Table 6 Colorful Accent 2" w:uiPriority="51"/>
-    <w:lsdException w:name="Grid Table 7 Colorful Accent 2" w:uiPriority="52"/>
-    <w:lsdException w:name="Grid Table 1 Light Accent 3" w:uiPriority="46"/>
-    <w:lsdException w:name="Grid Table 2 Accent 3" w:uiPriority="47"/>
-    <w:lsdException w:name="Grid Table 3 Accent 3" w:uiPriority="48"/>
-    <w:lsdException w:name="Grid Table 4 Accent 3" w:uiPriority="49"/>
-    <w:lsdException w:name="Grid Table 5 Dark Accent 3" w:uiPriority="50"/>
-    <w:lsdException w:name="Grid Table 6 Colorful Accent 3" w:uiPriority="51"/>
-    <w:lsdException w:name="Grid Table 7 Colorful Accent 3" w:uiPriority="52"/>
-    <w:lsdException w:name="Grid Table 1 Light Accent 4" w:uiPriority="46"/>
-    <w:lsdException w:name="Grid Table 2 Accent 4" w:uiPriority="47"/>
-    <w:lsdException w:name="Grid Table 3 Accent 4" w:uiPriority="48"/>
-    <w:lsdException w:name="Grid Table 4 Accent 4" w:uiPriority="49"/>
-    <w:lsdException w:name="Grid Table 5 Dark Accent 4" w:uiPriority="50"/>
-    <w:lsdException w:name="Grid Table 6 Colorful Accent 4" w:uiPriority="51"/>
-    <w:lsdException w:name="Grid Table 7 Colorful Accent 4" w:uiPriority="52"/>
-    <w:lsdException w:name="Grid Table 1 Light Accent 5" w:uiPriority="46"/>
-    <w:lsdException w:name="Grid Table 2 Accent 5" w:uiPriority="47"/>
-    <w:lsdException w:name="Grid Table 3 Accent 5" w:uiPriority="48"/>
-    <w:lsdException w:name="Grid Table 4 Accent 5" w:uiPriority="49"/>
-    <w:lsdException w:name="Grid Table 5 Dark Accent 5" w:uiPriority="50"/>
-    <w:lsdException w:name="Grid Table 6 Colorful Accent 5" w:uiPriority="51"/>
-    <w:lsdException w:name="Grid Table 7 Colorful Accent 5" w:uiPriority="52"/>
-    <w:lsdException w:name="Grid Table 1 Light Accent 6" w:uiPriority="46"/>
-    <w:lsdException w:name="Grid Table 2 Accent 6" w:uiPriority="47"/>
-    <w:lsdException w:name="Grid Table 3 Accent 6" w:uiPriority="48"/>
-    <w:lsdException w:name="Grid Table 4 Accent 6" w:uiPriority="49"/>
-    <w:lsdException w:name="Grid Table 5 Dark Accent 6" w:uiPriority="50"/>
-    <w:lsdException w:name="Grid Table 6 Colorful Accent 6" w:uiPriority="51"/>
-    <w:lsdException w:name="Grid Table 7 Colorful Accent 6" w:uiPriority="52"/>
-    <w:lsdException w:name="List Table 1 Light" w:uiPriority="46"/>
-    <w:lsdException w:name="List Table 2" w:uiPriority="47"/>
-    <w:lsdException w:name="List Table 3" w:uiPriority="48"/>
-    <w:lsdException w:name="List Table 4" w:uiPriority="49"/>
-    <w:lsdException w:name="List Table 5 Dark" w:uiPriority="50"/>
-    <w:lsdException w:name="List Table 6 Colorful" w:uiPriority="51"/>
-    <w:lsdException w:name="List Table 7 Colorful" w:uiPriority="52"/>
-    <w:lsdException w:name="List Table 1 Light Accent 1" w:uiPriority="46"/>
-    <w:lsdException w:name="List Table 2 Accent 1" w:uiPriority="47"/>
-    <w:lsdException w:name="List Table 3 Accent 1" w:uiPriority="48"/>
-    <w:lsdException w:name="List Table 4 Accent 1" w:uiPriority="49"/>
-    <w:lsdException w:name="List Table 5 Dark Accent 1" w:uiPriority="50"/>
-    <w:lsdException w:name="List Table 6 Colorful Accent 1" w:uiPriority="51"/>
-    <w:lsdException w:name="List Table 7 Colorful Accent 1" w:uiPriority="52"/>
-    <w:lsdException w:name="List Table 1 Light Accent 2" w:uiPriority="46"/>
-    <w:lsdException w:name="List Table 2 Accent 2" w:uiPriority="47"/>
-    <w:lsdException w:name="List Table 3 Accent 2" w:uiPriority="48"/>
-    <w:lsdException w:name="List Table 4 Accent 2" w:uiPriority="49"/>
-    <w:lsdException w:name="List Table 5 Dark Accent 2" w:uiPriority="50"/>
-    <w:lsdException w:name="List Table 6 Colorful Accent 2" w:uiPriority="51"/>
-    <w:lsdException w:name="List Table 7 Colorful Accent 2" w:uiPriority="52"/>
-    <w:lsdException w:name="List Table 1 Light Accent 3" w:uiPriority="46"/>
-    <w:lsdException w:name="List Table 2 Accent 3" w:uiPriority="47"/>
-    <w:lsdException w:name="List Table 3 Accent 3" w:uiPriority="48"/>
-    <w:lsdException w:name="List Table 4 Accent 3" w:uiPriority="49"/>
-    <w:lsdException w:name="List Table 5 Dark Accent 3" w:uiPriority="50"/>
-    <w:lsdException w:name="List Table 6 Colorful Accent 3" w:uiPriority="51"/>
-    <w:lsdException w:name="List Table 7 Colorful Accent 3" w:uiPriority="52"/>
-    <w:lsdException w:name="List Table 1 Light Accent 4" w:uiPriority="46"/>
-    <w:lsdException w:name="List Table 2 Accent 4" w:uiPriority="47"/>
-    <w:lsdException w:name="List Table 3 Accent 4" w:uiPriority="48"/>
-    <w:lsdException w:name="List Table 4 Accent 4" w:uiPriority="49"/>
-    <w:lsdException w:name="List Table 5 Dark Accent 4" w:uiPriority="50"/>
-    <w:lsdException w:name="List Table 6 Colorful Accent 4" w:uiPriority="51"/>
-    <w:lsdException w:name="List Table 7 Colorful Accent 4" w:uiPriority="52"/>
-    <w:lsdException w:name="List Table 1 Light Accent 5" w:uiPriority="46"/>
-    <w:lsdException w:name="List Table 2 Accent 5" w:uiPriority="47"/>
-    <w:lsdException w:name="List Table 3 Accent 5" w:uiPriority="48"/>
-    <w:lsdException w:name="List Table 4 Accent 5" w:uiPriority="49"/>
-    <w:lsdException w:name="List Table 5 Dark Accent 5" w:uiPriority="50"/>
-    <w:lsdException w:name="List Table 6 Colorful Accent 5" w:uiPriority="51"/>
-    <w:lsdException w:name="List Table 7 Colorful Accent 5" w:uiPriority="52"/>
-    <w:lsdException w:name="List Table 1 Light Accent 6" w:uiPriority="46"/>
-    <w:lsdException w:name="List Table 2 Accent 6" w:uiPriority="47"/>
-    <w:lsdException w:name="List Table 3 Accent 6" w:uiPriority="48"/>
-    <w:lsdException w:name="List Table 4 Accent 6" w:uiPriority="49"/>
-    <w:lsdException w:name="List Table 5 Dark Accent 6" w:uiPriority="50"/>
-    <w:lsdException w:name="List Table 6 Colorful Accent 6" w:uiPriority="51"/>
-    <w:lsdException w:name="List Table 7 Colorful Accent 6" w:uiPriority="52"/>
-    <w:lsdException w:name="Mention" w:semiHidden="1" w:unhideWhenUsed="1"/>
-    <w:lsdException w:name="Smart Hyperlink" w:semiHidden="1" w:unhideWhenUsed="1"/>
-    <w:lsdException w:name="Hashtag" w:semiHidden="1" w:unhideWhenUsed="1"/>
-    <w:lsdException w:name="Unresolved Mention" w:semiHidden="1" w:unhideWhenUsed="1"/>
-    <w:lsdException w:name="Smart Link" w:semiHidden="1" w:unhideWhenUsed="1"/>
+  <w:latentStyles w:defLockedState="0" w:defUIPriority="99" w:defSemiHidden="1" w:defUnhideWhenUsed="1" w:defQFormat="0" w:count="267">
+    <w:lsdException w:name="Normal" w:semiHidden="0" w:uiPriority="0" w:unhideWhenUsed="0" w:qFormat="1"/>
+    <w:lsdException w:name="heading 1" w:semiHidden="0" w:uiPriority="9" w:unhideWhenUsed="0" w:qFormat="1"/>
+    <w:lsdException w:name="heading 2" w:uiPriority="9" w:qFormat="1"/>
+    <w:lsdException w:name="heading 3" w:uiPriority="9" w:qFormat="1"/>
+    <w:lsdException w:name="heading 4" w:uiPriority="9" w:qFormat="1"/>
+    <w:lsdException w:name="heading 5" w:uiPriority="9" w:qFormat="1"/>
+    <w:lsdException w:name="heading 6" w:uiPriority="9" w:qFormat="1"/>
+    <w:lsdException w:name="heading 7" w:uiPriority="9" w:qFormat="1"/>
+    <w:lsdException w:name="heading 8" w:uiPriority="9" w:qFormat="1"/>
+    <w:lsdException w:name="heading 9" w:uiPriority="9" w:qFormat="1"/>
+    <w:lsdException w:name="toc 1" w:uiPriority="39"/>
+    <w:lsdException w:name="toc 2" w:uiPriority="39"/>
+    <w:lsdException w:name="toc 3" w:uiPriority="39"/>
+    <w:lsdException w:name="toc 4" w:uiPriority="39"/>
+    <w:lsdException w:name="toc 5" w:uiPriority="39"/>
+    <w:lsdException w:name="toc 6" w:uiPriority="39"/>
+    <w:lsdException w:name="toc 7" w:uiPriority="39"/>
+    <w:lsdException w:name="toc 8" w:uiPriority="39"/>
+    <w:lsdException w:name="toc 9" w:uiPriority="39"/>
+    <w:lsdException w:name="caption" w:uiPriority="35" w:qFormat="1"/>
+    <w:lsdException w:name="Title" w:semiHidden="0" w:uiPriority="10" w:unhideWhenUsed="0" w:qFormat="1"/>
+    <w:lsdException w:name="Default Paragraph Font" w:uiPriority="1"/>
+    <w:lsdException w:name="Subtitle" w:semiHidden="0" w:uiPriority="11" w:unhideWhenUsed="0" w:qFormat="1"/>
+    <w:lsdException w:name="Strong" w:semiHidden="0" w:uiPriority="22" w:unhideWhenUsed="0" w:qFormat="1"/>
+    <w:lsdException w:name="Emphasis" w:semiHidden="0" w:uiPriority="20" w:unhideWhenUsed="0" w:qFormat="1"/>
+    <w:lsdException w:name="Table Grid" w:semiHidden="0" w:uiPriority="39" w:unhideWhenUsed="0"/>
+    <w:lsdException w:name="Placeholder Text" w:unhideWhenUsed="0"/>
+    <w:lsdException w:name="No Spacing" w:semiHidden="0" w:uiPriority="1" w:unhideWhenUsed="0" w:qFormat="1"/>
+    <w:lsdException w:name="Light Shading" w:semiHidden="0" w:uiPriority="60" w:unhideWhenUsed="0"/>
+    <w:lsdException w:name="Light List" w:semiHidden="0" w:uiPriority="61" w:unhideWhenUsed="0"/>
+    <w:lsdException w:name="Light Grid" w:semiHidden="0" w:uiPriority="62" w:unhideWhenUsed="0"/>
+    <w:lsdException w:name="Medium Shading 1" w:semiHidden="0" w:uiPriority="63" w:unhideWhenUsed="0"/>
+    <w:lsdException w:name="Medium Shading 2" w:semiHidden="0" w:uiPriority="64" w:unhideWhenUsed="0"/>
+    <w:lsdException w:name="Medium List 1" w:semiHidden="0" w:uiPriority="65" w:unhideWhenUsed="0"/>
+    <w:lsdException w:name="Medium List 2" w:semiHidden="0" w:uiPriority="66" w:unhideWhenUsed="0"/>
+    <w:lsdException w:name="Medium Grid 1" w:semiHidden="0" w:uiPriority="67" w:unhideWhenUsed="0"/>
+    <w:lsdException w:name="Medium Grid 2" w:semiHidden="0" w:uiPriority="68" w:unhideWhenUsed="0"/>
+    <w:lsdException w:name="Medium Grid 3" w:semiHidden="0" w:uiPriority="69" w:unhideWhenUsed="0"/>
+    <w:lsdException w:name="Dark List" w:semiHidden="0" w:uiPriority="70" w:unhideWhenUsed="0"/>
+    <w:lsdException w:name="Colorful Shading" w:semiHidden="0" w:uiPriority="71" w:unhideWhenUsed="0"/>
+    <w:lsdException w:name="Colorful List" w:semiHidden="0" w:uiPriority="72" w:unhideWhenUsed="0"/>
+    <w:lsdException w:name="Colorful Grid" w:semiHidden="0" w:uiPriority="73" w:unhideWhenUsed="0"/>
+    <w:lsdException w:name="Light Shading Accent 1" w:semiHidden="0" w:uiPriority="60" w:unhideWhenUsed="0"/>
+    <w:lsdException w:name="Light List Accent 1" w:semiHidden="0" w:uiPriority="61" w:unhideWhenUsed="0"/>
+    <w:lsdException w:name="Light Grid Accent 1" w:semiHidden="0" w:uiPriority="62" w:unhideWhenUsed="0"/>
+    <w:lsdException w:name="Medium Shading 1 Accent 1" w:semiHidden="0" w:uiPriority="63" w:unhideWhenUsed="0"/>
+    <w:lsdException w:name="Medium Shading 2 Accent 1" w:semiHidden="0" w:uiPriority="64" w:unhideWhenUsed="0"/>
+    <w:lsdException w:name="Medium List 1 Accent 1" w:semiHidden="0" w:uiPriority="65" w:unhideWhenUsed="0"/>
+    <w:lsdException w:name="Revision" w:unhideWhenUsed="0"/>
+    <w:lsdException w:name="List Paragraph" w:semiHidden="0" w:uiPriority="34" w:unhideWhenUsed="0" w:qFormat="1"/>
+    <w:lsdException w:name="Quote" w:semiHidden="0" w:uiPriority="29" w:unhideWhenUsed="0" w:qFormat="1"/>
+    <w:lsdException w:name="Intense Quote" w:semiHidden="0" w:uiPriority="30" w:unhideWhenUsed="0" w:qFormat="1"/>
+    <w:lsdException w:name="Medium List 2 Accent 1" w:semiHidden="0" w:uiPriority="66" w:unhideWhenUsed="0"/>
+    <w:lsdException w:name="Medium Grid 1 Accent 1" w:semiHidden="0" w:uiPriority="67" w:unhideWhenUsed="0"/>
+    <w:lsdException w:name="Medium Grid 2 Accent 1" w:semiHidden="0" w:uiPriority="68" w:unhideWhenUsed="0"/>
+    <w:lsdException w:name="Medium Grid 3 Accent 1" w:semiHidden="0" w:uiPriority="69" w:unhideWhenUsed="0"/>
+    <w:lsdException w:name="Dark List Accent 1" w:semiHidden="0" w:uiPriority="70" w:unhideWhenUsed="0"/>
+    <w:lsdException w:name="Colorful Shading Accent 1" w:semiHidden="0" w:uiPriority="71" w:unhideWhenUsed="0"/>
+    <w:lsdException w:name="Colorful List Accent 1" w:semiHidden="0" w:uiPriority="72" w:unhideWhenUsed="0"/>
+    <w:lsdException w:name="Colorful Grid Accent 1" w:semiHidden="0" w:uiPriority="73" w:unhideWhenUsed="0"/>
+    <w:lsdException w:name="Light Shading Accent 2" w:semiHidden="0" w:uiPriority="60" w:unhideWhenUsed="0"/>
+    <w:lsdException w:name="Light List Accent 2" w:semiHidden="0" w:uiPriority="61" w:unhideWhenUsed="0"/>
+    <w:lsdException w:name="Light Grid Accent 2" w:semiHidden="0" w:uiPriority="62" w:unhideWhenUsed="0"/>
+    <w:lsdException w:name="Medium Shading 1 Accent 2" w:semiHidden="0" w:uiPriority="63" w:unhideWhenUsed="0"/>
+    <w:lsdException w:name="Medium Shading 2 Accent 2" w:semiHidden="0" w:uiPriority="64" w:unhideWhenUsed="0"/>
+    <w:lsdException w:name="Medium List 1 Accent 2" w:semiHidden="0" w:uiPriority="65" w:unhideWhenUsed="0"/>
+    <w:lsdException w:name="Medium List 2 Accent 2" w:semiHidden="0" w:uiPriority="66" w:unhideWhenUsed="0"/>
+    <w:lsdException w:name="Medium Grid 1 Accent 2" w:semiHidden="0" w:uiPriority="67" w:unhideWhenUsed="0"/>
+    <w:lsdException w:name="Medium Grid 2 Accent 2" w:semiHidden="0" w:uiPriority="68" w:unhideWhenUsed="0"/>
+    <w:lsdException w:name="Medium Grid 3 Accent 2" w:semiHidden="0" w:uiPriority="69" w:unhideWhenUsed="0"/>
+    <w:lsdException w:name="Dark List Accent 2" w:semiHidden="0" w:uiPriority="70" w:unhideWhenUsed="0"/>
+    <w:lsdException w:name="Colorful Shading Accent 2" w:semiHidden="0" w:uiPriority="71" w:unhideWhenUsed="0"/>
+    <w:lsdException w:name="Colorful List Accent 2" w:semiHidden="0" w:uiPriority="72" w:unhideWhenUsed="0"/>
+    <w:lsdException w:name="Colorful Grid Accent 2" w:semiHidden="0" w:uiPriority="73" w:unhideWhenUsed="0"/>
+    <w:lsdException w:name="Light Shading Accent 3" w:semiHidden="0" w:uiPriority="60" w:unhideWhenUsed="0"/>
+    <w:lsdException w:name="Light List Accent 3" w:semiHidden="0" w:uiPriority="61" w:unhideWhenUsed="0"/>
+    <w:lsdException w:name="Light Grid Accent 3" w:semiHidden="0" w:uiPriority="62" w:unhideWhenUsed="0"/>
+    <w:lsdException w:name="Medium Shading 1 Accent 3" w:semiHidden="0" w:uiPriority="63" w:unhideWhenUsed="0"/>
+    <w:lsdException w:name="Medium Shading 2 Accent 3" w:semiHidden="0" w:uiPriority="64" w:unhideWhenUsed="0"/>
+    <w:lsdException w:name="Medium List 1 Accent 3" w:semiHidden="0" w:uiPriority="65" w:unhideWhenUsed="0"/>
+    <w:lsdException w:name="Medium List 2 Accent 3" w:semiHidden="0" w:uiPriority="66" w:unhideWhenUsed="0"/>
+    <w:lsdException w:name="Medium Grid 1 Accent 3" w:semiHidden="0" w:uiPriority="67" w:unhideWhenUsed="0"/>
+    <w:lsdException w:name="Medium Grid 2 Accent 3" w:semiHidden="0" w:uiPriority="68" w:unhideWhenUsed="0"/>
+    <w:lsdException w:name="Medium Grid 3 Accent 3" w:semiHidden="0" w:uiPriority="69" w:unhideWhenUsed="0"/>
+    <w:lsdException w:name="Dark List Accent 3" w:semiHidden="0" w:uiPriority="70" w:unhideWhenUsed="0"/>
+    <w:lsdException w:name="Colorful Shading Accent 3" w:semiHidden="0" w:uiPriority="71" w:unhideWhenUsed="0"/>
+    <w:lsdException w:name="Colorful List Accent 3" w:semiHidden="0" w:uiPriority="72" w:unhideWhenUsed="0"/>
+    <w:lsdException w:name="Colorful Grid Accent 3" w:semiHidden="0" w:uiPriority="73" w:unhideWhenUsed="0"/>
+    <w:lsdException w:name="Light Shading Accent 4" w:semiHidden="0" w:uiPriority="60" w:unhideWhenUsed="0"/>
+    <w:lsdException w:name="Light List Accent 4" w:semiHidden="0" w:uiPriority="61" w:unhideWhenUsed="0"/>
+    <w:lsdException w:name="Light Grid Accent 4" w:semiHidden="0" w:uiPriority="62" w:unhideWhenUsed="0"/>
+    <w:lsdException w:name="Medium Shading 1 Accent 4" w:semiHidden="0" w:uiPriority="63" w:unhideWhenUsed="0"/>
+    <w:lsdException w:name="Medium Shading 2 Accent 4" w:semiHidden="0" w:uiPriority="64" w:unhideWhenUsed="0"/>
+    <w:lsdException w:name="Medium List 1 Accent 4" w:semiHidden="0" w:uiPriority="65" w:unhideWhenUsed="0"/>
+    <w:lsdException w:name="Medium List 2 Accent 4" w:semiHidden="0" w:uiPriority="66" w:unhideWhenUsed="0"/>
+    <w:lsdException w:name="Medium Grid 1 Accent 4" w:semiHidden="0" w:uiPriority="67" w:unhideWhenUsed="0"/>
+    <w:lsdException w:name="Medium Grid 2 Accent 4" w:semiHidden="0" w:uiPriority="68" w:unhideWhenUsed="0"/>
+    <w:lsdException w:name="Medium Grid 3 Accent 4" w:semiHidden="0" w:uiPriority="69" w:unhideWhenUsed="0"/>
+    <w:lsdException w:name="Dark List Accent 4" w:semiHidden="0" w:uiPriority="70" w:unhideWhenUsed="0"/>
+    <w:lsdException w:name="Colorful Shading Accent 4" w:semiHidden="0" w:uiPriority="71" w:unhideWhenUsed="0"/>
+    <w:lsdException w:name="Colorful List Accent 4" w:semiHidden="0" w:uiPriority="72" w:unhideWhenUsed="0"/>
+    <w:lsdException w:name="Colorful Grid Accent 4" w:semiHidden="0" w:uiPriority="73" w:unhideWhenUsed="0"/>
+    <w:lsdException w:name="Light Shading Accent 5" w:semiHidden="0" w:uiPriority="60" w:unhideWhenUsed="0"/>
+    <w:lsdException w:name="Light List Accent 5" w:semiHidden="0" w:uiPriority="61" w:unhideWhenUsed="0"/>
+    <w:lsdException w:name="Light Grid Accent 5" w:semiHidden="0" w:uiPriority="62" w:unhideWhenUsed="0"/>
+    <w:lsdException w:name="Medium Shading 1 Accent 5" w:semiHidden="0" w:uiPriority="63" w:unhideWhenUsed="0"/>
+    <w:lsdException w:name="Medium Shading 2 Accent 5" w:semiHidden="0" w:uiPriority="64" w:unhideWhenUsed="0"/>
+    <w:lsdException w:name="Medium List 1 Accent 5" w:semiHidden="0" w:uiPriority="65" w:unhideWhenUsed="0"/>
+    <w:lsdException w:name="Medium List 2 Accent 5" w:semiHidden="0" w:uiPriority="66" w:unhideWhenUsed="0"/>
+    <w:lsdException w:name="Medium Grid 1 Accent 5" w:semiHidden="0" w:uiPriority="67" w:unhideWhenUsed="0"/>
+    <w:lsdException w:name="Medium Grid 2 Accent 5" w:semiHidden="0" w:uiPriority="68" w:unhideWhenUsed="0"/>
+    <w:lsdException w:name="Medium Grid 3 Accent 5" w:semiHidden="0" w:uiPriority="69" w:unhideWhenUsed="0"/>
+    <w:lsdException w:name="Dark List Accent 5" w:semiHidden="0" w:uiPriority="70" w:unhideWhenUsed="0"/>
+    <w:lsdException w:name="Colorful Shading Accent 5" w:semiHidden="0" w:uiPriority="71" w:unhideWhenUsed="0"/>
+    <w:lsdException w:name="Colorful List Accent 5" w:semiHidden="0" w:uiPriority="72" w:unhideWhenUsed="0"/>
+    <w:lsdException w:name="Colorful Grid Accent 5" w:semiHidden="0" w:uiPriority="73" w:unhideWhenUsed="0"/>
+    <w:lsdException w:name="Light Shading Accent 6" w:semiHidden="0" w:uiPriority="60" w:unhideWhenUsed="0"/>
+    <w:lsdException w:name="Light List Accent 6" w:semiHidden="0" w:uiPriority="61" w:unhideWhenUsed="0"/>
+    <w:lsdException w:name="Light Grid Accent 6" w:semiHidden="0" w:uiPriority="62" w:unhideWhenUsed="0"/>
+    <w:lsdException w:name="Medium Shading 1 Accent 6" w:semiHidden="0" w:uiPriority="63" w:unhideWhenUsed="0"/>
+    <w:lsdException w:name="Medium Shading 2 Accent 6" w:semiHidden="0" w:uiPriority="64" w:unhideWhenUsed="0"/>
+    <w:lsdException w:name="Medium List 1 Accent 6" w:semiHidden="0" w:uiPriority="65" w:unhideWhenUsed="0"/>
+    <w:lsdException w:name="Medium List 2 Accent 6" w:semiHidden="0" w:uiPriority="66" w:unhideWhenUsed="0"/>
+    <w:lsdException w:name="Medium Grid 1 Accent 6" w:semiHidden="0" w:uiPriority="67" w:unhideWhenUsed="0"/>
+    <w:lsdException w:name="Medium Grid 2 Accent 6" w:semiHidden="0" w:uiPriority="68" w:unhideWhenUsed="0"/>
+    <w:lsdException w:name="Medium Grid 3 Accent 6" w:semiHidden="0" w:uiPriority="69" w:unhideWhenUsed="0"/>
+    <w:lsdException w:name="Dark List Accent 6" w:semiHidden="0" w:uiPriority="70" w:unhideWhenUsed="0"/>
+    <w:lsdException w:name="Colorful Shading Accent 6" w:semiHidden="0" w:uiPriority="71" w:unhideWhenUsed="0"/>
+    <w:lsdException w:name="Colorful List Accent 6" w:semiHidden="0" w:uiPriority="72" w:unhideWhenUsed="0"/>
+    <w:lsdException w:name="Colorful Grid Accent 6" w:semiHidden="0" w:uiPriority="73" w:unhideWhenUsed="0"/>
+    <w:lsdException w:name="Subtle Emphasis" w:semiHidden="0" w:uiPriority="19" w:unhideWhenUsed="0" w:qFormat="1"/>
+    <w:lsdException w:name="Intense Emphasis" w:semiHidden="0" w:uiPriority="21" w:unhideWhenUsed="0" w:qFormat="1"/>
+    <w:lsdException w:name="Subtle Reference" w:semiHidden="0" w:uiPriority="31" w:unhideWhenUsed="0" w:qFormat="1"/>
+    <w:lsdException w:name="Intense Reference" w:semiHidden="0" w:uiPriority="32" w:unhideWhenUsed="0" w:qFormat="1"/>
+    <w:lsdException w:name="Book Title" w:semiHidden="0" w:uiPriority="33" w:unhideWhenUsed="0" w:qFormat="1"/>
+    <w:lsdException w:name="Bibliography" w:uiPriority="37"/>
+    <w:lsdException w:name="TOC Heading" w:uiPriority="39" w:qFormat="1"/>
   </w:latentStyles>
   <w:style w:type="paragraph" w:default="1" w:styleId="Normal">
     <w:name w:val="Normal"/>
@@ -2358,6 +6244,7 @@
     <w:uiPriority w:val="99"/>
     <w:semiHidden/>
     <w:unhideWhenUsed/>
+    <w:qFormat/>
     <w:tblPr>
       <w:tblInd w:w="0" w:type="dxa"/>
       <w:tblCellMar>
@@ -2715,6 +6602,7 @@
       <w:spacing w:after="0" w:line="240" w:lineRule="auto"/>
     </w:pPr>
     <w:tblPr>
+      <w:tblInd w:w="0" w:type="dxa"/>
       <w:tblBorders>
         <w:top w:val="single" w:sz="4" w:space="0" w:color="auto"/>
         <w:left w:val="single" w:sz="4" w:space="0" w:color="auto"/>
@@ -2723,6 +6611,12 @@
         <w:insideH w:val="single" w:sz="4" w:space="0" w:color="auto"/>
         <w:insideV w:val="single" w:sz="4" w:space="0" w:color="auto"/>
       </w:tblBorders>
+      <w:tblCellMar>
+        <w:top w:w="0" w:type="dxa"/>
+        <w:left w:w="108" w:type="dxa"/>
+        <w:bottom w:w="0" w:type="dxa"/>
+        <w:right w:w="108" w:type="dxa"/>
+      </w:tblCellMar>
     </w:tblPr>
   </w:style>
   <w:style w:type="character" w:styleId="TextodoEspaoReservado">
@@ -2752,7 +6646,6 @@
       <w:sz w:val="32"/>
       <w:szCs w:val="32"/>
       <w:lang w:eastAsia="pt-BR"/>
-      <w14:ligatures w14:val="none"/>
     </w:rPr>
   </w:style>
   <w:style w:type="paragraph" w:styleId="Sumrio1">
@@ -2826,7 +6719,6 @@
       <w:kern w:val="0"/>
       <w:sz w:val="20"/>
       <w:szCs w:val="20"/>
-      <w14:ligatures w14:val="none"/>
     </w:rPr>
   </w:style>
   <w:style w:type="paragraph" w:styleId="Corpodetexto">
@@ -2853,6 +6745,67 @@
     <w:name w:val="hljs-attribute"/>
     <w:basedOn w:val="Fontepargpadro"/>
     <w:rsid w:val="00E81111"/>
+  </w:style>
+  <w:style w:type="paragraph" w:styleId="Textodebalo">
+    <w:name w:val="Balloon Text"/>
+    <w:basedOn w:val="Normal"/>
+    <w:link w:val="TextodebaloChar"/>
+    <w:uiPriority w:val="99"/>
+    <w:semiHidden/>
+    <w:unhideWhenUsed/>
+    <w:rsid w:val="00140438"/>
+    <w:pPr>
+      <w:spacing w:after="0" w:line="240" w:lineRule="auto"/>
+    </w:pPr>
+    <w:rPr>
+      <w:rFonts w:ascii="Tahoma" w:hAnsi="Tahoma" w:cs="Tahoma"/>
+      <w:sz w:val="16"/>
+      <w:szCs w:val="16"/>
+    </w:rPr>
+  </w:style>
+  <w:style w:type="character" w:customStyle="1" w:styleId="TextodebaloChar">
+    <w:name w:val="Texto de balão Char"/>
+    <w:basedOn w:val="Fontepargpadro"/>
+    <w:link w:val="Textodebalo"/>
+    <w:uiPriority w:val="99"/>
+    <w:semiHidden/>
+    <w:rsid w:val="00140438"/>
+    <w:rPr>
+      <w:rFonts w:ascii="Tahoma" w:hAnsi="Tahoma" w:cs="Tahoma"/>
+      <w:sz w:val="16"/>
+      <w:szCs w:val="16"/>
+    </w:rPr>
+  </w:style>
+  <w:style w:type="paragraph" w:styleId="NormalWeb">
+    <w:name w:val="Normal (Web)"/>
+    <w:basedOn w:val="Normal"/>
+    <w:uiPriority w:val="99"/>
+    <w:semiHidden/>
+    <w:unhideWhenUsed/>
+    <w:rsid w:val="00140438"/>
+    <w:pPr>
+      <w:spacing w:before="100" w:beforeAutospacing="1" w:after="100" w:afterAutospacing="1" w:line="240" w:lineRule="auto"/>
+    </w:pPr>
+    <w:rPr>
+      <w:rFonts w:ascii="Times New Roman" w:eastAsia="Times New Roman" w:hAnsi="Times New Roman" w:cs="Times New Roman"/>
+      <w:kern w:val="0"/>
+      <w:sz w:val="24"/>
+      <w:szCs w:val="24"/>
+      <w:lang w:eastAsia="pt-BR"/>
+    </w:rPr>
+  </w:style>
+  <w:style w:type="character" w:styleId="CdigoHTML">
+    <w:name w:val="HTML Code"/>
+    <w:basedOn w:val="Fontepargpadro"/>
+    <w:uiPriority w:val="99"/>
+    <w:semiHidden/>
+    <w:unhideWhenUsed/>
+    <w:rsid w:val="00140438"/>
+    <w:rPr>
+      <w:rFonts w:ascii="Courier New" w:eastAsia="Times New Roman" w:hAnsi="Courier New" w:cs="Courier New"/>
+      <w:sz w:val="20"/>
+      <w:szCs w:val="20"/>
+    </w:rPr>
   </w:style>
 </w:styles>
 </file>
@@ -2900,7 +6853,7 @@
     </a:clrScheme>
     <a:fontScheme name="Office">
       <a:majorFont>
-        <a:latin typeface="Aptos Display" panose="02110004020202020204"/>
+        <a:latin typeface="Aptos Display"/>
         <a:ea typeface=""/>
         <a:cs typeface=""/>
         <a:font script="Jpan" typeface="游ゴシック Light"/>
@@ -2952,7 +6905,7 @@
         <a:font script="Tfng" typeface="Ebrima"/>
       </a:majorFont>
       <a:minorFont>
-        <a:latin typeface="Aptos" panose="02110004020202020204"/>
+        <a:latin typeface="Aptos"/>
         <a:ea typeface=""/>
         <a:cs typeface=""/>
         <a:font script="Jpan" typeface="游ゴシック"/>
@@ -3146,7 +7099,7 @@
   <a:extraClrSchemeLst/>
   <a:extLst>
     <a:ext uri="{05A4C25C-085E-4340-85A3-A5531E510DB2}">
-      <thm15:themeFamily xmlns:thm15="http://schemas.microsoft.com/office/thememl/2012/main" name="Office Theme" id="{62F939B6-93AF-4DB8-9C6B-D6C7DFDC589F}" vid="{4A3C46E8-61CC-4603-A589-7422A47A8E4A}"/>
+      <thm15:themeFamily xmlns:thm15="http://schemas.microsoft.com/office/thememl/2012/main" xmlns="" name="Office Theme" id="{62F939B6-93AF-4DB8-9C6B-D6C7DFDC589F}" vid="{4A3C46E8-61CC-4603-A589-7422A47A8E4A}"/>
     </a:ext>
   </a:extLst>
 </a:theme>
@@ -3157,7 +7110,7 @@
 </file>
 
 <file path=customXml/itemProps1.xml><?xml version="1.0" encoding="utf-8"?>
-<ds:datastoreItem xmlns:ds="http://schemas.openxmlformats.org/officeDocument/2006/customXml" ds:itemID="{17291C02-1D6B-41E7-8BC3-67D509B5432B}">
+<ds:datastoreItem xmlns:ds="http://schemas.openxmlformats.org/officeDocument/2006/customXml" ds:itemID="{B536B000-FB74-4696-BBD0-49F60FF563DC}">
   <ds:schemaRefs>
     <ds:schemaRef ds:uri="http://schemas.openxmlformats.org/officeDocument/2006/bibliography"/>
   </ds:schemaRefs>
